--- a/Linux-Service.docx
+++ b/Linux-Service.docx
@@ -1,6 +1,6 @@
 
 <file path=word/document.xml><?xml version="1.0" encoding="utf-8"?>
-<w:document xmlns:wpc="http://schemas.microsoft.com/office/word/2010/wordprocessingCanvas" xmlns:cx="http://schemas.microsoft.com/office/drawing/2014/chartex" xmlns:mc="http://schemas.openxmlformats.org/markup-compatibility/2006" xmlns:o="urn:schemas-microsoft-com:office:office" xmlns:r="http://schemas.openxmlformats.org/officeDocument/2006/relationships" xmlns:m="http://schemas.openxmlformats.org/officeDocument/2006/math" xmlns:v="urn:schemas-microsoft-com:vml" xmlns:wp14="http://schemas.microsoft.com/office/word/2010/wordprocessingDrawing" xmlns:wp="http://schemas.openxmlformats.org/drawingml/2006/wordprocessingDrawing" xmlns:w10="urn:schemas-microsoft-com:office:word" xmlns:w="http://schemas.openxmlformats.org/wordprocessingml/2006/main" xmlns:w14="http://schemas.microsoft.com/office/word/2010/wordml" xmlns:w15="http://schemas.microsoft.com/office/word/2012/wordml" xmlns:w16se="http://schemas.microsoft.com/office/word/2015/wordml/symex" xmlns:wpg="http://schemas.microsoft.com/office/word/2010/wordprocessingGroup" xmlns:wpi="http://schemas.microsoft.com/office/word/2010/wordprocessingInk" xmlns:wne="http://schemas.microsoft.com/office/word/2006/wordml" xmlns:wps="http://schemas.microsoft.com/office/word/2010/wordprocessingShape" mc:Ignorable="w14 w15 w16se wp14">
+<w:document xmlns:wpc="http://schemas.microsoft.com/office/word/2010/wordprocessingCanvas" xmlns:cx="http://schemas.microsoft.com/office/drawing/2014/chartex" xmlns:cx1="http://schemas.microsoft.com/office/drawing/2015/9/8/chartex" xmlns:cx2="http://schemas.microsoft.com/office/drawing/2015/10/21/chartex" xmlns:cx3="http://schemas.microsoft.com/office/drawing/2016/5/9/chartex" xmlns:cx4="http://schemas.microsoft.com/office/drawing/2016/5/10/chartex" xmlns:cx5="http://schemas.microsoft.com/office/drawing/2016/5/11/chartex" xmlns:cx6="http://schemas.microsoft.com/office/drawing/2016/5/12/chartex" xmlns:cx7="http://schemas.microsoft.com/office/drawing/2016/5/13/chartex" xmlns:cx8="http://schemas.microsoft.com/office/drawing/2016/5/14/chartex" xmlns:mc="http://schemas.openxmlformats.org/markup-compatibility/2006" xmlns:aink="http://schemas.microsoft.com/office/drawing/2016/ink" xmlns:am3d="http://schemas.microsoft.com/office/drawing/2017/model3d" xmlns:o="urn:schemas-microsoft-com:office:office" xmlns:oel="http://schemas.microsoft.com/office/2019/extlst" xmlns:r="http://schemas.openxmlformats.org/officeDocument/2006/relationships" xmlns:m="http://schemas.openxmlformats.org/officeDocument/2006/math" xmlns:v="urn:schemas-microsoft-com:vml" xmlns:wp14="http://schemas.microsoft.com/office/word/2010/wordprocessingDrawing" xmlns:wp="http://schemas.openxmlformats.org/drawingml/2006/wordprocessingDrawing" xmlns:w10="urn:schemas-microsoft-com:office:word" xmlns:w="http://schemas.openxmlformats.org/wordprocessingml/2006/main" xmlns:w14="http://schemas.microsoft.com/office/word/2010/wordml" xmlns:w15="http://schemas.microsoft.com/office/word/2012/wordml" xmlns:w16cex="http://schemas.microsoft.com/office/word/2018/wordml/cex" xmlns:w16cid="http://schemas.microsoft.com/office/word/2016/wordml/cid" xmlns:w16="http://schemas.microsoft.com/office/word/2018/wordml" xmlns:w16du="http://schemas.microsoft.com/office/word/2023/wordml/word16du" xmlns:w16sdtdh="http://schemas.microsoft.com/office/word/2020/wordml/sdtdatahash" xmlns:w16sdtfl="http://schemas.microsoft.com/office/word/2024/wordml/sdtformatlock" xmlns:w16se="http://schemas.microsoft.com/office/word/2015/wordml/symex" xmlns:wpg="http://schemas.microsoft.com/office/word/2010/wordprocessingGroup" xmlns:wpi="http://schemas.microsoft.com/office/word/2010/wordprocessingInk" xmlns:wne="http://schemas.microsoft.com/office/word/2006/wordml" xmlns:wps="http://schemas.microsoft.com/office/word/2010/wordprocessingShape" mc:Ignorable="w14 w15 w16se w16cid w16 w16cex w16sdtdh w16sdtfl w16du wp14">
   <w:body>
     <w:p>
       <w:pPr>
@@ -109,19 +109,8 @@
           <w:sz w:val="21"/>
           <w:szCs w:val="21"/>
         </w:rPr>
-        <w:t xml:space="preserve"> </w:t>
-      </w:r>
-      <w:proofErr w:type="spellStart"/>
-      <w:r>
-        <w:rPr>
-          <w:rFonts w:ascii="Consolas" w:eastAsia="Times New Roman" w:hAnsi="Consolas" w:cs="Times New Roman"/>
-          <w:color w:val="BBBEBF"/>
-          <w:sz w:val="21"/>
-          <w:szCs w:val="21"/>
-        </w:rPr>
-        <w:t>docker</w:t>
-      </w:r>
-      <w:proofErr w:type="spellEnd"/>
+        <w:t xml:space="preserve"> docker</w:t>
+      </w:r>
     </w:p>
     <w:p>
       <w:pPr>
@@ -150,27 +139,7 @@
           <w:sz w:val="21"/>
           <w:szCs w:val="21"/>
         </w:rPr>
-        <w:t xml:space="preserve"> cd </w:t>
-      </w:r>
-      <w:proofErr w:type="spellStart"/>
-      <w:r>
-        <w:rPr>
-          <w:rFonts w:ascii="Consolas" w:eastAsia="Times New Roman" w:hAnsi="Consolas" w:cs="Times New Roman"/>
-          <w:color w:val="BBBEBF"/>
-          <w:sz w:val="21"/>
-          <w:szCs w:val="21"/>
-        </w:rPr>
-        <w:t>docker</w:t>
-      </w:r>
-      <w:proofErr w:type="spellEnd"/>
-      <w:r>
-        <w:rPr>
-          <w:rFonts w:ascii="Consolas" w:eastAsia="Times New Roman" w:hAnsi="Consolas" w:cs="Times New Roman"/>
-          <w:color w:val="BBBEBF"/>
-          <w:sz w:val="21"/>
-          <w:szCs w:val="21"/>
-        </w:rPr>
-        <w:t xml:space="preserve"> and vi instal-docker.sh</w:t>
+        <w:t xml:space="preserve"> cd docker and vi instal-docker.sh</w:t>
       </w:r>
     </w:p>
     <w:p>
@@ -677,27 +646,7 @@
           <w:sz w:val="21"/>
           <w:szCs w:val="21"/>
         </w:rPr>
-        <w:t>/share/keyrings/</w:t>
-      </w:r>
-      <w:proofErr w:type="spellStart"/>
-      <w:r>
-        <w:rPr>
-          <w:rFonts w:ascii="Consolas" w:eastAsia="Times New Roman" w:hAnsi="Consolas" w:cs="Times New Roman"/>
-          <w:color w:val="BBBEBF"/>
-          <w:sz w:val="21"/>
-          <w:szCs w:val="21"/>
-        </w:rPr>
-        <w:t>docker</w:t>
-      </w:r>
-      <w:proofErr w:type="spellEnd"/>
-      <w:r>
-        <w:rPr>
-          <w:rFonts w:ascii="Consolas" w:eastAsia="Times New Roman" w:hAnsi="Consolas" w:cs="Times New Roman"/>
-          <w:color w:val="BBBEBF"/>
-          <w:sz w:val="21"/>
-          <w:szCs w:val="21"/>
-        </w:rPr>
-        <w:t>-archive-</w:t>
+        <w:t>/share/keyrings/docker-archive-</w:t>
       </w:r>
       <w:proofErr w:type="spellStart"/>
       <w:r>
@@ -922,27 +871,7 @@
           <w:sz w:val="21"/>
           <w:szCs w:val="21"/>
         </w:rPr>
-        <w:t>/share/keyrings/</w:t>
-      </w:r>
-      <w:proofErr w:type="spellStart"/>
-      <w:r>
-        <w:rPr>
-          <w:rFonts w:ascii="Consolas" w:eastAsia="Times New Roman" w:hAnsi="Consolas" w:cs="Times New Roman"/>
-          <w:color w:val="BBBEBF"/>
-          <w:sz w:val="21"/>
-          <w:szCs w:val="21"/>
-        </w:rPr>
-        <w:t>docker</w:t>
-      </w:r>
-      <w:proofErr w:type="spellEnd"/>
-      <w:r>
-        <w:rPr>
-          <w:rFonts w:ascii="Consolas" w:eastAsia="Times New Roman" w:hAnsi="Consolas" w:cs="Times New Roman"/>
-          <w:color w:val="BBBEBF"/>
-          <w:sz w:val="21"/>
-          <w:szCs w:val="21"/>
-        </w:rPr>
-        <w:t>-archive-</w:t>
+        <w:t>/share/keyrings/docker-archive-</w:t>
       </w:r>
       <w:proofErr w:type="spellStart"/>
       <w:r>
@@ -982,27 +911,7 @@
           <w:sz w:val="21"/>
           <w:szCs w:val="21"/>
         </w:rPr>
-        <w:t xml:space="preserve"> -</w:t>
-      </w:r>
-      <w:proofErr w:type="spellStart"/>
-      <w:r>
-        <w:rPr>
-          <w:rFonts w:ascii="Consolas" w:eastAsia="Times New Roman" w:hAnsi="Consolas" w:cs="Times New Roman"/>
-          <w:color w:val="BBBEBF"/>
-          <w:sz w:val="21"/>
-          <w:szCs w:val="21"/>
-        </w:rPr>
-        <w:t>cs</w:t>
-      </w:r>
-      <w:proofErr w:type="spellEnd"/>
-      <w:r>
-        <w:rPr>
-          <w:rFonts w:ascii="Consolas" w:eastAsia="Times New Roman" w:hAnsi="Consolas" w:cs="Times New Roman"/>
-          <w:color w:val="BBBEBF"/>
-          <w:sz w:val="21"/>
-          <w:szCs w:val="21"/>
-        </w:rPr>
-        <w:t xml:space="preserve">) stable" | </w:t>
+        <w:t xml:space="preserve"> -cs) stable" | </w:t>
       </w:r>
       <w:proofErr w:type="spellStart"/>
       <w:r>
@@ -1115,27 +1024,7 @@
           <w:sz w:val="21"/>
           <w:szCs w:val="21"/>
         </w:rPr>
-        <w:t xml:space="preserve"># </w:t>
-      </w:r>
-      <w:proofErr w:type="spellStart"/>
-      <w:r>
-        <w:rPr>
-          <w:rFonts w:ascii="Consolas" w:eastAsia="Times New Roman" w:hAnsi="Consolas" w:cs="Times New Roman"/>
-          <w:color w:val="BBBEBF"/>
-          <w:sz w:val="21"/>
-          <w:szCs w:val="21"/>
-        </w:rPr>
-        <w:t>Cài</w:t>
-      </w:r>
-      <w:proofErr w:type="spellEnd"/>
-      <w:r>
-        <w:rPr>
-          <w:rFonts w:ascii="Consolas" w:eastAsia="Times New Roman" w:hAnsi="Consolas" w:cs="Times New Roman"/>
-          <w:color w:val="BBBEBF"/>
-          <w:sz w:val="21"/>
-          <w:szCs w:val="21"/>
-        </w:rPr>
-        <w:t xml:space="preserve"> </w:t>
+        <w:t xml:space="preserve"># Cài </w:t>
       </w:r>
       <w:proofErr w:type="spellStart"/>
       <w:r>
@@ -1219,47 +1108,27 @@
           <w:sz w:val="21"/>
           <w:szCs w:val="21"/>
         </w:rPr>
-        <w:t xml:space="preserve"> apt install -y </w:t>
-      </w:r>
-      <w:proofErr w:type="spellStart"/>
-      <w:r>
-        <w:rPr>
-          <w:rFonts w:ascii="Consolas" w:eastAsia="Times New Roman" w:hAnsi="Consolas" w:cs="Times New Roman"/>
-          <w:color w:val="BBBEBF"/>
-          <w:sz w:val="21"/>
-          <w:szCs w:val="21"/>
-        </w:rPr>
-        <w:t>docker-ce</w:t>
-      </w:r>
-      <w:proofErr w:type="spellEnd"/>
-      <w:r>
-        <w:rPr>
-          <w:rFonts w:ascii="Consolas" w:eastAsia="Times New Roman" w:hAnsi="Consolas" w:cs="Times New Roman"/>
-          <w:color w:val="BBBEBF"/>
-          <w:sz w:val="21"/>
-          <w:szCs w:val="21"/>
-        </w:rPr>
-        <w:t xml:space="preserve"> </w:t>
-      </w:r>
-      <w:proofErr w:type="spellStart"/>
-      <w:r>
-        <w:rPr>
-          <w:rFonts w:ascii="Consolas" w:eastAsia="Times New Roman" w:hAnsi="Consolas" w:cs="Times New Roman"/>
-          <w:color w:val="BBBEBF"/>
-          <w:sz w:val="21"/>
-          <w:szCs w:val="21"/>
-        </w:rPr>
-        <w:t>docker</w:t>
-      </w:r>
-      <w:proofErr w:type="spellEnd"/>
-      <w:r>
-        <w:rPr>
-          <w:rFonts w:ascii="Consolas" w:eastAsia="Times New Roman" w:hAnsi="Consolas" w:cs="Times New Roman"/>
-          <w:color w:val="BBBEBF"/>
-          <w:sz w:val="21"/>
-          <w:szCs w:val="21"/>
-        </w:rPr>
-        <w:t>-</w:t>
+        <w:t xml:space="preserve"> apt install -y docker-</w:t>
+      </w:r>
+      <w:proofErr w:type="spellStart"/>
+      <w:r>
+        <w:rPr>
+          <w:rFonts w:ascii="Consolas" w:eastAsia="Times New Roman" w:hAnsi="Consolas" w:cs="Times New Roman"/>
+          <w:color w:val="BBBEBF"/>
+          <w:sz w:val="21"/>
+          <w:szCs w:val="21"/>
+        </w:rPr>
+        <w:t>ce</w:t>
+      </w:r>
+      <w:proofErr w:type="spellEnd"/>
+      <w:r>
+        <w:rPr>
+          <w:rFonts w:ascii="Consolas" w:eastAsia="Times New Roman" w:hAnsi="Consolas" w:cs="Times New Roman"/>
+          <w:color w:val="BBBEBF"/>
+          <w:sz w:val="21"/>
+          <w:szCs w:val="21"/>
+        </w:rPr>
+        <w:t xml:space="preserve"> docker-</w:t>
       </w:r>
       <w:proofErr w:type="spellStart"/>
       <w:r>
@@ -1404,19 +1273,8 @@
           <w:sz w:val="21"/>
           <w:szCs w:val="21"/>
         </w:rPr>
-        <w:t xml:space="preserve"> start </w:t>
-      </w:r>
-      <w:proofErr w:type="spellStart"/>
-      <w:r>
-        <w:rPr>
-          <w:rFonts w:ascii="Consolas" w:eastAsia="Times New Roman" w:hAnsi="Consolas" w:cs="Times New Roman"/>
-          <w:color w:val="BBBEBF"/>
-          <w:sz w:val="21"/>
-          <w:szCs w:val="21"/>
-        </w:rPr>
-        <w:t>docker</w:t>
-      </w:r>
-      <w:proofErr w:type="spellEnd"/>
+        <w:t xml:space="preserve"> start docker</w:t>
+      </w:r>
     </w:p>
     <w:p>
       <w:pPr>
@@ -1467,19 +1325,8 @@
           <w:sz w:val="21"/>
           <w:szCs w:val="21"/>
         </w:rPr>
-        <w:t xml:space="preserve"> enable </w:t>
-      </w:r>
-      <w:proofErr w:type="spellStart"/>
-      <w:r>
-        <w:rPr>
-          <w:rFonts w:ascii="Consolas" w:eastAsia="Times New Roman" w:hAnsi="Consolas" w:cs="Times New Roman"/>
-          <w:color w:val="BBBEBF"/>
-          <w:sz w:val="21"/>
-          <w:szCs w:val="21"/>
-        </w:rPr>
-        <w:t>docker</w:t>
-      </w:r>
-      <w:proofErr w:type="spellEnd"/>
+        <w:t xml:space="preserve"> enable docker</w:t>
+      </w:r>
     </w:p>
     <w:p>
       <w:pPr>
@@ -1511,27 +1358,7 @@
           <w:sz w:val="21"/>
           <w:szCs w:val="21"/>
         </w:rPr>
-        <w:t xml:space="preserve"># </w:t>
-      </w:r>
-      <w:proofErr w:type="spellStart"/>
-      <w:r>
-        <w:rPr>
-          <w:rFonts w:ascii="Consolas" w:eastAsia="Times New Roman" w:hAnsi="Consolas" w:cs="Times New Roman"/>
-          <w:color w:val="BBBEBF"/>
-          <w:sz w:val="21"/>
-          <w:szCs w:val="21"/>
-        </w:rPr>
-        <w:t>Cài</w:t>
-      </w:r>
-      <w:proofErr w:type="spellEnd"/>
-      <w:r>
-        <w:rPr>
-          <w:rFonts w:ascii="Consolas" w:eastAsia="Times New Roman" w:hAnsi="Consolas" w:cs="Times New Roman"/>
-          <w:color w:val="BBBEBF"/>
-          <w:sz w:val="21"/>
-          <w:szCs w:val="21"/>
-        </w:rPr>
-        <w:t xml:space="preserve"> </w:t>
+        <w:t xml:space="preserve"># Cài </w:t>
       </w:r>
       <w:proofErr w:type="spellStart"/>
       <w:r>
@@ -1674,27 +1501,7 @@
           <w:sz w:val="21"/>
           <w:szCs w:val="21"/>
         </w:rPr>
-        <w:t>/local/bin/</w:t>
-      </w:r>
-      <w:proofErr w:type="spellStart"/>
-      <w:r>
-        <w:rPr>
-          <w:rFonts w:ascii="Consolas" w:eastAsia="Times New Roman" w:hAnsi="Consolas" w:cs="Times New Roman"/>
-          <w:color w:val="BBBEBF"/>
-          <w:sz w:val="21"/>
-          <w:szCs w:val="21"/>
-        </w:rPr>
-        <w:t>docker</w:t>
-      </w:r>
-      <w:proofErr w:type="spellEnd"/>
-      <w:r>
-        <w:rPr>
-          <w:rFonts w:ascii="Consolas" w:eastAsia="Times New Roman" w:hAnsi="Consolas" w:cs="Times New Roman"/>
-          <w:color w:val="BBBEBF"/>
-          <w:sz w:val="21"/>
-          <w:szCs w:val="21"/>
-        </w:rPr>
-        <w:t>-compose</w:t>
+        <w:t>/local/bin/docker-compose</w:t>
       </w:r>
     </w:p>
     <w:p>
@@ -1766,27 +1573,7 @@
           <w:sz w:val="21"/>
           <w:szCs w:val="21"/>
         </w:rPr>
-        <w:t>/local/bin/</w:t>
-      </w:r>
-      <w:proofErr w:type="spellStart"/>
-      <w:r>
-        <w:rPr>
-          <w:rFonts w:ascii="Consolas" w:eastAsia="Times New Roman" w:hAnsi="Consolas" w:cs="Times New Roman"/>
-          <w:color w:val="BBBEBF"/>
-          <w:sz w:val="21"/>
-          <w:szCs w:val="21"/>
-        </w:rPr>
-        <w:t>docker</w:t>
-      </w:r>
-      <w:proofErr w:type="spellEnd"/>
-      <w:r>
-        <w:rPr>
-          <w:rFonts w:ascii="Consolas" w:eastAsia="Times New Roman" w:hAnsi="Consolas" w:cs="Times New Roman"/>
-          <w:color w:val="BBBEBF"/>
-          <w:sz w:val="21"/>
-          <w:szCs w:val="21"/>
-        </w:rPr>
-        <w:t>-compose</w:t>
+        <w:t>/local/bin/docker-compose</w:t>
       </w:r>
     </w:p>
     <w:p>
@@ -1904,25 +1691,14 @@
           <w:szCs w:val="21"/>
         </w:rPr>
       </w:pPr>
-      <w:proofErr w:type="spellStart"/>
-      <w:r>
-        <w:rPr>
-          <w:rFonts w:ascii="Consolas" w:eastAsia="Times New Roman" w:hAnsi="Consolas" w:cs="Times New Roman"/>
-          <w:color w:val="BBBEBF"/>
-          <w:sz w:val="21"/>
-          <w:szCs w:val="21"/>
-        </w:rPr>
-        <w:t>docker</w:t>
-      </w:r>
-      <w:proofErr w:type="spellEnd"/>
-      <w:r>
-        <w:rPr>
-          <w:rFonts w:ascii="Consolas" w:eastAsia="Times New Roman" w:hAnsi="Consolas" w:cs="Times New Roman"/>
-          <w:color w:val="BBBEBF"/>
-          <w:sz w:val="21"/>
-          <w:szCs w:val="21"/>
-        </w:rPr>
-        <w:t xml:space="preserve"> --version</w:t>
+      <w:r>
+        <w:rPr>
+          <w:rFonts w:ascii="Consolas" w:eastAsia="Times New Roman" w:hAnsi="Consolas" w:cs="Times New Roman"/>
+          <w:color w:val="BBBEBF"/>
+          <w:sz w:val="21"/>
+          <w:szCs w:val="21"/>
+        </w:rPr>
+        <w:t>docker --version</w:t>
       </w:r>
     </w:p>
     <w:p>
@@ -1936,25 +1712,14 @@
           <w:szCs w:val="21"/>
         </w:rPr>
       </w:pPr>
-      <w:proofErr w:type="spellStart"/>
-      <w:r>
-        <w:rPr>
-          <w:rFonts w:ascii="Consolas" w:eastAsia="Times New Roman" w:hAnsi="Consolas" w:cs="Times New Roman"/>
-          <w:color w:val="BBBEBF"/>
-          <w:sz w:val="21"/>
-          <w:szCs w:val="21"/>
-        </w:rPr>
-        <w:t>docker</w:t>
-      </w:r>
-      <w:proofErr w:type="spellEnd"/>
-      <w:r>
-        <w:rPr>
-          <w:rFonts w:ascii="Consolas" w:eastAsia="Times New Roman" w:hAnsi="Consolas" w:cs="Times New Roman"/>
-          <w:color w:val="BBBEBF"/>
-          <w:sz w:val="21"/>
-          <w:szCs w:val="21"/>
-        </w:rPr>
-        <w:t>-compose --version</w:t>
+      <w:r>
+        <w:rPr>
+          <w:rFonts w:ascii="Consolas" w:eastAsia="Times New Roman" w:hAnsi="Consolas" w:cs="Times New Roman"/>
+          <w:color w:val="BBBEBF"/>
+          <w:sz w:val="21"/>
+          <w:szCs w:val="21"/>
+        </w:rPr>
+        <w:t>docker-compose --version</w:t>
       </w:r>
     </w:p>
     <w:p>
@@ -2117,23 +1882,7 @@
           <w:sz w:val="32"/>
           <w:szCs w:val="32"/>
         </w:rPr>
-        <w:t xml:space="preserve"> -l | </w:t>
-      </w:r>
-      <w:proofErr w:type="spellStart"/>
-      <w:r>
-        <w:rPr>
-          <w:sz w:val="32"/>
-          <w:szCs w:val="32"/>
-        </w:rPr>
-        <w:t>grep</w:t>
-      </w:r>
-      <w:proofErr w:type="spellEnd"/>
-      <w:r>
-        <w:rPr>
-          <w:sz w:val="32"/>
-          <w:szCs w:val="32"/>
-        </w:rPr>
-        <w:t xml:space="preserve"> -</w:t>
+        <w:t xml:space="preserve"> -l | grep -</w:t>
       </w:r>
       <w:proofErr w:type="spellStart"/>
       <w:r>
@@ -2149,23 +1898,7 @@
           <w:sz w:val="32"/>
           <w:szCs w:val="32"/>
         </w:rPr>
-        <w:t xml:space="preserve"> </w:t>
-      </w:r>
-      <w:proofErr w:type="spellStart"/>
-      <w:r>
-        <w:rPr>
-          <w:sz w:val="32"/>
-          <w:szCs w:val="32"/>
-        </w:rPr>
-        <w:t>docker</w:t>
-      </w:r>
-      <w:proofErr w:type="spellEnd"/>
-      <w:r>
-        <w:rPr>
-          <w:sz w:val="32"/>
-          <w:szCs w:val="32"/>
-        </w:rPr>
-        <w:t>: identify what installed package you have</w:t>
+        <w:t xml:space="preserve"> docker: identify what installed package you have</w:t>
       </w:r>
     </w:p>
     <w:p>
@@ -2202,7 +1935,7 @@
           <w:color w:val="0C0D0E"/>
           <w:bdr w:val="none" w:sz="0" w:space="0" w:color="auto" w:frame="1"/>
         </w:rPr>
-        <w:t xml:space="preserve"> apt-get purge -y </w:t>
+        <w:t xml:space="preserve"> apt-get purge -y docker-engine docker docker.io docker-</w:t>
       </w:r>
       <w:proofErr w:type="spellStart"/>
       <w:r>
@@ -2211,7 +1944,7 @@
           <w:color w:val="0C0D0E"/>
           <w:bdr w:val="none" w:sz="0" w:space="0" w:color="auto" w:frame="1"/>
         </w:rPr>
-        <w:t>docker</w:t>
+        <w:t>ce</w:t>
       </w:r>
       <w:proofErr w:type="spellEnd"/>
       <w:r>
@@ -2220,7 +1953,7 @@
           <w:color w:val="0C0D0E"/>
           <w:bdr w:val="none" w:sz="0" w:space="0" w:color="auto" w:frame="1"/>
         </w:rPr>
-        <w:t xml:space="preserve">-engine </w:t>
+        <w:t xml:space="preserve"> docker-</w:t>
       </w:r>
       <w:proofErr w:type="spellStart"/>
       <w:r>
@@ -2229,7 +1962,7 @@
           <w:color w:val="0C0D0E"/>
           <w:bdr w:val="none" w:sz="0" w:space="0" w:color="auto" w:frame="1"/>
         </w:rPr>
-        <w:t>docker</w:t>
+        <w:t>ce</w:t>
       </w:r>
       <w:proofErr w:type="spellEnd"/>
       <w:r>
@@ -2238,97 +1971,7 @@
           <w:color w:val="0C0D0E"/>
           <w:bdr w:val="none" w:sz="0" w:space="0" w:color="auto" w:frame="1"/>
         </w:rPr>
-        <w:t xml:space="preserve"> docker.io </w:t>
-      </w:r>
-      <w:proofErr w:type="spellStart"/>
-      <w:r>
-        <w:rPr>
-          <w:rFonts w:ascii="inherit" w:hAnsi="inherit"/>
-          <w:color w:val="0C0D0E"/>
-          <w:bdr w:val="none" w:sz="0" w:space="0" w:color="auto" w:frame="1"/>
-        </w:rPr>
-        <w:t>docker-ce</w:t>
-      </w:r>
-      <w:proofErr w:type="spellEnd"/>
-      <w:r>
-        <w:rPr>
-          <w:rFonts w:ascii="inherit" w:hAnsi="inherit"/>
-          <w:color w:val="0C0D0E"/>
-          <w:bdr w:val="none" w:sz="0" w:space="0" w:color="auto" w:frame="1"/>
-        </w:rPr>
-        <w:t xml:space="preserve"> </w:t>
-      </w:r>
-      <w:proofErr w:type="spellStart"/>
-      <w:r>
-        <w:rPr>
-          <w:rFonts w:ascii="inherit" w:hAnsi="inherit"/>
-          <w:color w:val="0C0D0E"/>
-          <w:bdr w:val="none" w:sz="0" w:space="0" w:color="auto" w:frame="1"/>
-        </w:rPr>
-        <w:t>docker</w:t>
-      </w:r>
-      <w:proofErr w:type="spellEnd"/>
-      <w:r>
-        <w:rPr>
-          <w:rFonts w:ascii="inherit" w:hAnsi="inherit"/>
-          <w:color w:val="0C0D0E"/>
-          <w:bdr w:val="none" w:sz="0" w:space="0" w:color="auto" w:frame="1"/>
-        </w:rPr>
-        <w:t>-</w:t>
-      </w:r>
-      <w:proofErr w:type="spellStart"/>
-      <w:r>
-        <w:rPr>
-          <w:rFonts w:ascii="inherit" w:hAnsi="inherit"/>
-          <w:color w:val="0C0D0E"/>
-          <w:bdr w:val="none" w:sz="0" w:space="0" w:color="auto" w:frame="1"/>
-        </w:rPr>
-        <w:t>ce</w:t>
-      </w:r>
-      <w:proofErr w:type="spellEnd"/>
-      <w:r>
-        <w:rPr>
-          <w:rFonts w:ascii="inherit" w:hAnsi="inherit"/>
-          <w:color w:val="0C0D0E"/>
-          <w:bdr w:val="none" w:sz="0" w:space="0" w:color="auto" w:frame="1"/>
-        </w:rPr>
-        <w:t xml:space="preserve">-cli </w:t>
-      </w:r>
-      <w:proofErr w:type="spellStart"/>
-      <w:r>
-        <w:rPr>
-          <w:rFonts w:ascii="inherit" w:hAnsi="inherit"/>
-          <w:color w:val="0C0D0E"/>
-          <w:bdr w:val="none" w:sz="0" w:space="0" w:color="auto" w:frame="1"/>
-        </w:rPr>
-        <w:t>docker</w:t>
-      </w:r>
-      <w:proofErr w:type="spellEnd"/>
-      <w:r>
-        <w:rPr>
-          <w:rFonts w:ascii="inherit" w:hAnsi="inherit"/>
-          <w:color w:val="0C0D0E"/>
-          <w:bdr w:val="none" w:sz="0" w:space="0" w:color="auto" w:frame="1"/>
-        </w:rPr>
-        <w:t xml:space="preserve">-compose-plugin containerd.io </w:t>
-      </w:r>
-      <w:proofErr w:type="spellStart"/>
-      <w:r>
-        <w:rPr>
-          <w:rFonts w:ascii="inherit" w:hAnsi="inherit"/>
-          <w:color w:val="0C0D0E"/>
-          <w:bdr w:val="none" w:sz="0" w:space="0" w:color="auto" w:frame="1"/>
-        </w:rPr>
-        <w:t>docker</w:t>
-      </w:r>
-      <w:proofErr w:type="spellEnd"/>
-      <w:r>
-        <w:rPr>
-          <w:rFonts w:ascii="inherit" w:hAnsi="inherit"/>
-          <w:color w:val="0C0D0E"/>
-          <w:bdr w:val="none" w:sz="0" w:space="0" w:color="auto" w:frame="1"/>
-        </w:rPr>
-        <w:t>-</w:t>
+        <w:t>-cli docker-compose-plugin containerd.io docker-</w:t>
       </w:r>
       <w:proofErr w:type="spellStart"/>
       <w:r>
@@ -2421,7 +2064,7 @@
           <w:szCs w:val="20"/>
           <w:bdr w:val="none" w:sz="0" w:space="0" w:color="auto" w:frame="1"/>
         </w:rPr>
-        <w:t xml:space="preserve"> -y --purge </w:t>
+        <w:t xml:space="preserve"> -y --purge docker-engine docker docker.io docker-</w:t>
       </w:r>
       <w:proofErr w:type="spellStart"/>
       <w:r>
@@ -2432,7 +2075,7 @@
           <w:szCs w:val="20"/>
           <w:bdr w:val="none" w:sz="0" w:space="0" w:color="auto" w:frame="1"/>
         </w:rPr>
-        <w:t>docker</w:t>
+        <w:t>ce</w:t>
       </w:r>
       <w:proofErr w:type="spellEnd"/>
       <w:r>
@@ -2443,7 +2086,7 @@
           <w:szCs w:val="20"/>
           <w:bdr w:val="none" w:sz="0" w:space="0" w:color="auto" w:frame="1"/>
         </w:rPr>
-        <w:t xml:space="preserve">-engine </w:t>
+        <w:t xml:space="preserve"> docker-compose-plugin containerd.io docker-</w:t>
       </w:r>
       <w:proofErr w:type="spellStart"/>
       <w:r>
@@ -2454,7 +2097,7 @@
           <w:szCs w:val="20"/>
           <w:bdr w:val="none" w:sz="0" w:space="0" w:color="auto" w:frame="1"/>
         </w:rPr>
-        <w:t>docker</w:t>
+        <w:t>buildx</w:t>
       </w:r>
       <w:proofErr w:type="spellEnd"/>
       <w:r>
@@ -2465,9 +2108,8 @@
           <w:szCs w:val="20"/>
           <w:bdr w:val="none" w:sz="0" w:space="0" w:color="auto" w:frame="1"/>
         </w:rPr>
-        <w:t xml:space="preserve"> docker.io </w:t>
-      </w:r>
-      <w:proofErr w:type="spellStart"/>
+        <w:t>-plugin</w:t>
+      </w:r>
       <w:r>
         <w:rPr>
           <w:rFonts w:ascii="inherit" w:eastAsia="Times New Roman" w:hAnsi="inherit" w:cs="Courier New"/>
@@ -2476,93 +2118,6 @@
           <w:szCs w:val="20"/>
           <w:bdr w:val="none" w:sz="0" w:space="0" w:color="auto" w:frame="1"/>
         </w:rPr>
-        <w:t>docker-ce</w:t>
-      </w:r>
-      <w:proofErr w:type="spellEnd"/>
-      <w:r>
-        <w:rPr>
-          <w:rFonts w:ascii="inherit" w:eastAsia="Times New Roman" w:hAnsi="inherit" w:cs="Courier New"/>
-          <w:color w:val="0C0D0E"/>
-          <w:sz w:val="20"/>
-          <w:szCs w:val="20"/>
-          <w:bdr w:val="none" w:sz="0" w:space="0" w:color="auto" w:frame="1"/>
-        </w:rPr>
-        <w:t xml:space="preserve"> </w:t>
-      </w:r>
-      <w:proofErr w:type="spellStart"/>
-      <w:r>
-        <w:rPr>
-          <w:rFonts w:ascii="inherit" w:eastAsia="Times New Roman" w:hAnsi="inherit" w:cs="Courier New"/>
-          <w:color w:val="0C0D0E"/>
-          <w:sz w:val="20"/>
-          <w:szCs w:val="20"/>
-          <w:bdr w:val="none" w:sz="0" w:space="0" w:color="auto" w:frame="1"/>
-        </w:rPr>
-        <w:t>docker</w:t>
-      </w:r>
-      <w:proofErr w:type="spellEnd"/>
-      <w:r>
-        <w:rPr>
-          <w:rFonts w:ascii="inherit" w:eastAsia="Times New Roman" w:hAnsi="inherit" w:cs="Courier New"/>
-          <w:color w:val="0C0D0E"/>
-          <w:sz w:val="20"/>
-          <w:szCs w:val="20"/>
-          <w:bdr w:val="none" w:sz="0" w:space="0" w:color="auto" w:frame="1"/>
-        </w:rPr>
-        <w:t xml:space="preserve">-compose-plugin containerd.io </w:t>
-      </w:r>
-      <w:proofErr w:type="spellStart"/>
-      <w:r>
-        <w:rPr>
-          <w:rFonts w:ascii="inherit" w:eastAsia="Times New Roman" w:hAnsi="inherit" w:cs="Courier New"/>
-          <w:color w:val="0C0D0E"/>
-          <w:sz w:val="20"/>
-          <w:szCs w:val="20"/>
-          <w:bdr w:val="none" w:sz="0" w:space="0" w:color="auto" w:frame="1"/>
-        </w:rPr>
-        <w:t>docker</w:t>
-      </w:r>
-      <w:proofErr w:type="spellEnd"/>
-      <w:r>
-        <w:rPr>
-          <w:rFonts w:ascii="inherit" w:eastAsia="Times New Roman" w:hAnsi="inherit" w:cs="Courier New"/>
-          <w:color w:val="0C0D0E"/>
-          <w:sz w:val="20"/>
-          <w:szCs w:val="20"/>
-          <w:bdr w:val="none" w:sz="0" w:space="0" w:color="auto" w:frame="1"/>
-        </w:rPr>
-        <w:t>-</w:t>
-      </w:r>
-      <w:proofErr w:type="spellStart"/>
-      <w:r>
-        <w:rPr>
-          <w:rFonts w:ascii="inherit" w:eastAsia="Times New Roman" w:hAnsi="inherit" w:cs="Courier New"/>
-          <w:color w:val="0C0D0E"/>
-          <w:sz w:val="20"/>
-          <w:szCs w:val="20"/>
-          <w:bdr w:val="none" w:sz="0" w:space="0" w:color="auto" w:frame="1"/>
-        </w:rPr>
-        <w:t>buildx</w:t>
-      </w:r>
-      <w:proofErr w:type="spellEnd"/>
-      <w:r>
-        <w:rPr>
-          <w:rFonts w:ascii="inherit" w:eastAsia="Times New Roman" w:hAnsi="inherit" w:cs="Courier New"/>
-          <w:color w:val="0C0D0E"/>
-          <w:sz w:val="20"/>
-          <w:szCs w:val="20"/>
-          <w:bdr w:val="none" w:sz="0" w:space="0" w:color="auto" w:frame="1"/>
-        </w:rPr>
-        <w:t>-plugin</w:t>
-      </w:r>
-      <w:r>
-        <w:rPr>
-          <w:rFonts w:ascii="inherit" w:eastAsia="Times New Roman" w:hAnsi="inherit" w:cs="Courier New"/>
-          <w:color w:val="0C0D0E"/>
-          <w:sz w:val="20"/>
-          <w:szCs w:val="20"/>
-          <w:bdr w:val="none" w:sz="0" w:space="0" w:color="auto" w:frame="1"/>
-        </w:rPr>
         <w:t xml:space="preserve"> </w:t>
       </w:r>
     </w:p>
@@ -2684,47 +2239,7 @@
           <w:color w:val="0C0D0E"/>
           <w:bdr w:val="none" w:sz="0" w:space="0" w:color="auto" w:frame="1"/>
         </w:rPr>
-        <w:t xml:space="preserve"> /</w:t>
-      </w:r>
-      <w:proofErr w:type="spellStart"/>
-      <w:r>
-        <w:rPr>
-          <w:rStyle w:val="HTMLCode"/>
-          <w:rFonts w:ascii="Consolas" w:hAnsi="Consolas"/>
-          <w:color w:val="0C0D0E"/>
-          <w:bdr w:val="none" w:sz="0" w:space="0" w:color="auto" w:frame="1"/>
-        </w:rPr>
-        <w:t>var</w:t>
-      </w:r>
-      <w:proofErr w:type="spellEnd"/>
-      <w:r>
-        <w:rPr>
-          <w:rStyle w:val="HTMLCode"/>
-          <w:rFonts w:ascii="Consolas" w:hAnsi="Consolas"/>
-          <w:color w:val="0C0D0E"/>
-          <w:bdr w:val="none" w:sz="0" w:space="0" w:color="auto" w:frame="1"/>
-        </w:rPr>
-        <w:t>/lib/</w:t>
-      </w:r>
-      <w:proofErr w:type="spellStart"/>
-      <w:r>
-        <w:rPr>
-          <w:rStyle w:val="HTMLCode"/>
-          <w:rFonts w:ascii="Consolas" w:hAnsi="Consolas"/>
-          <w:color w:val="0C0D0E"/>
-          <w:bdr w:val="none" w:sz="0" w:space="0" w:color="auto" w:frame="1"/>
-        </w:rPr>
-        <w:t>docker</w:t>
-      </w:r>
-      <w:proofErr w:type="spellEnd"/>
-      <w:r>
-        <w:rPr>
-          <w:rStyle w:val="HTMLCode"/>
-          <w:rFonts w:ascii="Consolas" w:hAnsi="Consolas"/>
-          <w:color w:val="0C0D0E"/>
-          <w:bdr w:val="none" w:sz="0" w:space="0" w:color="auto" w:frame="1"/>
-        </w:rPr>
-        <w:t>/</w:t>
+        <w:t xml:space="preserve"> /var/lib/docker/</w:t>
       </w:r>
     </w:p>
     <w:p>
@@ -2774,7 +2289,6 @@
         </w:rPr>
         <w:t xml:space="preserve"> </w:t>
       </w:r>
-      <w:proofErr w:type="spellStart"/>
       <w:r>
         <w:rPr>
           <w:rStyle w:val="hljs-builtin"/>
@@ -2784,7 +2298,6 @@
         </w:rPr>
         <w:t>rm</w:t>
       </w:r>
-      <w:proofErr w:type="spellEnd"/>
       <w:r>
         <w:rPr>
           <w:rStyle w:val="HTMLCode"/>
@@ -2792,7 +2305,7 @@
           <w:color w:val="0C0D0E"/>
           <w:bdr w:val="none" w:sz="0" w:space="0" w:color="auto" w:frame="1"/>
         </w:rPr>
-        <w:t xml:space="preserve"> -</w:t>
+        <w:t xml:space="preserve"> -rf /var/lib/docker /</w:t>
       </w:r>
       <w:proofErr w:type="spellStart"/>
       <w:r>
@@ -2802,7 +2315,7 @@
           <w:color w:val="0C0D0E"/>
           <w:bdr w:val="none" w:sz="0" w:space="0" w:color="auto" w:frame="1"/>
         </w:rPr>
-        <w:t>rf</w:t>
+        <w:t>etc</w:t>
       </w:r>
       <w:proofErr w:type="spellEnd"/>
       <w:r>
@@ -2812,79 +2325,8 @@
           <w:color w:val="0C0D0E"/>
           <w:bdr w:val="none" w:sz="0" w:space="0" w:color="auto" w:frame="1"/>
         </w:rPr>
-        <w:t xml:space="preserve"> /</w:t>
-      </w:r>
-      <w:proofErr w:type="spellStart"/>
-      <w:r>
-        <w:rPr>
-          <w:rStyle w:val="HTMLCode"/>
-          <w:rFonts w:ascii="inherit" w:hAnsi="inherit"/>
-          <w:color w:val="0C0D0E"/>
-          <w:bdr w:val="none" w:sz="0" w:space="0" w:color="auto" w:frame="1"/>
-        </w:rPr>
-        <w:t>var</w:t>
-      </w:r>
-      <w:proofErr w:type="spellEnd"/>
-      <w:r>
-        <w:rPr>
-          <w:rStyle w:val="HTMLCode"/>
-          <w:rFonts w:ascii="inherit" w:hAnsi="inherit"/>
-          <w:color w:val="0C0D0E"/>
-          <w:bdr w:val="none" w:sz="0" w:space="0" w:color="auto" w:frame="1"/>
-        </w:rPr>
-        <w:t>/lib/</w:t>
-      </w:r>
-      <w:proofErr w:type="spellStart"/>
-      <w:r>
-        <w:rPr>
-          <w:rStyle w:val="HTMLCode"/>
-          <w:rFonts w:ascii="inherit" w:hAnsi="inherit"/>
-          <w:color w:val="0C0D0E"/>
-          <w:bdr w:val="none" w:sz="0" w:space="0" w:color="auto" w:frame="1"/>
-        </w:rPr>
-        <w:t>docker</w:t>
-      </w:r>
-      <w:proofErr w:type="spellEnd"/>
-      <w:r>
-        <w:rPr>
-          <w:rStyle w:val="HTMLCode"/>
-          <w:rFonts w:ascii="inherit" w:hAnsi="inherit"/>
-          <w:color w:val="0C0D0E"/>
-          <w:bdr w:val="none" w:sz="0" w:space="0" w:color="auto" w:frame="1"/>
-        </w:rPr>
-        <w:t xml:space="preserve"> /</w:t>
-      </w:r>
-      <w:proofErr w:type="spellStart"/>
-      <w:r>
-        <w:rPr>
-          <w:rStyle w:val="HTMLCode"/>
-          <w:rFonts w:ascii="inherit" w:hAnsi="inherit"/>
-          <w:color w:val="0C0D0E"/>
-          <w:bdr w:val="none" w:sz="0" w:space="0" w:color="auto" w:frame="1"/>
-        </w:rPr>
-        <w:t>etc</w:t>
-      </w:r>
-      <w:proofErr w:type="spellEnd"/>
-      <w:r>
-        <w:rPr>
-          <w:rStyle w:val="HTMLCode"/>
-          <w:rFonts w:ascii="inherit" w:hAnsi="inherit"/>
-          <w:color w:val="0C0D0E"/>
-          <w:bdr w:val="none" w:sz="0" w:space="0" w:color="auto" w:frame="1"/>
-        </w:rPr>
-        <w:t>/</w:t>
-      </w:r>
-      <w:proofErr w:type="spellStart"/>
-      <w:r>
-        <w:rPr>
-          <w:rStyle w:val="HTMLCode"/>
-          <w:rFonts w:ascii="inherit" w:hAnsi="inherit"/>
-          <w:color w:val="0C0D0E"/>
-          <w:bdr w:val="none" w:sz="0" w:space="0" w:color="auto" w:frame="1"/>
-        </w:rPr>
-        <w:t>docker</w:t>
-      </w:r>
-      <w:proofErr w:type="spellEnd"/>
+        <w:t>/docker</w:t>
+      </w:r>
     </w:p>
     <w:p>
       <w:pPr>
@@ -2918,7 +2360,6 @@
         </w:rPr>
         <w:t xml:space="preserve"> </w:t>
       </w:r>
-      <w:proofErr w:type="spellStart"/>
       <w:r>
         <w:rPr>
           <w:rStyle w:val="hljs-builtin"/>
@@ -2928,7 +2369,6 @@
         </w:rPr>
         <w:t>rm</w:t>
       </w:r>
-      <w:proofErr w:type="spellEnd"/>
       <w:r>
         <w:rPr>
           <w:rStyle w:val="HTMLCode"/>
@@ -2978,19 +2418,8 @@
           <w:color w:val="0C0D0E"/>
           <w:bdr w:val="none" w:sz="0" w:space="0" w:color="auto" w:frame="1"/>
         </w:rPr>
-        <w:t>/</w:t>
-      </w:r>
-      <w:proofErr w:type="spellStart"/>
-      <w:r>
-        <w:rPr>
-          <w:rStyle w:val="HTMLCode"/>
-          <w:rFonts w:ascii="inherit" w:hAnsi="inherit"/>
-          <w:color w:val="0C0D0E"/>
-          <w:bdr w:val="none" w:sz="0" w:space="0" w:color="auto" w:frame="1"/>
-        </w:rPr>
-        <w:t>docker</w:t>
-      </w:r>
-      <w:proofErr w:type="spellEnd"/>
+        <w:t>/docker</w:t>
+      </w:r>
     </w:p>
     <w:p>
       <w:pPr>
@@ -3042,19 +2471,8 @@
           <w:color w:val="0C0D0E"/>
           <w:bdr w:val="none" w:sz="0" w:space="0" w:color="auto" w:frame="1"/>
         </w:rPr>
-        <w:t xml:space="preserve"> </w:t>
-      </w:r>
-      <w:proofErr w:type="spellStart"/>
-      <w:r>
-        <w:rPr>
-          <w:rStyle w:val="HTMLCode"/>
-          <w:rFonts w:ascii="inherit" w:hAnsi="inherit"/>
-          <w:color w:val="0C0D0E"/>
-          <w:bdr w:val="none" w:sz="0" w:space="0" w:color="auto" w:frame="1"/>
-        </w:rPr>
-        <w:t>docker</w:t>
-      </w:r>
-      <w:proofErr w:type="spellEnd"/>
+        <w:t xml:space="preserve"> docker</w:t>
+      </w:r>
     </w:p>
     <w:p>
       <w:pPr>
@@ -3088,7 +2506,6 @@
         </w:rPr>
         <w:t xml:space="preserve"> </w:t>
       </w:r>
-      <w:proofErr w:type="spellStart"/>
       <w:r>
         <w:rPr>
           <w:rStyle w:val="hljs-builtin"/>
@@ -3098,7 +2515,6 @@
         </w:rPr>
         <w:t>rm</w:t>
       </w:r>
-      <w:proofErr w:type="spellEnd"/>
       <w:r>
         <w:rPr>
           <w:rStyle w:val="HTMLCode"/>
@@ -3106,47 +2522,7 @@
           <w:color w:val="0C0D0E"/>
           <w:bdr w:val="none" w:sz="0" w:space="0" w:color="auto" w:frame="1"/>
         </w:rPr>
-        <w:t xml:space="preserve"> -</w:t>
-      </w:r>
-      <w:proofErr w:type="spellStart"/>
-      <w:r>
-        <w:rPr>
-          <w:rStyle w:val="HTMLCode"/>
-          <w:rFonts w:ascii="inherit" w:hAnsi="inherit"/>
-          <w:color w:val="0C0D0E"/>
-          <w:bdr w:val="none" w:sz="0" w:space="0" w:color="auto" w:frame="1"/>
-        </w:rPr>
-        <w:t>rf</w:t>
-      </w:r>
-      <w:proofErr w:type="spellEnd"/>
-      <w:r>
-        <w:rPr>
-          <w:rStyle w:val="HTMLCode"/>
-          <w:rFonts w:ascii="inherit" w:hAnsi="inherit"/>
-          <w:color w:val="0C0D0E"/>
-          <w:bdr w:val="none" w:sz="0" w:space="0" w:color="auto" w:frame="1"/>
-        </w:rPr>
-        <w:t xml:space="preserve"> /</w:t>
-      </w:r>
-      <w:proofErr w:type="spellStart"/>
-      <w:r>
-        <w:rPr>
-          <w:rStyle w:val="HTMLCode"/>
-          <w:rFonts w:ascii="inherit" w:hAnsi="inherit"/>
-          <w:color w:val="0C0D0E"/>
-          <w:bdr w:val="none" w:sz="0" w:space="0" w:color="auto" w:frame="1"/>
-        </w:rPr>
-        <w:t>var</w:t>
-      </w:r>
-      <w:proofErr w:type="spellEnd"/>
-      <w:r>
-        <w:rPr>
-          <w:rStyle w:val="HTMLCode"/>
-          <w:rFonts w:ascii="inherit" w:hAnsi="inherit"/>
-          <w:color w:val="0C0D0E"/>
-          <w:bdr w:val="none" w:sz="0" w:space="0" w:color="auto" w:frame="1"/>
-        </w:rPr>
-        <w:t>/run/</w:t>
+        <w:t xml:space="preserve"> -rf /var/run/</w:t>
       </w:r>
       <w:proofErr w:type="spellStart"/>
       <w:r>
@@ -3192,7 +2568,6 @@
         </w:rPr>
         <w:t xml:space="preserve"> </w:t>
       </w:r>
-      <w:proofErr w:type="spellStart"/>
       <w:r>
         <w:rPr>
           <w:rStyle w:val="hljs-builtin"/>
@@ -3202,7 +2577,6 @@
         </w:rPr>
         <w:t>rm</w:t>
       </w:r>
-      <w:proofErr w:type="spellEnd"/>
       <w:r>
         <w:rPr>
           <w:rStyle w:val="HTMLCode"/>
@@ -3210,47 +2584,7 @@
           <w:color w:val="0C0D0E"/>
           <w:bdr w:val="none" w:sz="0" w:space="0" w:color="auto" w:frame="1"/>
         </w:rPr>
-        <w:t xml:space="preserve"> -</w:t>
-      </w:r>
-      <w:proofErr w:type="spellStart"/>
-      <w:r>
-        <w:rPr>
-          <w:rStyle w:val="HTMLCode"/>
-          <w:rFonts w:ascii="inherit" w:hAnsi="inherit"/>
-          <w:color w:val="0C0D0E"/>
-          <w:bdr w:val="none" w:sz="0" w:space="0" w:color="auto" w:frame="1"/>
-        </w:rPr>
-        <w:t>rf</w:t>
-      </w:r>
-      <w:proofErr w:type="spellEnd"/>
-      <w:r>
-        <w:rPr>
-          <w:rStyle w:val="HTMLCode"/>
-          <w:rFonts w:ascii="inherit" w:hAnsi="inherit"/>
-          <w:color w:val="0C0D0E"/>
-          <w:bdr w:val="none" w:sz="0" w:space="0" w:color="auto" w:frame="1"/>
-        </w:rPr>
-        <w:t xml:space="preserve"> /</w:t>
-      </w:r>
-      <w:proofErr w:type="spellStart"/>
-      <w:r>
-        <w:rPr>
-          <w:rStyle w:val="HTMLCode"/>
-          <w:rFonts w:ascii="inherit" w:hAnsi="inherit"/>
-          <w:color w:val="0C0D0E"/>
-          <w:bdr w:val="none" w:sz="0" w:space="0" w:color="auto" w:frame="1"/>
-        </w:rPr>
-        <w:t>var</w:t>
-      </w:r>
-      <w:proofErr w:type="spellEnd"/>
-      <w:r>
-        <w:rPr>
-          <w:rStyle w:val="HTMLCode"/>
-          <w:rFonts w:ascii="inherit" w:hAnsi="inherit"/>
-          <w:color w:val="0C0D0E"/>
-          <w:bdr w:val="none" w:sz="0" w:space="0" w:color="auto" w:frame="1"/>
-        </w:rPr>
-        <w:t>/lib/</w:t>
+        <w:t xml:space="preserve"> -rf /var/lib/</w:t>
       </w:r>
       <w:proofErr w:type="spellStart"/>
       <w:r>
@@ -3296,7 +2630,6 @@
         </w:rPr>
         <w:t xml:space="preserve"> </w:t>
       </w:r>
-      <w:proofErr w:type="spellStart"/>
       <w:r>
         <w:rPr>
           <w:rStyle w:val="hljs-builtin"/>
@@ -3306,7 +2639,6 @@
         </w:rPr>
         <w:t>rm</w:t>
       </w:r>
-      <w:proofErr w:type="spellEnd"/>
       <w:r>
         <w:rPr>
           <w:rStyle w:val="HTMLCode"/>
@@ -3324,19 +2656,8 @@
           <w:color w:val="0C0D0E"/>
           <w:bdr w:val="none" w:sz="0" w:space="0" w:color="auto" w:frame="1"/>
         </w:rPr>
-        <w:t>/.</w:t>
-      </w:r>
-      <w:proofErr w:type="spellStart"/>
-      <w:r>
-        <w:rPr>
-          <w:rStyle w:val="HTMLCode"/>
-          <w:rFonts w:ascii="inherit" w:hAnsi="inherit"/>
-          <w:color w:val="0C0D0E"/>
-          <w:bdr w:val="none" w:sz="0" w:space="0" w:color="auto" w:frame="1"/>
-        </w:rPr>
-        <w:t>docker</w:t>
-      </w:r>
-      <w:proofErr w:type="spellEnd"/>
+        <w:t>/.docker</w:t>
+      </w:r>
       <w:proofErr w:type="gramEnd"/>
     </w:p>
     <w:p>
@@ -3367,47 +2688,7 @@
           <w:color w:val="0C0D0E"/>
           <w:bdr w:val="none" w:sz="0" w:space="0" w:color="auto" w:frame="1"/>
         </w:rPr>
-        <w:t xml:space="preserve"> </w:t>
-      </w:r>
-      <w:proofErr w:type="spellStart"/>
-      <w:r>
-        <w:rPr>
-          <w:rStyle w:val="HTMLCode"/>
-          <w:rFonts w:ascii="inherit" w:hAnsi="inherit"/>
-          <w:color w:val="0C0D0E"/>
-          <w:bdr w:val="none" w:sz="0" w:space="0" w:color="auto" w:frame="1"/>
-        </w:rPr>
-        <w:t>rm</w:t>
-      </w:r>
-      <w:proofErr w:type="spellEnd"/>
-      <w:r>
-        <w:rPr>
-          <w:rStyle w:val="HTMLCode"/>
-          <w:rFonts w:ascii="inherit" w:hAnsi="inherit"/>
-          <w:color w:val="0C0D0E"/>
-          <w:bdr w:val="none" w:sz="0" w:space="0" w:color="auto" w:frame="1"/>
-        </w:rPr>
-        <w:t xml:space="preserve"> -</w:t>
-      </w:r>
-      <w:proofErr w:type="spellStart"/>
-      <w:r>
-        <w:rPr>
-          <w:rStyle w:val="HTMLCode"/>
-          <w:rFonts w:ascii="inherit" w:hAnsi="inherit"/>
-          <w:color w:val="0C0D0E"/>
-          <w:bdr w:val="none" w:sz="0" w:space="0" w:color="auto" w:frame="1"/>
-        </w:rPr>
-        <w:t>rf</w:t>
-      </w:r>
-      <w:proofErr w:type="spellEnd"/>
-      <w:r>
-        <w:rPr>
-          <w:rStyle w:val="HTMLCode"/>
-          <w:rFonts w:ascii="inherit" w:hAnsi="inherit"/>
-          <w:color w:val="0C0D0E"/>
-          <w:bdr w:val="none" w:sz="0" w:space="0" w:color="auto" w:frame="1"/>
-        </w:rPr>
-        <w:t xml:space="preserve"> </w:t>
+        <w:t xml:space="preserve"> rm -rf </w:t>
       </w:r>
       <w:r>
         <w:rPr>
@@ -3433,25 +2714,7 @@
           <w:color w:val="0C0D0E"/>
           <w:shd w:val="clear" w:color="auto" w:fill="E3E6E8"/>
         </w:rPr>
-        <w:t>/local/bin/</w:t>
-      </w:r>
-      <w:proofErr w:type="spellStart"/>
-      <w:r>
-        <w:rPr>
-          <w:rFonts w:ascii="Consolas" w:hAnsi="Consolas"/>
-          <w:color w:val="0C0D0E"/>
-          <w:shd w:val="clear" w:color="auto" w:fill="E3E6E8"/>
-        </w:rPr>
-        <w:t>docker</w:t>
-      </w:r>
-      <w:proofErr w:type="spellEnd"/>
-      <w:r>
-        <w:rPr>
-          <w:rFonts w:ascii="Consolas" w:hAnsi="Consolas"/>
-          <w:color w:val="0C0D0E"/>
-          <w:shd w:val="clear" w:color="auto" w:fill="E3E6E8"/>
-        </w:rPr>
-        <w:t>-compose</w:t>
+        <w:t>/local/bin/docker-compose</w:t>
       </w:r>
     </w:p>
     <w:p>
@@ -3811,7 +3074,6 @@
           <w:sz w:val="21"/>
           <w:szCs w:val="21"/>
         </w:rPr>
-        <w:lastRenderedPageBreak/>
         <w:t>sudo</w:t>
       </w:r>
       <w:proofErr w:type="spellEnd"/>
@@ -3879,6 +3141,7 @@
           <w:sz w:val="21"/>
           <w:szCs w:val="21"/>
         </w:rPr>
+        <w:lastRenderedPageBreak/>
         <w:t>sudo</w:t>
       </w:r>
       <w:proofErr w:type="spellEnd"/>
@@ -3980,23 +3243,7 @@
           <w:sz w:val="32"/>
           <w:szCs w:val="32"/>
         </w:rPr>
-        <w:t xml:space="preserve"> --</w:t>
-      </w:r>
-      <w:proofErr w:type="spellStart"/>
-      <w:r>
-        <w:rPr>
-          <w:sz w:val="32"/>
-          <w:szCs w:val="32"/>
-        </w:rPr>
-        <w:t>nginx</w:t>
-      </w:r>
-      <w:proofErr w:type="spellEnd"/>
-      <w:r>
-        <w:rPr>
-          <w:sz w:val="32"/>
-          <w:szCs w:val="32"/>
-        </w:rPr>
-        <w:t xml:space="preserve"> -d neekon2508.onthewifi.com</w:t>
+        <w:t xml:space="preserve"> --nginx -d neekon2508.onthewifi.com</w:t>
       </w:r>
     </w:p>
     <w:p>
@@ -4167,21 +3414,12 @@
           <w:szCs w:val="32"/>
         </w:rPr>
       </w:pPr>
-      <w:proofErr w:type="spellStart"/>
-      <w:r>
-        <w:rPr>
-          <w:sz w:val="32"/>
-          <w:szCs w:val="32"/>
-        </w:rPr>
-        <w:t>sed</w:t>
-      </w:r>
-      <w:proofErr w:type="spellEnd"/>
-      <w:r>
-        <w:rPr>
-          <w:sz w:val="32"/>
-          <w:szCs w:val="32"/>
-        </w:rPr>
-        <w:t xml:space="preserve"> -</w:t>
+      <w:r>
+        <w:rPr>
+          <w:sz w:val="32"/>
+          <w:szCs w:val="32"/>
+        </w:rPr>
+        <w:t>sed -</w:t>
       </w:r>
       <w:proofErr w:type="spellStart"/>
       <w:r>
@@ -4482,23 +3720,7 @@
           <w:sz w:val="32"/>
           <w:szCs w:val="32"/>
         </w:rPr>
-        <w:t>/</w:t>
-      </w:r>
-      <w:proofErr w:type="spellStart"/>
-      <w:r>
-        <w:rPr>
-          <w:sz w:val="32"/>
-          <w:szCs w:val="32"/>
-        </w:rPr>
-        <w:t>nginx</w:t>
-      </w:r>
-      <w:proofErr w:type="spellEnd"/>
-      <w:r>
-        <w:rPr>
-          <w:sz w:val="32"/>
-          <w:szCs w:val="32"/>
-        </w:rPr>
-        <w:t>/</w:t>
+        <w:t>/nginx/</w:t>
       </w:r>
       <w:proofErr w:type="spellStart"/>
       <w:r>
@@ -4600,6 +3822,53 @@
           <w:sz w:val="32"/>
           <w:szCs w:val="32"/>
         </w:rPr>
+        <w:t xml:space="preserve"> nginx</w:t>
+      </w:r>
+    </w:p>
+    <w:p>
+      <w:pPr>
+        <w:rPr>
+          <w:sz w:val="32"/>
+          <w:szCs w:val="32"/>
+        </w:rPr>
+      </w:pPr>
+      <w:r>
+        <w:rPr>
+          <w:sz w:val="32"/>
+          <w:szCs w:val="32"/>
+        </w:rPr>
+        <w:t xml:space="preserve">If failed: </w:t>
+      </w:r>
+      <w:proofErr w:type="spellStart"/>
+      <w:r>
+        <w:rPr>
+          <w:sz w:val="32"/>
+          <w:szCs w:val="32"/>
+        </w:rPr>
+        <w:t>usermod</w:t>
+      </w:r>
+      <w:proofErr w:type="spellEnd"/>
+      <w:r>
+        <w:rPr>
+          <w:sz w:val="32"/>
+          <w:szCs w:val="32"/>
+        </w:rPr>
+        <w:t xml:space="preserve"> -</w:t>
+      </w:r>
+      <w:proofErr w:type="spellStart"/>
+      <w:r>
+        <w:rPr>
+          <w:sz w:val="32"/>
+          <w:szCs w:val="32"/>
+        </w:rPr>
+        <w:t>aG</w:t>
+      </w:r>
+      <w:proofErr w:type="spellEnd"/>
+      <w:r>
+        <w:rPr>
+          <w:sz w:val="32"/>
+          <w:szCs w:val="32"/>
+        </w:rPr>
         <w:t xml:space="preserve"> </w:t>
       </w:r>
       <w:proofErr w:type="spellStart"/>
@@ -4608,62 +3877,6 @@
           <w:sz w:val="32"/>
           <w:szCs w:val="32"/>
         </w:rPr>
-        <w:t>nginx</w:t>
-      </w:r>
-      <w:proofErr w:type="spellEnd"/>
-    </w:p>
-    <w:p>
-      <w:pPr>
-        <w:rPr>
-          <w:sz w:val="32"/>
-          <w:szCs w:val="32"/>
-        </w:rPr>
-      </w:pPr>
-      <w:r>
-        <w:rPr>
-          <w:sz w:val="32"/>
-          <w:szCs w:val="32"/>
-        </w:rPr>
-        <w:t xml:space="preserve">If failed: </w:t>
-      </w:r>
-      <w:proofErr w:type="spellStart"/>
-      <w:r>
-        <w:rPr>
-          <w:sz w:val="32"/>
-          <w:szCs w:val="32"/>
-        </w:rPr>
-        <w:t>usermod</w:t>
-      </w:r>
-      <w:proofErr w:type="spellEnd"/>
-      <w:r>
-        <w:rPr>
-          <w:sz w:val="32"/>
-          <w:szCs w:val="32"/>
-        </w:rPr>
-        <w:t xml:space="preserve"> -</w:t>
-      </w:r>
-      <w:proofErr w:type="spellStart"/>
-      <w:r>
-        <w:rPr>
-          <w:sz w:val="32"/>
-          <w:szCs w:val="32"/>
-        </w:rPr>
-        <w:t>aG</w:t>
-      </w:r>
-      <w:proofErr w:type="spellEnd"/>
-      <w:r>
-        <w:rPr>
-          <w:sz w:val="32"/>
-          <w:szCs w:val="32"/>
-        </w:rPr>
-        <w:t xml:space="preserve"> </w:t>
-      </w:r>
-      <w:proofErr w:type="spellStart"/>
-      <w:r>
-        <w:rPr>
-          <w:sz w:val="32"/>
-          <w:szCs w:val="32"/>
-        </w:rPr>
         <w:t>jenkins</w:t>
       </w:r>
       <w:proofErr w:type="spellEnd"/>
@@ -4687,6 +3900,21 @@
           <w:sz w:val="32"/>
           <w:szCs w:val="32"/>
         </w:rPr>
+        <w:t>-nginx -t</w:t>
+      </w:r>
+    </w:p>
+    <w:p>
+      <w:pPr>
+        <w:rPr>
+          <w:sz w:val="32"/>
+          <w:szCs w:val="32"/>
+        </w:rPr>
+      </w:pPr>
+      <w:r>
+        <w:rPr>
+          <w:sz w:val="32"/>
+          <w:szCs w:val="32"/>
+        </w:rPr>
         <w:t>-</w:t>
       </w:r>
       <w:proofErr w:type="spellStart"/>
@@ -4695,37 +3923,6 @@
           <w:sz w:val="32"/>
           <w:szCs w:val="32"/>
         </w:rPr>
-        <w:t>nginx</w:t>
-      </w:r>
-      <w:proofErr w:type="spellEnd"/>
-      <w:r>
-        <w:rPr>
-          <w:sz w:val="32"/>
-          <w:szCs w:val="32"/>
-        </w:rPr>
-        <w:t xml:space="preserve"> -t</w:t>
-      </w:r>
-    </w:p>
-    <w:p>
-      <w:pPr>
-        <w:rPr>
-          <w:sz w:val="32"/>
-          <w:szCs w:val="32"/>
-        </w:rPr>
-      </w:pPr>
-      <w:r>
-        <w:rPr>
-          <w:sz w:val="32"/>
-          <w:szCs w:val="32"/>
-        </w:rPr>
-        <w:t>-</w:t>
-      </w:r>
-      <w:proofErr w:type="spellStart"/>
-      <w:r>
-        <w:rPr>
-          <w:sz w:val="32"/>
-          <w:szCs w:val="32"/>
-        </w:rPr>
         <w:t>systemctl</w:t>
       </w:r>
       <w:proofErr w:type="spellEnd"/>
@@ -4734,17 +3931,8 @@
           <w:sz w:val="32"/>
           <w:szCs w:val="32"/>
         </w:rPr>
-        <w:t xml:space="preserve"> restart </w:t>
-      </w:r>
-      <w:proofErr w:type="spellStart"/>
-      <w:r>
-        <w:rPr>
-          <w:sz w:val="32"/>
-          <w:szCs w:val="32"/>
-        </w:rPr>
-        <w:t>nginx</w:t>
-      </w:r>
-      <w:proofErr w:type="spellEnd"/>
+        <w:t xml:space="preserve"> restart nginx</w:t>
+      </w:r>
     </w:p>
     <w:p>
       <w:pPr>
@@ -4848,27 +4036,7 @@
           <w:sz w:val="21"/>
           <w:szCs w:val="21"/>
         </w:rPr>
-        <w:t xml:space="preserve"> Multiple java versions: update-alternatives --</w:t>
-      </w:r>
-      <w:proofErr w:type="spellStart"/>
-      <w:r>
-        <w:rPr>
-          <w:rFonts w:ascii="Consolas" w:eastAsia="Times New Roman" w:hAnsi="Consolas" w:cs="Times New Roman"/>
-          <w:color w:val="BBBEBF"/>
-          <w:sz w:val="21"/>
-          <w:szCs w:val="21"/>
-        </w:rPr>
-        <w:t>config</w:t>
-      </w:r>
-      <w:proofErr w:type="spellEnd"/>
-      <w:r>
-        <w:rPr>
-          <w:rFonts w:ascii="Consolas" w:eastAsia="Times New Roman" w:hAnsi="Consolas" w:cs="Times New Roman"/>
-          <w:color w:val="BBBEBF"/>
-          <w:sz w:val="21"/>
-          <w:szCs w:val="21"/>
-        </w:rPr>
-        <w:t xml:space="preserve"> java</w:t>
+        <w:t xml:space="preserve"> Multiple java versions: update-alternatives --config java</w:t>
       </w:r>
     </w:p>
     <w:p>
@@ -4930,6 +4098,66 @@
           <w:sz w:val="21"/>
           <w:szCs w:val="21"/>
         </w:rPr>
+        <w:t>-</w:t>
+      </w:r>
+      <w:r>
+        <w:rPr>
+          <w:rFonts w:ascii="Consolas" w:eastAsia="Times New Roman" w:hAnsi="Consolas" w:cs="Times New Roman"/>
+          <w:color w:val="BBBEBF"/>
+          <w:sz w:val="21"/>
+          <w:szCs w:val="21"/>
+        </w:rPr>
+        <w:t xml:space="preserve"> Security: Agents: TCP port inbound -&gt; Fixed: 8999</w:t>
+      </w:r>
+    </w:p>
+    <w:p>
+      <w:pPr>
+        <w:shd w:val="clear" w:color="auto" w:fill="121314"/>
+        <w:spacing w:after="0" w:line="285" w:lineRule="atLeast"/>
+        <w:rPr>
+          <w:rFonts w:ascii="Consolas" w:eastAsia="Times New Roman" w:hAnsi="Consolas" w:cs="Times New Roman"/>
+          <w:color w:val="BBBEBF"/>
+          <w:sz w:val="21"/>
+          <w:szCs w:val="21"/>
+        </w:rPr>
+      </w:pPr>
+      <w:r>
+        <w:rPr>
+          <w:rFonts w:ascii="Consolas" w:eastAsia="Times New Roman" w:hAnsi="Consolas" w:cs="Times New Roman"/>
+          <w:color w:val="FFA657"/>
+          <w:sz w:val="21"/>
+          <w:szCs w:val="21"/>
+        </w:rPr>
+        <w:t>-</w:t>
+      </w:r>
+      <w:r>
+        <w:rPr>
+          <w:rFonts w:ascii="Consolas" w:eastAsia="Times New Roman" w:hAnsi="Consolas" w:cs="Times New Roman"/>
+          <w:color w:val="BBBEBF"/>
+          <w:sz w:val="21"/>
+          <w:szCs w:val="21"/>
+        </w:rPr>
+        <w:t xml:space="preserve"> On web Jenkins, Manage Jenkins/Nodes: New Nodes</w:t>
+      </w:r>
+    </w:p>
+    <w:p>
+      <w:pPr>
+        <w:shd w:val="clear" w:color="auto" w:fill="121314"/>
+        <w:spacing w:after="0" w:line="285" w:lineRule="atLeast"/>
+        <w:rPr>
+          <w:rFonts w:ascii="Consolas" w:eastAsia="Times New Roman" w:hAnsi="Consolas" w:cs="Times New Roman"/>
+          <w:color w:val="BBBEBF"/>
+          <w:sz w:val="21"/>
+          <w:szCs w:val="21"/>
+        </w:rPr>
+      </w:pPr>
+      <w:r>
+        <w:rPr>
+          <w:rFonts w:ascii="Consolas" w:eastAsia="Times New Roman" w:hAnsi="Consolas" w:cs="Times New Roman"/>
+          <w:color w:val="FFA657"/>
+          <w:sz w:val="21"/>
+          <w:szCs w:val="21"/>
+        </w:rPr>
         <w:lastRenderedPageBreak/>
         <w:t>-</w:t>
       </w:r>
@@ -4940,7 +4168,87 @@
           <w:sz w:val="21"/>
           <w:szCs w:val="21"/>
         </w:rPr>
-        <w:t xml:space="preserve"> Security: Agents: TCP port inbound -&gt; Fixed: 8999</w:t>
+        <w:t xml:space="preserve"> New Nodes: Custom </w:t>
+      </w:r>
+      <w:proofErr w:type="spellStart"/>
+      <w:r>
+        <w:rPr>
+          <w:rFonts w:ascii="Consolas" w:eastAsia="Times New Roman" w:hAnsi="Consolas" w:cs="Times New Roman"/>
+          <w:color w:val="BBBEBF"/>
+          <w:sz w:val="21"/>
+          <w:szCs w:val="21"/>
+        </w:rPr>
+        <w:t>WorkDir</w:t>
+      </w:r>
+      <w:proofErr w:type="spellEnd"/>
+      <w:r>
+        <w:rPr>
+          <w:rFonts w:ascii="Consolas" w:eastAsia="Times New Roman" w:hAnsi="Consolas" w:cs="Times New Roman"/>
+          <w:color w:val="BBBEBF"/>
+          <w:sz w:val="21"/>
+          <w:szCs w:val="21"/>
+        </w:rPr>
+        <w:t xml:space="preserve"> Path: /var/lib/</w:t>
+      </w:r>
+      <w:proofErr w:type="spellStart"/>
+      <w:r>
+        <w:rPr>
+          <w:rFonts w:ascii="Consolas" w:eastAsia="Times New Roman" w:hAnsi="Consolas" w:cs="Times New Roman"/>
+          <w:color w:val="BBBEBF"/>
+          <w:sz w:val="21"/>
+          <w:szCs w:val="21"/>
+        </w:rPr>
+        <w:t>jenkins</w:t>
+      </w:r>
+      <w:proofErr w:type="spellEnd"/>
+      <w:r>
+        <w:rPr>
+          <w:rFonts w:ascii="Consolas" w:eastAsia="Times New Roman" w:hAnsi="Consolas" w:cs="Times New Roman"/>
+          <w:color w:val="BBBEBF"/>
+          <w:sz w:val="21"/>
+          <w:szCs w:val="21"/>
+        </w:rPr>
+        <w:t xml:space="preserve">: </w:t>
+      </w:r>
+      <w:proofErr w:type="spellStart"/>
+      <w:r>
+        <w:rPr>
+          <w:rFonts w:ascii="Consolas" w:eastAsia="Times New Roman" w:hAnsi="Consolas" w:cs="Times New Roman"/>
+          <w:color w:val="BBBEBF"/>
+          <w:sz w:val="21"/>
+          <w:szCs w:val="21"/>
+        </w:rPr>
+        <w:t>mkdir</w:t>
+      </w:r>
+      <w:proofErr w:type="spellEnd"/>
+      <w:r>
+        <w:rPr>
+          <w:rFonts w:ascii="Consolas" w:eastAsia="Times New Roman" w:hAnsi="Consolas" w:cs="Times New Roman"/>
+          <w:color w:val="BBBEBF"/>
+          <w:sz w:val="21"/>
+          <w:szCs w:val="21"/>
+        </w:rPr>
+        <w:t xml:space="preserve"> /var/lib/</w:t>
+      </w:r>
+      <w:proofErr w:type="spellStart"/>
+      <w:r>
+        <w:rPr>
+          <w:rFonts w:ascii="Consolas" w:eastAsia="Times New Roman" w:hAnsi="Consolas" w:cs="Times New Roman"/>
+          <w:color w:val="BBBEBF"/>
+          <w:sz w:val="21"/>
+          <w:szCs w:val="21"/>
+        </w:rPr>
+        <w:t>jenkins</w:t>
+      </w:r>
+      <w:proofErr w:type="spellEnd"/>
+      <w:r>
+        <w:rPr>
+          <w:rFonts w:ascii="Consolas" w:eastAsia="Times New Roman" w:hAnsi="Consolas" w:cs="Times New Roman"/>
+          <w:color w:val="BBBEBF"/>
+          <w:sz w:val="21"/>
+          <w:szCs w:val="21"/>
+        </w:rPr>
+        <w:t xml:space="preserve"> in ubuntu server</w:t>
       </w:r>
     </w:p>
     <w:p>
@@ -4970,7 +4278,67 @@
           <w:sz w:val="21"/>
           <w:szCs w:val="21"/>
         </w:rPr>
-        <w:t xml:space="preserve"> On web Jenkins, Manage Jenkins/Nodes: New Nodes</w:t>
+        <w:t xml:space="preserve"> </w:t>
+      </w:r>
+      <w:proofErr w:type="spellStart"/>
+      <w:r>
+        <w:rPr>
+          <w:rFonts w:ascii="Consolas" w:eastAsia="Times New Roman" w:hAnsi="Consolas" w:cs="Times New Roman"/>
+          <w:color w:val="BBBEBF"/>
+          <w:sz w:val="21"/>
+          <w:szCs w:val="21"/>
+        </w:rPr>
+        <w:t>chown</w:t>
+      </w:r>
+      <w:proofErr w:type="spellEnd"/>
+      <w:r>
+        <w:rPr>
+          <w:rFonts w:ascii="Consolas" w:eastAsia="Times New Roman" w:hAnsi="Consolas" w:cs="Times New Roman"/>
+          <w:color w:val="BBBEBF"/>
+          <w:sz w:val="21"/>
+          <w:szCs w:val="21"/>
+        </w:rPr>
+        <w:t xml:space="preserve"> </w:t>
+      </w:r>
+      <w:proofErr w:type="spellStart"/>
+      <w:r>
+        <w:rPr>
+          <w:rFonts w:ascii="Consolas" w:eastAsia="Times New Roman" w:hAnsi="Consolas" w:cs="Times New Roman"/>
+          <w:color w:val="BBBEBF"/>
+          <w:sz w:val="21"/>
+          <w:szCs w:val="21"/>
+        </w:rPr>
+        <w:t>jenkin</w:t>
+      </w:r>
+      <w:proofErr w:type="spellEnd"/>
+      <w:r>
+        <w:rPr>
+          <w:rFonts w:ascii="Consolas" w:eastAsia="Times New Roman" w:hAnsi="Consolas" w:cs="Times New Roman"/>
+          <w:color w:val="BBBEBF"/>
+          <w:sz w:val="21"/>
+          <w:szCs w:val="21"/>
+        </w:rPr>
+        <w:t>. /var/lib/</w:t>
+      </w:r>
+      <w:proofErr w:type="spellStart"/>
+      <w:r>
+        <w:rPr>
+          <w:rFonts w:ascii="Consolas" w:eastAsia="Times New Roman" w:hAnsi="Consolas" w:cs="Times New Roman"/>
+          <w:color w:val="BBBEBF"/>
+          <w:sz w:val="21"/>
+          <w:szCs w:val="21"/>
+        </w:rPr>
+        <w:t>jenkins</w:t>
+      </w:r>
+      <w:proofErr w:type="spellEnd"/>
+      <w:r>
+        <w:rPr>
+          <w:rFonts w:ascii="Consolas" w:eastAsia="Times New Roman" w:hAnsi="Consolas" w:cs="Times New Roman"/>
+          <w:color w:val="BBBEBF"/>
+          <w:sz w:val="21"/>
+          <w:szCs w:val="21"/>
+        </w:rPr>
+        <w:t>/</w:t>
       </w:r>
     </w:p>
     <w:p>
@@ -5000,47 +4368,7 @@
           <w:sz w:val="21"/>
           <w:szCs w:val="21"/>
         </w:rPr>
-        <w:t xml:space="preserve"> New Nodes: Custom </w:t>
-      </w:r>
-      <w:proofErr w:type="spellStart"/>
-      <w:r>
-        <w:rPr>
-          <w:rFonts w:ascii="Consolas" w:eastAsia="Times New Roman" w:hAnsi="Consolas" w:cs="Times New Roman"/>
-          <w:color w:val="BBBEBF"/>
-          <w:sz w:val="21"/>
-          <w:szCs w:val="21"/>
-        </w:rPr>
-        <w:t>WorkDir</w:t>
-      </w:r>
-      <w:proofErr w:type="spellEnd"/>
-      <w:r>
-        <w:rPr>
-          <w:rFonts w:ascii="Consolas" w:eastAsia="Times New Roman" w:hAnsi="Consolas" w:cs="Times New Roman"/>
-          <w:color w:val="BBBEBF"/>
-          <w:sz w:val="21"/>
-          <w:szCs w:val="21"/>
-        </w:rPr>
-        <w:t xml:space="preserve"> Path: /</w:t>
-      </w:r>
-      <w:proofErr w:type="spellStart"/>
-      <w:r>
-        <w:rPr>
-          <w:rFonts w:ascii="Consolas" w:eastAsia="Times New Roman" w:hAnsi="Consolas" w:cs="Times New Roman"/>
-          <w:color w:val="BBBEBF"/>
-          <w:sz w:val="21"/>
-          <w:szCs w:val="21"/>
-        </w:rPr>
-        <w:t>var</w:t>
-      </w:r>
-      <w:proofErr w:type="spellEnd"/>
-      <w:r>
-        <w:rPr>
-          <w:rFonts w:ascii="Consolas" w:eastAsia="Times New Roman" w:hAnsi="Consolas" w:cs="Times New Roman"/>
-          <w:color w:val="BBBEBF"/>
-          <w:sz w:val="21"/>
-          <w:szCs w:val="21"/>
-        </w:rPr>
-        <w:t>/lib/</w:t>
+        <w:t xml:space="preserve"> cd /var/lib/</w:t>
       </w:r>
       <w:proofErr w:type="spellStart"/>
       <w:r>
@@ -5060,47 +4388,27 @@
           <w:sz w:val="21"/>
           <w:szCs w:val="21"/>
         </w:rPr>
-        <w:t xml:space="preserve">: </w:t>
-      </w:r>
-      <w:proofErr w:type="spellStart"/>
-      <w:r>
-        <w:rPr>
-          <w:rFonts w:ascii="Consolas" w:eastAsia="Times New Roman" w:hAnsi="Consolas" w:cs="Times New Roman"/>
-          <w:color w:val="BBBEBF"/>
-          <w:sz w:val="21"/>
-          <w:szCs w:val="21"/>
-        </w:rPr>
-        <w:t>mkdir</w:t>
-      </w:r>
-      <w:proofErr w:type="spellEnd"/>
-      <w:r>
-        <w:rPr>
-          <w:rFonts w:ascii="Consolas" w:eastAsia="Times New Roman" w:hAnsi="Consolas" w:cs="Times New Roman"/>
-          <w:color w:val="BBBEBF"/>
-          <w:sz w:val="21"/>
-          <w:szCs w:val="21"/>
-        </w:rPr>
-        <w:t xml:space="preserve"> /</w:t>
-      </w:r>
-      <w:proofErr w:type="spellStart"/>
-      <w:r>
-        <w:rPr>
-          <w:rFonts w:ascii="Consolas" w:eastAsia="Times New Roman" w:hAnsi="Consolas" w:cs="Times New Roman"/>
-          <w:color w:val="BBBEBF"/>
-          <w:sz w:val="21"/>
-          <w:szCs w:val="21"/>
-        </w:rPr>
-        <w:t>var</w:t>
-      </w:r>
-      <w:proofErr w:type="spellEnd"/>
-      <w:r>
-        <w:rPr>
-          <w:rFonts w:ascii="Consolas" w:eastAsia="Times New Roman" w:hAnsi="Consolas" w:cs="Times New Roman"/>
-          <w:color w:val="BBBEBF"/>
-          <w:sz w:val="21"/>
-          <w:szCs w:val="21"/>
-        </w:rPr>
-        <w:t>/lib/</w:t>
+        <w:t xml:space="preserve"> and </w:t>
+      </w:r>
+      <w:proofErr w:type="spellStart"/>
+      <w:r>
+        <w:rPr>
+          <w:rFonts w:ascii="Consolas" w:eastAsia="Times New Roman" w:hAnsi="Consolas" w:cs="Times New Roman"/>
+          <w:color w:val="BBBEBF"/>
+          <w:sz w:val="21"/>
+          <w:szCs w:val="21"/>
+        </w:rPr>
+        <w:t>su</w:t>
+      </w:r>
+      <w:proofErr w:type="spellEnd"/>
+      <w:r>
+        <w:rPr>
+          <w:rFonts w:ascii="Consolas" w:eastAsia="Times New Roman" w:hAnsi="Consolas" w:cs="Times New Roman"/>
+          <w:color w:val="BBBEBF"/>
+          <w:sz w:val="21"/>
+          <w:szCs w:val="21"/>
+        </w:rPr>
+        <w:t xml:space="preserve"> </w:t>
       </w:r>
       <w:proofErr w:type="spellStart"/>
       <w:r>
@@ -5113,35 +4421,6 @@
         <w:t>jenkins</w:t>
       </w:r>
       <w:proofErr w:type="spellEnd"/>
-      <w:r>
-        <w:rPr>
-          <w:rFonts w:ascii="Consolas" w:eastAsia="Times New Roman" w:hAnsi="Consolas" w:cs="Times New Roman"/>
-          <w:color w:val="BBBEBF"/>
-          <w:sz w:val="21"/>
-          <w:szCs w:val="21"/>
-        </w:rPr>
-        <w:t xml:space="preserve"> in </w:t>
-      </w:r>
-      <w:proofErr w:type="spellStart"/>
-      <w:r>
-        <w:rPr>
-          <w:rFonts w:ascii="Consolas" w:eastAsia="Times New Roman" w:hAnsi="Consolas" w:cs="Times New Roman"/>
-          <w:color w:val="BBBEBF"/>
-          <w:sz w:val="21"/>
-          <w:szCs w:val="21"/>
-        </w:rPr>
-        <w:t>ubuntu</w:t>
-      </w:r>
-      <w:proofErr w:type="spellEnd"/>
-      <w:r>
-        <w:rPr>
-          <w:rFonts w:ascii="Consolas" w:eastAsia="Times New Roman" w:hAnsi="Consolas" w:cs="Times New Roman"/>
-          <w:color w:val="BBBEBF"/>
-          <w:sz w:val="21"/>
-          <w:szCs w:val="21"/>
-        </w:rPr>
-        <w:t xml:space="preserve"> server</w:t>
-      </w:r>
     </w:p>
     <w:p>
       <w:pPr>
@@ -5170,6 +4449,35 @@
           <w:sz w:val="21"/>
           <w:szCs w:val="21"/>
         </w:rPr>
+        <w:t xml:space="preserve"> On Ubuntu server, </w:t>
+      </w:r>
+      <w:proofErr w:type="gramStart"/>
+      <w:r>
+        <w:rPr>
+          <w:rFonts w:ascii="Consolas" w:eastAsia="Times New Roman" w:hAnsi="Consolas" w:cs="Times New Roman"/>
+          <w:color w:val="BBBEBF"/>
+          <w:sz w:val="21"/>
+          <w:szCs w:val="21"/>
+        </w:rPr>
+        <w:t>Run</w:t>
+      </w:r>
+      <w:proofErr w:type="gramEnd"/>
+      <w:r>
+        <w:rPr>
+          <w:rFonts w:ascii="Consolas" w:eastAsia="Times New Roman" w:hAnsi="Consolas" w:cs="Times New Roman"/>
+          <w:color w:val="BBBEBF"/>
+          <w:sz w:val="21"/>
+          <w:szCs w:val="21"/>
+        </w:rPr>
+        <w:t xml:space="preserve"> commands in "On run from agent command line, with the...Unix but the last command is:</w:t>
+      </w:r>
+      <w:r>
+        <w:rPr>
+          <w:rFonts w:ascii="Consolas" w:eastAsia="Times New Roman" w:hAnsi="Consolas" w:cs="Times New Roman"/>
+          <w:color w:val="BBBEBF"/>
+          <w:sz w:val="21"/>
+          <w:szCs w:val="21"/>
+        </w:rPr>
         <w:t xml:space="preserve"> </w:t>
       </w:r>
       <w:proofErr w:type="spellStart"/>
@@ -5180,57 +4488,97 @@
           <w:sz w:val="21"/>
           <w:szCs w:val="21"/>
         </w:rPr>
-        <w:t>chown</w:t>
-      </w:r>
-      <w:proofErr w:type="spellEnd"/>
-      <w:r>
-        <w:rPr>
-          <w:rFonts w:ascii="Consolas" w:eastAsia="Times New Roman" w:hAnsi="Consolas" w:cs="Times New Roman"/>
-          <w:color w:val="BBBEBF"/>
-          <w:sz w:val="21"/>
-          <w:szCs w:val="21"/>
-        </w:rPr>
-        <w:t xml:space="preserve"> </w:t>
-      </w:r>
-      <w:proofErr w:type="spellStart"/>
-      <w:r>
-        <w:rPr>
-          <w:rFonts w:ascii="Consolas" w:eastAsia="Times New Roman" w:hAnsi="Consolas" w:cs="Times New Roman"/>
-          <w:color w:val="BBBEBF"/>
-          <w:sz w:val="21"/>
-          <w:szCs w:val="21"/>
-        </w:rPr>
-        <w:t>jenkin</w:t>
-      </w:r>
-      <w:proofErr w:type="spellEnd"/>
-      <w:r>
-        <w:rPr>
-          <w:rFonts w:ascii="Consolas" w:eastAsia="Times New Roman" w:hAnsi="Consolas" w:cs="Times New Roman"/>
-          <w:color w:val="BBBEBF"/>
-          <w:sz w:val="21"/>
-          <w:szCs w:val="21"/>
-        </w:rPr>
-        <w:t>. /</w:t>
-      </w:r>
-      <w:proofErr w:type="spellStart"/>
-      <w:r>
-        <w:rPr>
-          <w:rFonts w:ascii="Consolas" w:eastAsia="Times New Roman" w:hAnsi="Consolas" w:cs="Times New Roman"/>
-          <w:color w:val="BBBEBF"/>
-          <w:sz w:val="21"/>
-          <w:szCs w:val="21"/>
-        </w:rPr>
-        <w:t>var</w:t>
-      </w:r>
-      <w:proofErr w:type="spellEnd"/>
-      <w:r>
-        <w:rPr>
-          <w:rFonts w:ascii="Consolas" w:eastAsia="Times New Roman" w:hAnsi="Consolas" w:cs="Times New Roman"/>
-          <w:color w:val="BBBEBF"/>
-          <w:sz w:val="21"/>
-          <w:szCs w:val="21"/>
-        </w:rPr>
-        <w:t>/lib/</w:t>
+        <w:t>nohup</w:t>
+      </w:r>
+      <w:proofErr w:type="spellEnd"/>
+      <w:r>
+        <w:rPr>
+          <w:rFonts w:ascii="Consolas" w:eastAsia="Times New Roman" w:hAnsi="Consolas" w:cs="Times New Roman"/>
+          <w:color w:val="BBBEBF"/>
+          <w:sz w:val="21"/>
+          <w:szCs w:val="21"/>
+        </w:rPr>
+        <w:t xml:space="preserve"> java -jar agent.jar -</w:t>
+      </w:r>
+      <w:proofErr w:type="spellStart"/>
+      <w:r>
+        <w:rPr>
+          <w:rFonts w:ascii="Consolas" w:eastAsia="Times New Roman" w:hAnsi="Consolas" w:cs="Times New Roman"/>
+          <w:color w:val="BBBEBF"/>
+          <w:sz w:val="21"/>
+          <w:szCs w:val="21"/>
+        </w:rPr>
+        <w:t>url</w:t>
+      </w:r>
+      <w:proofErr w:type="spellEnd"/>
+      <w:r>
+        <w:rPr>
+          <w:rFonts w:ascii="Consolas" w:eastAsia="Times New Roman" w:hAnsi="Consolas" w:cs="Times New Roman"/>
+          <w:color w:val="BBBEBF"/>
+          <w:sz w:val="21"/>
+          <w:szCs w:val="21"/>
+        </w:rPr>
+        <w:t xml:space="preserve"> http://192.168.1.111:8080/ -secret @secret-file -name "</w:t>
+      </w:r>
+      <w:proofErr w:type="spellStart"/>
+      <w:r>
+        <w:rPr>
+          <w:rFonts w:ascii="Consolas" w:eastAsia="Times New Roman" w:hAnsi="Consolas" w:cs="Times New Roman"/>
+          <w:color w:val="BBBEBF"/>
+          <w:sz w:val="21"/>
+          <w:szCs w:val="21"/>
+        </w:rPr>
+        <w:t>test_server</w:t>
+      </w:r>
+      <w:proofErr w:type="spellEnd"/>
+      <w:r>
+        <w:rPr>
+          <w:rFonts w:ascii="Consolas" w:eastAsia="Times New Roman" w:hAnsi="Consolas" w:cs="Times New Roman"/>
+          <w:color w:val="BBBEBF"/>
+          <w:sz w:val="21"/>
+          <w:szCs w:val="21"/>
+        </w:rPr>
+        <w:t>" -</w:t>
+      </w:r>
+      <w:proofErr w:type="spellStart"/>
+      <w:r>
+        <w:rPr>
+          <w:rFonts w:ascii="Consolas" w:eastAsia="Times New Roman" w:hAnsi="Consolas" w:cs="Times New Roman"/>
+          <w:color w:val="BBBEBF"/>
+          <w:sz w:val="21"/>
+          <w:szCs w:val="21"/>
+        </w:rPr>
+        <w:t>webSocket</w:t>
+      </w:r>
+      <w:proofErr w:type="spellEnd"/>
+      <w:r>
+        <w:rPr>
+          <w:rFonts w:ascii="Consolas" w:eastAsia="Times New Roman" w:hAnsi="Consolas" w:cs="Times New Roman"/>
+          <w:color w:val="BBBEBF"/>
+          <w:sz w:val="21"/>
+          <w:szCs w:val="21"/>
+        </w:rPr>
+        <w:t xml:space="preserve"> -</w:t>
+      </w:r>
+      <w:proofErr w:type="spellStart"/>
+      <w:r>
+        <w:rPr>
+          <w:rFonts w:ascii="Consolas" w:eastAsia="Times New Roman" w:hAnsi="Consolas" w:cs="Times New Roman"/>
+          <w:color w:val="BBBEBF"/>
+          <w:sz w:val="21"/>
+          <w:szCs w:val="21"/>
+        </w:rPr>
+        <w:t>workDir</w:t>
+      </w:r>
+      <w:proofErr w:type="spellEnd"/>
+      <w:r>
+        <w:rPr>
+          <w:rFonts w:ascii="Consolas" w:eastAsia="Times New Roman" w:hAnsi="Consolas" w:cs="Times New Roman"/>
+          <w:color w:val="BBBEBF"/>
+          <w:sz w:val="21"/>
+          <w:szCs w:val="21"/>
+        </w:rPr>
+        <w:t xml:space="preserve"> "/var/lib/</w:t>
       </w:r>
       <w:proofErr w:type="spellStart"/>
       <w:r>
@@ -5250,306 +4598,6 @@
           <w:sz w:val="21"/>
           <w:szCs w:val="21"/>
         </w:rPr>
-        <w:t>/</w:t>
-      </w:r>
-    </w:p>
-    <w:p>
-      <w:pPr>
-        <w:shd w:val="clear" w:color="auto" w:fill="121314"/>
-        <w:spacing w:after="0" w:line="285" w:lineRule="atLeast"/>
-        <w:rPr>
-          <w:rFonts w:ascii="Consolas" w:eastAsia="Times New Roman" w:hAnsi="Consolas" w:cs="Times New Roman"/>
-          <w:color w:val="BBBEBF"/>
-          <w:sz w:val="21"/>
-          <w:szCs w:val="21"/>
-        </w:rPr>
-      </w:pPr>
-      <w:r>
-        <w:rPr>
-          <w:rFonts w:ascii="Consolas" w:eastAsia="Times New Roman" w:hAnsi="Consolas" w:cs="Times New Roman"/>
-          <w:color w:val="FFA657"/>
-          <w:sz w:val="21"/>
-          <w:szCs w:val="21"/>
-        </w:rPr>
-        <w:t>-</w:t>
-      </w:r>
-      <w:r>
-        <w:rPr>
-          <w:rFonts w:ascii="Consolas" w:eastAsia="Times New Roman" w:hAnsi="Consolas" w:cs="Times New Roman"/>
-          <w:color w:val="BBBEBF"/>
-          <w:sz w:val="21"/>
-          <w:szCs w:val="21"/>
-        </w:rPr>
-        <w:t xml:space="preserve"> cd /</w:t>
-      </w:r>
-      <w:proofErr w:type="spellStart"/>
-      <w:r>
-        <w:rPr>
-          <w:rFonts w:ascii="Consolas" w:eastAsia="Times New Roman" w:hAnsi="Consolas" w:cs="Times New Roman"/>
-          <w:color w:val="BBBEBF"/>
-          <w:sz w:val="21"/>
-          <w:szCs w:val="21"/>
-        </w:rPr>
-        <w:t>var</w:t>
-      </w:r>
-      <w:proofErr w:type="spellEnd"/>
-      <w:r>
-        <w:rPr>
-          <w:rFonts w:ascii="Consolas" w:eastAsia="Times New Roman" w:hAnsi="Consolas" w:cs="Times New Roman"/>
-          <w:color w:val="BBBEBF"/>
-          <w:sz w:val="21"/>
-          <w:szCs w:val="21"/>
-        </w:rPr>
-        <w:t>/lib/</w:t>
-      </w:r>
-      <w:proofErr w:type="spellStart"/>
-      <w:r>
-        <w:rPr>
-          <w:rFonts w:ascii="Consolas" w:eastAsia="Times New Roman" w:hAnsi="Consolas" w:cs="Times New Roman"/>
-          <w:color w:val="BBBEBF"/>
-          <w:sz w:val="21"/>
-          <w:szCs w:val="21"/>
-        </w:rPr>
-        <w:t>jenkins</w:t>
-      </w:r>
-      <w:proofErr w:type="spellEnd"/>
-      <w:r>
-        <w:rPr>
-          <w:rFonts w:ascii="Consolas" w:eastAsia="Times New Roman" w:hAnsi="Consolas" w:cs="Times New Roman"/>
-          <w:color w:val="BBBEBF"/>
-          <w:sz w:val="21"/>
-          <w:szCs w:val="21"/>
-        </w:rPr>
-        <w:t xml:space="preserve"> and </w:t>
-      </w:r>
-      <w:proofErr w:type="spellStart"/>
-      <w:r>
-        <w:rPr>
-          <w:rFonts w:ascii="Consolas" w:eastAsia="Times New Roman" w:hAnsi="Consolas" w:cs="Times New Roman"/>
-          <w:color w:val="BBBEBF"/>
-          <w:sz w:val="21"/>
-          <w:szCs w:val="21"/>
-        </w:rPr>
-        <w:t>su</w:t>
-      </w:r>
-      <w:proofErr w:type="spellEnd"/>
-      <w:r>
-        <w:rPr>
-          <w:rFonts w:ascii="Consolas" w:eastAsia="Times New Roman" w:hAnsi="Consolas" w:cs="Times New Roman"/>
-          <w:color w:val="BBBEBF"/>
-          <w:sz w:val="21"/>
-          <w:szCs w:val="21"/>
-        </w:rPr>
-        <w:t xml:space="preserve"> </w:t>
-      </w:r>
-      <w:proofErr w:type="spellStart"/>
-      <w:r>
-        <w:rPr>
-          <w:rFonts w:ascii="Consolas" w:eastAsia="Times New Roman" w:hAnsi="Consolas" w:cs="Times New Roman"/>
-          <w:color w:val="BBBEBF"/>
-          <w:sz w:val="21"/>
-          <w:szCs w:val="21"/>
-        </w:rPr>
-        <w:t>jenkins</w:t>
-      </w:r>
-      <w:proofErr w:type="spellEnd"/>
-    </w:p>
-    <w:p>
-      <w:pPr>
-        <w:shd w:val="clear" w:color="auto" w:fill="121314"/>
-        <w:spacing w:after="0" w:line="285" w:lineRule="atLeast"/>
-        <w:rPr>
-          <w:rFonts w:ascii="Consolas" w:eastAsia="Times New Roman" w:hAnsi="Consolas" w:cs="Times New Roman"/>
-          <w:color w:val="BBBEBF"/>
-          <w:sz w:val="21"/>
-          <w:szCs w:val="21"/>
-        </w:rPr>
-      </w:pPr>
-      <w:r>
-        <w:rPr>
-          <w:rFonts w:ascii="Consolas" w:eastAsia="Times New Roman" w:hAnsi="Consolas" w:cs="Times New Roman"/>
-          <w:color w:val="FFA657"/>
-          <w:sz w:val="21"/>
-          <w:szCs w:val="21"/>
-        </w:rPr>
-        <w:t>-</w:t>
-      </w:r>
-      <w:r>
-        <w:rPr>
-          <w:rFonts w:ascii="Consolas" w:eastAsia="Times New Roman" w:hAnsi="Consolas" w:cs="Times New Roman"/>
-          <w:color w:val="BBBEBF"/>
-          <w:sz w:val="21"/>
-          <w:szCs w:val="21"/>
-        </w:rPr>
-        <w:t xml:space="preserve"> On Ubuntu server, </w:t>
-      </w:r>
-      <w:proofErr w:type="gramStart"/>
-      <w:r>
-        <w:rPr>
-          <w:rFonts w:ascii="Consolas" w:eastAsia="Times New Roman" w:hAnsi="Consolas" w:cs="Times New Roman"/>
-          <w:color w:val="BBBEBF"/>
-          <w:sz w:val="21"/>
-          <w:szCs w:val="21"/>
-        </w:rPr>
-        <w:t>Run</w:t>
-      </w:r>
-      <w:proofErr w:type="gramEnd"/>
-      <w:r>
-        <w:rPr>
-          <w:rFonts w:ascii="Consolas" w:eastAsia="Times New Roman" w:hAnsi="Consolas" w:cs="Times New Roman"/>
-          <w:color w:val="BBBEBF"/>
-          <w:sz w:val="21"/>
-          <w:szCs w:val="21"/>
-        </w:rPr>
-        <w:t xml:space="preserve"> commands in "On run from agent command line, with the...Unix but the last command is:</w:t>
-      </w:r>
-      <w:r>
-        <w:rPr>
-          <w:rFonts w:ascii="Consolas" w:eastAsia="Times New Roman" w:hAnsi="Consolas" w:cs="Times New Roman"/>
-          <w:color w:val="BBBEBF"/>
-          <w:sz w:val="21"/>
-          <w:szCs w:val="21"/>
-        </w:rPr>
-        <w:t xml:space="preserve"> </w:t>
-      </w:r>
-      <w:proofErr w:type="spellStart"/>
-      <w:r>
-        <w:rPr>
-          <w:rFonts w:ascii="Consolas" w:eastAsia="Times New Roman" w:hAnsi="Consolas" w:cs="Times New Roman"/>
-          <w:color w:val="BBBEBF"/>
-          <w:sz w:val="21"/>
-          <w:szCs w:val="21"/>
-        </w:rPr>
-        <w:t>nohup</w:t>
-      </w:r>
-      <w:proofErr w:type="spellEnd"/>
-      <w:r>
-        <w:rPr>
-          <w:rFonts w:ascii="Consolas" w:eastAsia="Times New Roman" w:hAnsi="Consolas" w:cs="Times New Roman"/>
-          <w:color w:val="BBBEBF"/>
-          <w:sz w:val="21"/>
-          <w:szCs w:val="21"/>
-        </w:rPr>
-        <w:t xml:space="preserve"> java -jar agent.jar -</w:t>
-      </w:r>
-      <w:proofErr w:type="spellStart"/>
-      <w:r>
-        <w:rPr>
-          <w:rFonts w:ascii="Consolas" w:eastAsia="Times New Roman" w:hAnsi="Consolas" w:cs="Times New Roman"/>
-          <w:color w:val="BBBEBF"/>
-          <w:sz w:val="21"/>
-          <w:szCs w:val="21"/>
-        </w:rPr>
-        <w:t>url</w:t>
-      </w:r>
-      <w:proofErr w:type="spellEnd"/>
-      <w:r>
-        <w:rPr>
-          <w:rFonts w:ascii="Consolas" w:eastAsia="Times New Roman" w:hAnsi="Consolas" w:cs="Times New Roman"/>
-          <w:color w:val="BBBEBF"/>
-          <w:sz w:val="21"/>
-          <w:szCs w:val="21"/>
-        </w:rPr>
-        <w:t xml:space="preserve"> http://192.168.1.111:8080/ -secret @secret-file -name "</w:t>
-      </w:r>
-      <w:proofErr w:type="spellStart"/>
-      <w:r>
-        <w:rPr>
-          <w:rFonts w:ascii="Consolas" w:eastAsia="Times New Roman" w:hAnsi="Consolas" w:cs="Times New Roman"/>
-          <w:color w:val="BBBEBF"/>
-          <w:sz w:val="21"/>
-          <w:szCs w:val="21"/>
-        </w:rPr>
-        <w:t>test_server</w:t>
-      </w:r>
-      <w:proofErr w:type="spellEnd"/>
-      <w:r>
-        <w:rPr>
-          <w:rFonts w:ascii="Consolas" w:eastAsia="Times New Roman" w:hAnsi="Consolas" w:cs="Times New Roman"/>
-          <w:color w:val="BBBEBF"/>
-          <w:sz w:val="21"/>
-          <w:szCs w:val="21"/>
-        </w:rPr>
-        <w:t>" -</w:t>
-      </w:r>
-      <w:proofErr w:type="spellStart"/>
-      <w:r>
-        <w:rPr>
-          <w:rFonts w:ascii="Consolas" w:eastAsia="Times New Roman" w:hAnsi="Consolas" w:cs="Times New Roman"/>
-          <w:color w:val="BBBEBF"/>
-          <w:sz w:val="21"/>
-          <w:szCs w:val="21"/>
-        </w:rPr>
-        <w:t>webSocket</w:t>
-      </w:r>
-      <w:proofErr w:type="spellEnd"/>
-      <w:r>
-        <w:rPr>
-          <w:rFonts w:ascii="Consolas" w:eastAsia="Times New Roman" w:hAnsi="Consolas" w:cs="Times New Roman"/>
-          <w:color w:val="BBBEBF"/>
-          <w:sz w:val="21"/>
-          <w:szCs w:val="21"/>
-        </w:rPr>
-        <w:t xml:space="preserve"> -</w:t>
-      </w:r>
-      <w:proofErr w:type="spellStart"/>
-      <w:r>
-        <w:rPr>
-          <w:rFonts w:ascii="Consolas" w:eastAsia="Times New Roman" w:hAnsi="Consolas" w:cs="Times New Roman"/>
-          <w:color w:val="BBBEBF"/>
-          <w:sz w:val="21"/>
-          <w:szCs w:val="21"/>
-        </w:rPr>
-        <w:t>workDir</w:t>
-      </w:r>
-      <w:proofErr w:type="spellEnd"/>
-      <w:r>
-        <w:rPr>
-          <w:rFonts w:ascii="Consolas" w:eastAsia="Times New Roman" w:hAnsi="Consolas" w:cs="Times New Roman"/>
-          <w:color w:val="BBBEBF"/>
-          <w:sz w:val="21"/>
-          <w:szCs w:val="21"/>
-        </w:rPr>
-        <w:t xml:space="preserve"> "/</w:t>
-      </w:r>
-      <w:proofErr w:type="spellStart"/>
-      <w:r>
-        <w:rPr>
-          <w:rFonts w:ascii="Consolas" w:eastAsia="Times New Roman" w:hAnsi="Consolas" w:cs="Times New Roman"/>
-          <w:color w:val="BBBEBF"/>
-          <w:sz w:val="21"/>
-          <w:szCs w:val="21"/>
-        </w:rPr>
-        <w:t>var</w:t>
-      </w:r>
-      <w:proofErr w:type="spellEnd"/>
-      <w:r>
-        <w:rPr>
-          <w:rFonts w:ascii="Consolas" w:eastAsia="Times New Roman" w:hAnsi="Consolas" w:cs="Times New Roman"/>
-          <w:color w:val="BBBEBF"/>
-          <w:sz w:val="21"/>
-          <w:szCs w:val="21"/>
-        </w:rPr>
-        <w:t>/lib/</w:t>
-      </w:r>
-      <w:proofErr w:type="spellStart"/>
-      <w:r>
-        <w:rPr>
-          <w:rFonts w:ascii="Consolas" w:eastAsia="Times New Roman" w:hAnsi="Consolas" w:cs="Times New Roman"/>
-          <w:color w:val="BBBEBF"/>
-          <w:sz w:val="21"/>
-          <w:szCs w:val="21"/>
-        </w:rPr>
-        <w:t>jenkins</w:t>
-      </w:r>
-      <w:proofErr w:type="spellEnd"/>
-      <w:r>
-        <w:rPr>
-          <w:rFonts w:ascii="Consolas" w:eastAsia="Times New Roman" w:hAnsi="Consolas" w:cs="Times New Roman"/>
-          <w:color w:val="BBBEBF"/>
-          <w:sz w:val="21"/>
-          <w:szCs w:val="21"/>
-        </w:rPr>
         <w:t xml:space="preserve">/" </w:t>
       </w:r>
       <w:r>
@@ -5645,17 +4693,8 @@
           <w:sz w:val="32"/>
           <w:szCs w:val="32"/>
         </w:rPr>
-        <w:t xml:space="preserve">, create </w:t>
-      </w:r>
-      <w:proofErr w:type="spellStart"/>
-      <w:r>
-        <w:rPr>
-          <w:sz w:val="32"/>
-          <w:szCs w:val="32"/>
-        </w:rPr>
-        <w:t>webhook</w:t>
-      </w:r>
-      <w:proofErr w:type="spellEnd"/>
+        <w:t>, create webhook</w:t>
+      </w:r>
       <w:r>
         <w:rPr>
           <w:sz w:val="32"/>
@@ -5682,31 +4721,36 @@
           <w:sz w:val="32"/>
           <w:szCs w:val="32"/>
         </w:rPr>
-        <w:t>:8080/git</w:t>
-      </w:r>
-      <w:bookmarkStart w:id="0" w:name="_GoBack"/>
-      <w:bookmarkEnd w:id="0"/>
-      <w:r>
-        <w:rPr>
-          <w:sz w:val="32"/>
-          <w:szCs w:val="32"/>
-        </w:rPr>
-        <w:t>hub-webhook/</w:t>
-      </w:r>
-    </w:p>
-    <w:p>
-      <w:pPr>
-        <w:rPr>
-          <w:sz w:val="32"/>
-          <w:szCs w:val="32"/>
-        </w:rPr>
-      </w:pPr>
-      <w:r>
-        <w:rPr>
-          <w:sz w:val="32"/>
-          <w:szCs w:val="32"/>
-        </w:rPr>
-        <w:t>4.2 Uninstall Jenkins</w:t>
+        <w:t>:8080/github-webhook/</w:t>
+      </w:r>
+    </w:p>
+    <w:p>
+      <w:pPr>
+        <w:rPr>
+          <w:sz w:val="32"/>
+          <w:szCs w:val="32"/>
+        </w:rPr>
+      </w:pPr>
+      <w:r>
+        <w:rPr>
+          <w:sz w:val="32"/>
+          <w:szCs w:val="32"/>
+        </w:rPr>
+        <w:t>4.</w:t>
+      </w:r>
+      <w:r>
+        <w:rPr>
+          <w:sz w:val="32"/>
+          <w:szCs w:val="32"/>
+        </w:rPr>
+        <w:t>3</w:t>
+      </w:r>
+      <w:r>
+        <w:rPr>
+          <w:sz w:val="32"/>
+          <w:szCs w:val="32"/>
+        </w:rPr>
+        <w:t xml:space="preserve"> Uninstall Jenkins</w:t>
       </w:r>
     </w:p>
     <w:p>
@@ -5945,7 +4989,7 @@
           <w:szCs w:val="20"/>
           <w:shd w:val="clear" w:color="auto" w:fill="E3E6E8"/>
         </w:rPr>
-        <w:t xml:space="preserve"> </w:t>
+        <w:t xml:space="preserve"> rm /</w:t>
       </w:r>
       <w:proofErr w:type="spellStart"/>
       <w:r>
@@ -5956,7 +5000,7 @@
           <w:szCs w:val="20"/>
           <w:shd w:val="clear" w:color="auto" w:fill="E3E6E8"/>
         </w:rPr>
-        <w:t>rm</w:t>
+        <w:t>etc</w:t>
       </w:r>
       <w:proofErr w:type="spellEnd"/>
       <w:r>
@@ -5967,7 +5011,7 @@
           <w:szCs w:val="20"/>
           <w:shd w:val="clear" w:color="auto" w:fill="E3E6E8"/>
         </w:rPr>
-        <w:t xml:space="preserve"> /</w:t>
+        <w:t>/apt/</w:t>
       </w:r>
       <w:proofErr w:type="spellStart"/>
       <w:r>
@@ -5978,7 +5022,7 @@
           <w:szCs w:val="20"/>
           <w:shd w:val="clear" w:color="auto" w:fill="E3E6E8"/>
         </w:rPr>
-        <w:t>etc</w:t>
+        <w:t>sources.list.d</w:t>
       </w:r>
       <w:proofErr w:type="spellEnd"/>
       <w:r>
@@ -5989,7 +5033,7 @@
           <w:szCs w:val="20"/>
           <w:shd w:val="clear" w:color="auto" w:fill="E3E6E8"/>
         </w:rPr>
-        <w:t>/apt/</w:t>
+        <w:t>/</w:t>
       </w:r>
       <w:proofErr w:type="spellStart"/>
       <w:r>
@@ -6000,9 +5044,18 @@
           <w:szCs w:val="20"/>
           <w:shd w:val="clear" w:color="auto" w:fill="E3E6E8"/>
         </w:rPr>
-        <w:t>sources.list.d</w:t>
-      </w:r>
-      <w:proofErr w:type="spellEnd"/>
+        <w:t>jenkins.list</w:t>
+      </w:r>
+      <w:proofErr w:type="spellEnd"/>
+    </w:p>
+    <w:p>
+      <w:pPr>
+        <w:rPr>
+          <w:sz w:val="32"/>
+          <w:szCs w:val="32"/>
+        </w:rPr>
+      </w:pPr>
+      <w:proofErr w:type="spellStart"/>
       <w:r>
         <w:rPr>
           <w:rFonts w:ascii="Consolas" w:hAnsi="Consolas"/>
@@ -6011,9 +5064,9 @@
           <w:szCs w:val="20"/>
           <w:shd w:val="clear" w:color="auto" w:fill="E3E6E8"/>
         </w:rPr>
-        <w:t>/</w:t>
-      </w:r>
-      <w:proofErr w:type="spellStart"/>
+        <w:t>sudo</w:t>
+      </w:r>
+      <w:proofErr w:type="spellEnd"/>
       <w:r>
         <w:rPr>
           <w:rFonts w:ascii="Consolas" w:hAnsi="Consolas"/>
@@ -6022,17 +5075,8 @@
           <w:szCs w:val="20"/>
           <w:shd w:val="clear" w:color="auto" w:fill="E3E6E8"/>
         </w:rPr>
-        <w:t>jenkins.list</w:t>
-      </w:r>
-      <w:proofErr w:type="spellEnd"/>
-    </w:p>
-    <w:p>
-      <w:pPr>
-        <w:rPr>
-          <w:sz w:val="32"/>
-          <w:szCs w:val="32"/>
-        </w:rPr>
-      </w:pPr>
+        <w:t xml:space="preserve"> rm /</w:t>
+      </w:r>
       <w:proofErr w:type="spellStart"/>
       <w:r>
         <w:rPr>
@@ -6042,7 +5086,7 @@
           <w:szCs w:val="20"/>
           <w:shd w:val="clear" w:color="auto" w:fill="E3E6E8"/>
         </w:rPr>
-        <w:t>sudo</w:t>
+        <w:t>etc</w:t>
       </w:r>
       <w:proofErr w:type="spellEnd"/>
       <w:r>
@@ -6053,7 +5097,7 @@
           <w:szCs w:val="20"/>
           <w:shd w:val="clear" w:color="auto" w:fill="E3E6E8"/>
         </w:rPr>
-        <w:t xml:space="preserve"> </w:t>
+        <w:t>/apt/</w:t>
       </w:r>
       <w:proofErr w:type="spellStart"/>
       <w:r>
@@ -6064,7 +5108,7 @@
           <w:szCs w:val="20"/>
           <w:shd w:val="clear" w:color="auto" w:fill="E3E6E8"/>
         </w:rPr>
-        <w:t>rm</w:t>
+        <w:t>sources.list.d</w:t>
       </w:r>
       <w:proofErr w:type="spellEnd"/>
       <w:r>
@@ -6075,7 +5119,7 @@
           <w:szCs w:val="20"/>
           <w:shd w:val="clear" w:color="auto" w:fill="E3E6E8"/>
         </w:rPr>
-        <w:t xml:space="preserve"> /</w:t>
+        <w:t>/</w:t>
       </w:r>
       <w:proofErr w:type="spellStart"/>
       <w:r>
@@ -6086,10 +5130,12 @@
           <w:szCs w:val="20"/>
           <w:shd w:val="clear" w:color="auto" w:fill="E3E6E8"/>
         </w:rPr>
-        <w:t>etc</w:t>
-      </w:r>
-      <w:proofErr w:type="spellEnd"/>
-      <w:r>
+        <w:t>jenkins.list.save</w:t>
+      </w:r>
+      <w:proofErr w:type="spellEnd"/>
+    </w:p>
+    <w:p>
+      <w:pPr>
         <w:rPr>
           <w:rFonts w:ascii="Consolas" w:hAnsi="Consolas"/>
           <w:color w:val="0C0D0E"/>
@@ -6097,8 +5143,7 @@
           <w:szCs w:val="20"/>
           <w:shd w:val="clear" w:color="auto" w:fill="E3E6E8"/>
         </w:rPr>
-        <w:t>/apt/</w:t>
-      </w:r>
+      </w:pPr>
       <w:proofErr w:type="spellStart"/>
       <w:r>
         <w:rPr>
@@ -6108,7 +5153,7 @@
           <w:szCs w:val="20"/>
           <w:shd w:val="clear" w:color="auto" w:fill="E3E6E8"/>
         </w:rPr>
-        <w:t>sources.list.d</w:t>
+        <w:t>sudo</w:t>
       </w:r>
       <w:proofErr w:type="spellEnd"/>
       <w:r>
@@ -6119,9 +5164,8 @@
           <w:szCs w:val="20"/>
           <w:shd w:val="clear" w:color="auto" w:fill="E3E6E8"/>
         </w:rPr>
-        <w:t>/</w:t>
-      </w:r>
-      <w:proofErr w:type="spellStart"/>
+        <w:t xml:space="preserve"> rm -r /var/lib/</w:t>
+      </w:r>
       <w:r>
         <w:rPr>
           <w:rFonts w:ascii="Consolas" w:hAnsi="Consolas"/>
@@ -6130,19 +5174,241 @@
           <w:szCs w:val="20"/>
           <w:shd w:val="clear" w:color="auto" w:fill="E3E6E8"/>
         </w:rPr>
-        <w:t>jenkins.list.save</w:t>
-      </w:r>
-      <w:proofErr w:type="spellEnd"/>
-    </w:p>
-    <w:p>
-      <w:pPr>
-        <w:rPr>
-          <w:sz w:val="32"/>
-          <w:szCs w:val="32"/>
-        </w:rPr>
-      </w:pPr>
-      <w:proofErr w:type="spellStart"/>
-      <w:r>
+        <w:t>Jenkins</w:t>
+      </w:r>
+    </w:p>
+    <w:p>
+      <w:pPr>
+        <w:rPr>
+          <w:sz w:val="32"/>
+          <w:szCs w:val="32"/>
+        </w:rPr>
+      </w:pPr>
+      <w:r>
+        <w:rPr>
+          <w:sz w:val="32"/>
+          <w:szCs w:val="32"/>
+        </w:rPr>
+        <w:t>5. MySQL</w:t>
+      </w:r>
+    </w:p>
+    <w:p>
+      <w:pPr>
+        <w:rPr>
+          <w:sz w:val="32"/>
+          <w:szCs w:val="32"/>
+        </w:rPr>
+      </w:pPr>
+      <w:r>
+        <w:rPr>
+          <w:sz w:val="32"/>
+          <w:szCs w:val="32"/>
+        </w:rPr>
+        <w:t>5.1 Install MySQL</w:t>
+      </w:r>
+    </w:p>
+    <w:p>
+      <w:pPr>
+        <w:rPr>
+          <w:sz w:val="32"/>
+          <w:szCs w:val="32"/>
+        </w:rPr>
+      </w:pPr>
+      <w:proofErr w:type="spellStart"/>
+      <w:r>
+        <w:rPr>
+          <w:sz w:val="32"/>
+          <w:szCs w:val="32"/>
+        </w:rPr>
+        <w:t>sudo</w:t>
+      </w:r>
+      <w:proofErr w:type="spellEnd"/>
+      <w:r>
+        <w:rPr>
+          <w:sz w:val="32"/>
+          <w:szCs w:val="32"/>
+        </w:rPr>
+        <w:t xml:space="preserve"> apt install </w:t>
+      </w:r>
+      <w:proofErr w:type="spellStart"/>
+      <w:r>
+        <w:rPr>
+          <w:sz w:val="32"/>
+          <w:szCs w:val="32"/>
+        </w:rPr>
+        <w:t>mysql</w:t>
+      </w:r>
+      <w:proofErr w:type="spellEnd"/>
+      <w:r>
+        <w:rPr>
+          <w:sz w:val="32"/>
+          <w:szCs w:val="32"/>
+        </w:rPr>
+        <w:t>-server</w:t>
+      </w:r>
+    </w:p>
+    <w:p>
+      <w:pPr>
+        <w:rPr>
+          <w:sz w:val="32"/>
+          <w:szCs w:val="32"/>
+        </w:rPr>
+      </w:pPr>
+      <w:r>
+        <w:rPr>
+          <w:sz w:val="32"/>
+          <w:szCs w:val="32"/>
+        </w:rPr>
+        <w:t>-Start the service</w:t>
+      </w:r>
+    </w:p>
+    <w:p>
+      <w:pPr>
+        <w:rPr>
+          <w:sz w:val="32"/>
+          <w:szCs w:val="32"/>
+        </w:rPr>
+      </w:pPr>
+      <w:proofErr w:type="spellStart"/>
+      <w:r>
+        <w:rPr>
+          <w:sz w:val="32"/>
+          <w:szCs w:val="32"/>
+        </w:rPr>
+        <w:t>sudo</w:t>
+      </w:r>
+      <w:proofErr w:type="spellEnd"/>
+      <w:r>
+        <w:rPr>
+          <w:sz w:val="32"/>
+          <w:szCs w:val="32"/>
+        </w:rPr>
+        <w:t xml:space="preserve"> </w:t>
+      </w:r>
+      <w:proofErr w:type="spellStart"/>
+      <w:r>
+        <w:rPr>
+          <w:sz w:val="32"/>
+          <w:szCs w:val="32"/>
+        </w:rPr>
+        <w:t>systemctl</w:t>
+      </w:r>
+      <w:proofErr w:type="spellEnd"/>
+      <w:r>
+        <w:rPr>
+          <w:sz w:val="32"/>
+          <w:szCs w:val="32"/>
+        </w:rPr>
+        <w:t xml:space="preserve"> enable --now </w:t>
+      </w:r>
+      <w:proofErr w:type="spellStart"/>
+      <w:r>
+        <w:rPr>
+          <w:sz w:val="32"/>
+          <w:szCs w:val="32"/>
+        </w:rPr>
+        <w:t>mysql</w:t>
+      </w:r>
+      <w:proofErr w:type="spellEnd"/>
+    </w:p>
+    <w:p>
+      <w:pPr>
+        <w:rPr>
+          <w:sz w:val="32"/>
+          <w:szCs w:val="32"/>
+        </w:rPr>
+      </w:pPr>
+      <w:proofErr w:type="spellStart"/>
+      <w:r>
+        <w:rPr>
+          <w:sz w:val="32"/>
+          <w:szCs w:val="32"/>
+        </w:rPr>
+        <w:t>sudo</w:t>
+      </w:r>
+      <w:proofErr w:type="spellEnd"/>
+      <w:r>
+        <w:rPr>
+          <w:sz w:val="32"/>
+          <w:szCs w:val="32"/>
+        </w:rPr>
+        <w:t xml:space="preserve"> </w:t>
+      </w:r>
+      <w:proofErr w:type="spellStart"/>
+      <w:r>
+        <w:rPr>
+          <w:sz w:val="32"/>
+          <w:szCs w:val="32"/>
+        </w:rPr>
+        <w:t>systemctl</w:t>
+      </w:r>
+      <w:proofErr w:type="spellEnd"/>
+      <w:r>
+        <w:rPr>
+          <w:sz w:val="32"/>
+          <w:szCs w:val="32"/>
+        </w:rPr>
+        <w:t xml:space="preserve"> status </w:t>
+      </w:r>
+      <w:proofErr w:type="spellStart"/>
+      <w:r>
+        <w:rPr>
+          <w:sz w:val="32"/>
+          <w:szCs w:val="32"/>
+        </w:rPr>
+        <w:t>mysql</w:t>
+      </w:r>
+      <w:proofErr w:type="spellEnd"/>
+    </w:p>
+    <w:p>
+      <w:pPr>
+        <w:rPr>
+          <w:sz w:val="32"/>
+          <w:szCs w:val="32"/>
+        </w:rPr>
+      </w:pPr>
+      <w:r>
+        <w:rPr>
+          <w:sz w:val="32"/>
+          <w:szCs w:val="32"/>
+        </w:rPr>
+        <w:t>-</w:t>
+      </w:r>
+      <w:proofErr w:type="spellStart"/>
+      <w:r>
+        <w:rPr>
+          <w:sz w:val="32"/>
+          <w:szCs w:val="32"/>
+        </w:rPr>
+        <w:t>mysql_secure_installation</w:t>
+      </w:r>
+      <w:proofErr w:type="spellEnd"/>
+      <w:r>
+        <w:rPr>
+          <w:sz w:val="32"/>
+          <w:szCs w:val="32"/>
+        </w:rPr>
+        <w:t xml:space="preserve">: set root password, remove anonymous users, disallow root login remotely, remove test </w:t>
+      </w:r>
+      <w:proofErr w:type="spellStart"/>
+      <w:r>
+        <w:rPr>
+          <w:sz w:val="32"/>
+          <w:szCs w:val="32"/>
+        </w:rPr>
+        <w:t>db</w:t>
+      </w:r>
+      <w:proofErr w:type="spellEnd"/>
+      <w:r>
+        <w:rPr>
+          <w:sz w:val="32"/>
+          <w:szCs w:val="32"/>
+        </w:rPr>
+        <w:t>, reload privilege tables.</w:t>
+      </w:r>
+    </w:p>
+    <w:p>
+      <w:pPr>
         <w:rPr>
           <w:rFonts w:ascii="Consolas" w:hAnsi="Consolas"/>
           <w:color w:val="0C0D0E"/>
@@ -6150,9 +5416,8 @@
           <w:szCs w:val="20"/>
           <w:shd w:val="clear" w:color="auto" w:fill="E3E6E8"/>
         </w:rPr>
-        <w:t>sudo</w:t>
-      </w:r>
-      <w:proofErr w:type="spellEnd"/>
+      </w:pPr>
+      <w:proofErr w:type="spellStart"/>
       <w:r>
         <w:rPr>
           <w:rFonts w:ascii="Consolas" w:hAnsi="Consolas"/>
@@ -6161,9 +5426,9 @@
           <w:szCs w:val="20"/>
           <w:shd w:val="clear" w:color="auto" w:fill="E3E6E8"/>
         </w:rPr>
-        <w:t xml:space="preserve"> </w:t>
-      </w:r>
-      <w:proofErr w:type="spellStart"/>
+        <w:t>sudo</w:t>
+      </w:r>
+      <w:proofErr w:type="spellEnd"/>
       <w:r>
         <w:rPr>
           <w:rFonts w:ascii="Consolas" w:hAnsi="Consolas"/>
@@ -6172,9 +5437,9 @@
           <w:szCs w:val="20"/>
           <w:shd w:val="clear" w:color="auto" w:fill="E3E6E8"/>
         </w:rPr>
-        <w:t>rm</w:t>
-      </w:r>
-      <w:proofErr w:type="spellEnd"/>
+        <w:t xml:space="preserve"> </w:t>
+      </w:r>
+      <w:proofErr w:type="spellStart"/>
       <w:r>
         <w:rPr>
           <w:rFonts w:ascii="Consolas" w:hAnsi="Consolas"/>
@@ -6183,42 +5448,1895 @@
           <w:szCs w:val="20"/>
           <w:shd w:val="clear" w:color="auto" w:fill="E3E6E8"/>
         </w:rPr>
-        <w:t xml:space="preserve"> -r /</w:t>
-      </w:r>
-      <w:proofErr w:type="spellStart"/>
-      <w:r>
-        <w:rPr>
-          <w:rFonts w:ascii="Consolas" w:hAnsi="Consolas"/>
-          <w:color w:val="0C0D0E"/>
-          <w:sz w:val="20"/>
-          <w:szCs w:val="20"/>
-          <w:shd w:val="clear" w:color="auto" w:fill="E3E6E8"/>
-        </w:rPr>
-        <w:t>var</w:t>
-      </w:r>
-      <w:proofErr w:type="spellEnd"/>
-      <w:r>
-        <w:rPr>
-          <w:rFonts w:ascii="Consolas" w:hAnsi="Consolas"/>
-          <w:color w:val="0C0D0E"/>
-          <w:sz w:val="20"/>
-          <w:szCs w:val="20"/>
-          <w:shd w:val="clear" w:color="auto" w:fill="E3E6E8"/>
-        </w:rPr>
-        <w:t>/lib/</w:t>
-      </w:r>
-      <w:proofErr w:type="spellStart"/>
-      <w:r>
-        <w:rPr>
-          <w:rFonts w:ascii="Consolas" w:hAnsi="Consolas"/>
-          <w:color w:val="0C0D0E"/>
-          <w:sz w:val="20"/>
-          <w:szCs w:val="20"/>
-          <w:shd w:val="clear" w:color="auto" w:fill="E3E6E8"/>
-        </w:rPr>
-        <w:t>jenkins</w:t>
-      </w:r>
-      <w:proofErr w:type="spellEnd"/>
+        <w:t>mysql_secure_installation</w:t>
+      </w:r>
+      <w:proofErr w:type="spellEnd"/>
+    </w:p>
+    <w:p>
+      <w:pPr>
+        <w:rPr>
+          <w:sz w:val="32"/>
+          <w:szCs w:val="32"/>
+        </w:rPr>
+      </w:pPr>
+      <w:r>
+        <w:rPr>
+          <w:sz w:val="32"/>
+          <w:szCs w:val="32"/>
+        </w:rPr>
+        <w:t xml:space="preserve">-Test: </w:t>
+      </w:r>
+      <w:proofErr w:type="spellStart"/>
+      <w:r>
+        <w:rPr>
+          <w:sz w:val="32"/>
+          <w:szCs w:val="32"/>
+        </w:rPr>
+        <w:t>sudo</w:t>
+      </w:r>
+      <w:proofErr w:type="spellEnd"/>
+      <w:r>
+        <w:rPr>
+          <w:sz w:val="32"/>
+          <w:szCs w:val="32"/>
+        </w:rPr>
+        <w:t xml:space="preserve"> </w:t>
+      </w:r>
+      <w:proofErr w:type="spellStart"/>
+      <w:r>
+        <w:rPr>
+          <w:sz w:val="32"/>
+          <w:szCs w:val="32"/>
+        </w:rPr>
+        <w:t>mysqladmin</w:t>
+      </w:r>
+      <w:proofErr w:type="spellEnd"/>
+      <w:r>
+        <w:rPr>
+          <w:sz w:val="32"/>
+          <w:szCs w:val="32"/>
+        </w:rPr>
+        <w:t xml:space="preserve"> -u root -p version</w:t>
+      </w:r>
+    </w:p>
+    <w:p>
+      <w:pPr>
+        <w:rPr>
+          <w:sz w:val="32"/>
+          <w:szCs w:val="32"/>
+        </w:rPr>
+      </w:pPr>
+      <w:r>
+        <w:rPr>
+          <w:sz w:val="32"/>
+          <w:szCs w:val="32"/>
+        </w:rPr>
+        <w:t>-Default no password for root. Reset root password:</w:t>
+      </w:r>
+    </w:p>
+    <w:p>
+      <w:pPr>
+        <w:rPr>
+          <w:sz w:val="32"/>
+          <w:szCs w:val="32"/>
+        </w:rPr>
+      </w:pPr>
+      <w:r>
+        <w:rPr>
+          <w:sz w:val="32"/>
+          <w:szCs w:val="32"/>
+        </w:rPr>
+        <w:lastRenderedPageBreak/>
+        <w:t>+</w:t>
+      </w:r>
+      <w:proofErr w:type="spellStart"/>
+      <w:r>
+        <w:rPr>
+          <w:sz w:val="32"/>
+          <w:szCs w:val="32"/>
+        </w:rPr>
+        <w:t>sudo</w:t>
+      </w:r>
+      <w:proofErr w:type="spellEnd"/>
+      <w:r>
+        <w:rPr>
+          <w:sz w:val="32"/>
+          <w:szCs w:val="32"/>
+        </w:rPr>
+        <w:t xml:space="preserve"> </w:t>
+      </w:r>
+      <w:proofErr w:type="spellStart"/>
+      <w:r>
+        <w:rPr>
+          <w:sz w:val="32"/>
+          <w:szCs w:val="32"/>
+        </w:rPr>
+        <w:t>systemctl</w:t>
+      </w:r>
+      <w:proofErr w:type="spellEnd"/>
+      <w:r>
+        <w:rPr>
+          <w:sz w:val="32"/>
+          <w:szCs w:val="32"/>
+        </w:rPr>
+        <w:t xml:space="preserve"> stop </w:t>
+      </w:r>
+      <w:proofErr w:type="spellStart"/>
+      <w:r>
+        <w:rPr>
+          <w:sz w:val="32"/>
+          <w:szCs w:val="32"/>
+        </w:rPr>
+        <w:t>mysql</w:t>
+      </w:r>
+      <w:proofErr w:type="spellEnd"/>
+    </w:p>
+    <w:p>
+      <w:pPr>
+        <w:rPr>
+          <w:sz w:val="32"/>
+          <w:szCs w:val="32"/>
+        </w:rPr>
+      </w:pPr>
+      <w:r>
+        <w:rPr>
+          <w:sz w:val="32"/>
+          <w:szCs w:val="32"/>
+        </w:rPr>
+        <w:t>+</w:t>
+      </w:r>
+      <w:commentRangeStart w:id="0"/>
+      <w:commentRangeStart w:id="1"/>
+      <w:proofErr w:type="spellStart"/>
+      <w:r>
+        <w:rPr>
+          <w:sz w:val="32"/>
+          <w:szCs w:val="32"/>
+        </w:rPr>
+        <w:t>sudo</w:t>
+      </w:r>
+      <w:proofErr w:type="spellEnd"/>
+      <w:r>
+        <w:rPr>
+          <w:sz w:val="32"/>
+          <w:szCs w:val="32"/>
+        </w:rPr>
+        <w:t xml:space="preserve"> </w:t>
+      </w:r>
+      <w:proofErr w:type="spellStart"/>
+      <w:r>
+        <w:rPr>
+          <w:sz w:val="32"/>
+          <w:szCs w:val="32"/>
+        </w:rPr>
+        <w:t>mysqld</w:t>
+      </w:r>
+      <w:proofErr w:type="spellEnd"/>
+      <w:r>
+        <w:rPr>
+          <w:sz w:val="32"/>
+          <w:szCs w:val="32"/>
+        </w:rPr>
+        <w:t xml:space="preserve"> --skip-grant-tables &amp;</w:t>
+      </w:r>
+      <w:commentRangeEnd w:id="0"/>
+      <w:r>
+        <w:rPr>
+          <w:rStyle w:val="CommentReference"/>
+        </w:rPr>
+        <w:commentReference w:id="0"/>
+      </w:r>
+      <w:commentRangeEnd w:id="1"/>
+      <w:r>
+        <w:rPr>
+          <w:rStyle w:val="CommentReference"/>
+        </w:rPr>
+        <w:commentReference w:id="1"/>
+      </w:r>
+    </w:p>
+    <w:p>
+      <w:pPr>
+        <w:rPr>
+          <w:sz w:val="32"/>
+          <w:szCs w:val="32"/>
+        </w:rPr>
+      </w:pPr>
+      <w:r>
+        <w:rPr>
+          <w:sz w:val="32"/>
+          <w:szCs w:val="32"/>
+        </w:rPr>
+        <w:t>+</w:t>
+      </w:r>
+      <w:proofErr w:type="spellStart"/>
+      <w:r>
+        <w:rPr>
+          <w:sz w:val="32"/>
+          <w:szCs w:val="32"/>
+        </w:rPr>
+        <w:t>mysql</w:t>
+      </w:r>
+      <w:proofErr w:type="spellEnd"/>
+      <w:r>
+        <w:rPr>
+          <w:sz w:val="32"/>
+          <w:szCs w:val="32"/>
+        </w:rPr>
+        <w:t xml:space="preserve"> -u root</w:t>
+      </w:r>
+    </w:p>
+    <w:p>
+      <w:pPr>
+        <w:rPr>
+          <w:sz w:val="32"/>
+          <w:szCs w:val="32"/>
+        </w:rPr>
+      </w:pPr>
+      <w:r>
+        <w:rPr>
+          <w:sz w:val="32"/>
+          <w:szCs w:val="32"/>
+        </w:rPr>
+        <w:t xml:space="preserve">If error: </w:t>
+      </w:r>
+    </w:p>
+    <w:p>
+      <w:pPr>
+        <w:rPr>
+          <w:sz w:val="32"/>
+          <w:szCs w:val="32"/>
+        </w:rPr>
+      </w:pPr>
+      <w:proofErr w:type="spellStart"/>
+      <w:r>
+        <w:rPr>
+          <w:sz w:val="32"/>
+          <w:szCs w:val="32"/>
+        </w:rPr>
+        <w:t>sudo</w:t>
+      </w:r>
+      <w:proofErr w:type="spellEnd"/>
+      <w:r>
+        <w:rPr>
+          <w:sz w:val="32"/>
+          <w:szCs w:val="32"/>
+        </w:rPr>
+        <w:t xml:space="preserve"> </w:t>
+      </w:r>
+      <w:proofErr w:type="spellStart"/>
+      <w:r>
+        <w:rPr>
+          <w:sz w:val="32"/>
+          <w:szCs w:val="32"/>
+        </w:rPr>
+        <w:t>mkdir</w:t>
+      </w:r>
+      <w:proofErr w:type="spellEnd"/>
+      <w:r>
+        <w:rPr>
+          <w:sz w:val="32"/>
+          <w:szCs w:val="32"/>
+        </w:rPr>
+        <w:t xml:space="preserve"> -p /var/run/</w:t>
+      </w:r>
+      <w:proofErr w:type="spellStart"/>
+      <w:r>
+        <w:rPr>
+          <w:sz w:val="32"/>
+          <w:szCs w:val="32"/>
+        </w:rPr>
+        <w:t>mysqld</w:t>
+      </w:r>
+      <w:proofErr w:type="spellEnd"/>
+      <w:r>
+        <w:rPr>
+          <w:sz w:val="32"/>
+          <w:szCs w:val="32"/>
+        </w:rPr>
+        <w:t xml:space="preserve"> </w:t>
+      </w:r>
+      <w:proofErr w:type="spellStart"/>
+      <w:r>
+        <w:rPr>
+          <w:sz w:val="32"/>
+          <w:szCs w:val="32"/>
+        </w:rPr>
+        <w:t>sudo</w:t>
+      </w:r>
+      <w:proofErr w:type="spellEnd"/>
+      <w:r>
+        <w:rPr>
+          <w:sz w:val="32"/>
+          <w:szCs w:val="32"/>
+        </w:rPr>
+        <w:t xml:space="preserve"> </w:t>
+      </w:r>
+      <w:proofErr w:type="spellStart"/>
+      <w:r>
+        <w:rPr>
+          <w:sz w:val="32"/>
+          <w:szCs w:val="32"/>
+        </w:rPr>
+        <w:t>chown</w:t>
+      </w:r>
+      <w:proofErr w:type="spellEnd"/>
+      <w:r>
+        <w:rPr>
+          <w:sz w:val="32"/>
+          <w:szCs w:val="32"/>
+        </w:rPr>
+        <w:t xml:space="preserve"> </w:t>
+      </w:r>
+      <w:proofErr w:type="spellStart"/>
+      <w:proofErr w:type="gramStart"/>
+      <w:r>
+        <w:rPr>
+          <w:sz w:val="32"/>
+          <w:szCs w:val="32"/>
+        </w:rPr>
+        <w:t>mysql:mysql</w:t>
+      </w:r>
+      <w:proofErr w:type="spellEnd"/>
+      <w:proofErr w:type="gramEnd"/>
+      <w:r>
+        <w:rPr>
+          <w:sz w:val="32"/>
+          <w:szCs w:val="32"/>
+        </w:rPr>
+        <w:t xml:space="preserve"> /var/run/</w:t>
+      </w:r>
+      <w:proofErr w:type="spellStart"/>
+      <w:r>
+        <w:rPr>
+          <w:sz w:val="32"/>
+          <w:szCs w:val="32"/>
+        </w:rPr>
+        <w:t>mysqld</w:t>
+      </w:r>
+      <w:proofErr w:type="spellEnd"/>
+    </w:p>
+    <w:p>
+      <w:pPr>
+        <w:rPr>
+          <w:sz w:val="32"/>
+          <w:szCs w:val="32"/>
+        </w:rPr>
+      </w:pPr>
+      <w:r>
+        <w:rPr>
+          <w:sz w:val="32"/>
+          <w:szCs w:val="32"/>
+        </w:rPr>
+        <w:t>+</w:t>
+      </w:r>
+      <w:r>
+        <w:rPr>
+          <w:sz w:val="32"/>
+          <w:szCs w:val="32"/>
+        </w:rPr>
+        <w:t>FLUSH PRIVILEGES;</w:t>
+      </w:r>
+    </w:p>
+    <w:p>
+      <w:pPr>
+        <w:rPr>
+          <w:sz w:val="32"/>
+          <w:szCs w:val="32"/>
+        </w:rPr>
+      </w:pPr>
+      <w:r>
+        <w:rPr>
+          <w:sz w:val="32"/>
+          <w:szCs w:val="32"/>
+        </w:rPr>
+        <w:t>+</w:t>
+      </w:r>
+      <w:r>
+        <w:rPr>
+          <w:sz w:val="32"/>
+          <w:szCs w:val="32"/>
+        </w:rPr>
+        <w:t>ALTER USER '</w:t>
+      </w:r>
+      <w:proofErr w:type="spellStart"/>
+      <w:r>
+        <w:rPr>
+          <w:sz w:val="32"/>
+          <w:szCs w:val="32"/>
+        </w:rPr>
+        <w:t>root'@'localhost</w:t>
+      </w:r>
+      <w:proofErr w:type="spellEnd"/>
+      <w:r>
+        <w:rPr>
+          <w:sz w:val="32"/>
+          <w:szCs w:val="32"/>
+        </w:rPr>
+        <w:t>' IDENTIFIED BY '</w:t>
+      </w:r>
+      <w:proofErr w:type="spellStart"/>
+      <w:r>
+        <w:rPr>
+          <w:sz w:val="32"/>
+          <w:szCs w:val="32"/>
+        </w:rPr>
+        <w:t>newpwd</w:t>
+      </w:r>
+      <w:proofErr w:type="spellEnd"/>
+      <w:r>
+        <w:rPr>
+          <w:sz w:val="32"/>
+          <w:szCs w:val="32"/>
+        </w:rPr>
+        <w:t>';</w:t>
+      </w:r>
+    </w:p>
+    <w:p>
+      <w:pPr>
+        <w:rPr>
+          <w:sz w:val="32"/>
+          <w:szCs w:val="32"/>
+        </w:rPr>
+      </w:pPr>
+      <w:r>
+        <w:rPr>
+          <w:sz w:val="32"/>
+          <w:szCs w:val="32"/>
+        </w:rPr>
+        <w:t>If error</w:t>
+      </w:r>
+    </w:p>
+    <w:p>
+      <w:pPr>
+        <w:rPr>
+          <w:sz w:val="32"/>
+          <w:szCs w:val="32"/>
+        </w:rPr>
+      </w:pPr>
+      <w:r>
+        <w:rPr>
+          <w:sz w:val="32"/>
+          <w:szCs w:val="32"/>
+        </w:rPr>
+        <w:t>ALTER USER '</w:t>
+      </w:r>
+      <w:proofErr w:type="spellStart"/>
+      <w:r>
+        <w:rPr>
+          <w:sz w:val="32"/>
+          <w:szCs w:val="32"/>
+        </w:rPr>
+        <w:t>root'@'localhost</w:t>
+      </w:r>
+      <w:proofErr w:type="spellEnd"/>
+      <w:r>
+        <w:rPr>
+          <w:sz w:val="32"/>
+          <w:szCs w:val="32"/>
+        </w:rPr>
+        <w:t>' IDENTIFIED WITH caching_sha256_password BY 'Nghia2508@';</w:t>
+      </w:r>
+    </w:p>
+    <w:p>
+      <w:pPr>
+        <w:rPr>
+          <w:sz w:val="32"/>
+          <w:szCs w:val="32"/>
+        </w:rPr>
+      </w:pPr>
+      <w:r>
+        <w:rPr>
+          <w:sz w:val="32"/>
+          <w:szCs w:val="32"/>
+        </w:rPr>
+        <w:t>caching_sha256_password</w:t>
+      </w:r>
+      <w:r>
+        <w:rPr>
+          <w:sz w:val="32"/>
+          <w:szCs w:val="32"/>
+        </w:rPr>
+        <w:t xml:space="preserve"> or </w:t>
+      </w:r>
+      <w:proofErr w:type="spellStart"/>
+      <w:r>
+        <w:rPr>
+          <w:sz w:val="32"/>
+          <w:szCs w:val="32"/>
+        </w:rPr>
+        <w:t>mysql_native_password</w:t>
+      </w:r>
+      <w:proofErr w:type="spellEnd"/>
+    </w:p>
+    <w:p>
+      <w:pPr>
+        <w:rPr>
+          <w:sz w:val="32"/>
+          <w:szCs w:val="32"/>
+        </w:rPr>
+      </w:pPr>
+      <w:r>
+        <w:rPr>
+          <w:sz w:val="32"/>
+          <w:szCs w:val="32"/>
+        </w:rPr>
+        <w:t>+</w:t>
+      </w:r>
+      <w:r>
+        <w:t xml:space="preserve"> </w:t>
+      </w:r>
+      <w:proofErr w:type="spellStart"/>
+      <w:r>
+        <w:rPr>
+          <w:sz w:val="32"/>
+          <w:szCs w:val="32"/>
+        </w:rPr>
+        <w:t>sudo</w:t>
+      </w:r>
+      <w:proofErr w:type="spellEnd"/>
+      <w:r>
+        <w:rPr>
+          <w:sz w:val="32"/>
+          <w:szCs w:val="32"/>
+        </w:rPr>
+        <w:t xml:space="preserve"> kill $(</w:t>
+      </w:r>
+      <w:proofErr w:type="spellStart"/>
+      <w:r>
+        <w:rPr>
+          <w:sz w:val="32"/>
+          <w:szCs w:val="32"/>
+        </w:rPr>
+        <w:t>pgrep</w:t>
+      </w:r>
+      <w:proofErr w:type="spellEnd"/>
+      <w:r>
+        <w:rPr>
+          <w:sz w:val="32"/>
+          <w:szCs w:val="32"/>
+        </w:rPr>
+        <w:t xml:space="preserve"> -f </w:t>
+      </w:r>
+      <w:proofErr w:type="spellStart"/>
+      <w:r>
+        <w:rPr>
+          <w:sz w:val="32"/>
+          <w:szCs w:val="32"/>
+        </w:rPr>
+        <w:t>mysqld</w:t>
+      </w:r>
+      <w:proofErr w:type="spellEnd"/>
+      <w:r>
+        <w:rPr>
+          <w:sz w:val="32"/>
+          <w:szCs w:val="32"/>
+        </w:rPr>
+        <w:t>)</w:t>
+      </w:r>
+    </w:p>
+    <w:p>
+      <w:pPr>
+        <w:rPr>
+          <w:sz w:val="32"/>
+          <w:szCs w:val="32"/>
+        </w:rPr>
+      </w:pPr>
+      <w:r>
+        <w:rPr>
+          <w:sz w:val="32"/>
+          <w:szCs w:val="32"/>
+        </w:rPr>
+        <w:t>+</w:t>
+      </w:r>
+      <w:proofErr w:type="spellStart"/>
+      <w:r>
+        <w:rPr>
+          <w:sz w:val="32"/>
+          <w:szCs w:val="32"/>
+        </w:rPr>
+        <w:t>sudo</w:t>
+      </w:r>
+      <w:proofErr w:type="spellEnd"/>
+      <w:r>
+        <w:rPr>
+          <w:sz w:val="32"/>
+          <w:szCs w:val="32"/>
+        </w:rPr>
+        <w:t xml:space="preserve"> </w:t>
+      </w:r>
+      <w:proofErr w:type="spellStart"/>
+      <w:r>
+        <w:rPr>
+          <w:sz w:val="32"/>
+          <w:szCs w:val="32"/>
+        </w:rPr>
+        <w:t>systemctl</w:t>
+      </w:r>
+      <w:proofErr w:type="spellEnd"/>
+      <w:r>
+        <w:rPr>
+          <w:sz w:val="32"/>
+          <w:szCs w:val="32"/>
+        </w:rPr>
+        <w:t xml:space="preserve"> restart </w:t>
+      </w:r>
+      <w:proofErr w:type="spellStart"/>
+      <w:r>
+        <w:rPr>
+          <w:sz w:val="32"/>
+          <w:szCs w:val="32"/>
+        </w:rPr>
+        <w:t>mysql</w:t>
+      </w:r>
+      <w:proofErr w:type="spellEnd"/>
+    </w:p>
+    <w:p>
+      <w:pPr>
+        <w:rPr>
+          <w:sz w:val="32"/>
+          <w:szCs w:val="32"/>
+        </w:rPr>
+      </w:pPr>
+      <w:r>
+        <w:rPr>
+          <w:sz w:val="32"/>
+          <w:szCs w:val="32"/>
+        </w:rPr>
+        <w:t xml:space="preserve">-MySQL config files: </w:t>
+      </w:r>
+      <w:r>
+        <w:rPr>
+          <w:sz w:val="32"/>
+          <w:szCs w:val="32"/>
+        </w:rPr>
+        <w:t>/</w:t>
+      </w:r>
+      <w:proofErr w:type="spellStart"/>
+      <w:r>
+        <w:rPr>
+          <w:sz w:val="32"/>
+          <w:szCs w:val="32"/>
+        </w:rPr>
+        <w:t>etc</w:t>
+      </w:r>
+      <w:proofErr w:type="spellEnd"/>
+      <w:r>
+        <w:rPr>
+          <w:sz w:val="32"/>
+          <w:szCs w:val="32"/>
+        </w:rPr>
+        <w:t>/</w:t>
+      </w:r>
+      <w:proofErr w:type="spellStart"/>
+      <w:r>
+        <w:rPr>
+          <w:sz w:val="32"/>
+          <w:szCs w:val="32"/>
+        </w:rPr>
+        <w:t>mysql</w:t>
+      </w:r>
+      <w:proofErr w:type="spellEnd"/>
+      <w:r>
+        <w:rPr>
+          <w:sz w:val="32"/>
+          <w:szCs w:val="32"/>
+        </w:rPr>
+        <w:t>/</w:t>
+      </w:r>
+      <w:proofErr w:type="spellStart"/>
+      <w:r>
+        <w:rPr>
+          <w:sz w:val="32"/>
+          <w:szCs w:val="32"/>
+        </w:rPr>
+        <w:t>mysql.conf.d</w:t>
+      </w:r>
+      <w:proofErr w:type="spellEnd"/>
+      <w:r>
+        <w:rPr>
+          <w:sz w:val="32"/>
+          <w:szCs w:val="32"/>
+        </w:rPr>
+        <w:t>/</w:t>
+      </w:r>
+      <w:proofErr w:type="spellStart"/>
+      <w:r>
+        <w:rPr>
+          <w:sz w:val="32"/>
+          <w:szCs w:val="32"/>
+        </w:rPr>
+        <w:t>mysqld.cnf</w:t>
+      </w:r>
+      <w:proofErr w:type="spellEnd"/>
+    </w:p>
+    <w:p>
+      <w:pPr>
+        <w:rPr>
+          <w:sz w:val="32"/>
+          <w:szCs w:val="32"/>
+        </w:rPr>
+      </w:pPr>
+      <w:r>
+        <w:rPr>
+          <w:sz w:val="32"/>
+          <w:szCs w:val="32"/>
+        </w:rPr>
+        <w:t xml:space="preserve">-Enable slow query log: </w:t>
+      </w:r>
+    </w:p>
+    <w:p>
+      <w:pPr>
+        <w:rPr>
+          <w:sz w:val="32"/>
+          <w:szCs w:val="32"/>
+        </w:rPr>
+      </w:pPr>
+      <w:r>
+        <w:rPr>
+          <w:sz w:val="32"/>
+          <w:szCs w:val="32"/>
+        </w:rPr>
+        <w:t xml:space="preserve">SET GLOBAL </w:t>
+      </w:r>
+      <w:proofErr w:type="spellStart"/>
+      <w:r>
+        <w:rPr>
+          <w:sz w:val="32"/>
+          <w:szCs w:val="32"/>
+        </w:rPr>
+        <w:t>slow_query_log</w:t>
+      </w:r>
+      <w:proofErr w:type="spellEnd"/>
+      <w:r>
+        <w:rPr>
+          <w:sz w:val="32"/>
+          <w:szCs w:val="32"/>
+        </w:rPr>
+        <w:t xml:space="preserve"> = 'ON';</w:t>
+      </w:r>
+    </w:p>
+    <w:p>
+      <w:pPr>
+        <w:rPr>
+          <w:sz w:val="32"/>
+          <w:szCs w:val="32"/>
+        </w:rPr>
+      </w:pPr>
+      <w:r>
+        <w:rPr>
+          <w:sz w:val="32"/>
+          <w:szCs w:val="32"/>
+        </w:rPr>
+        <w:t xml:space="preserve">Or in </w:t>
+      </w:r>
+      <w:proofErr w:type="spellStart"/>
+      <w:r>
+        <w:rPr>
+          <w:sz w:val="32"/>
+          <w:szCs w:val="32"/>
+        </w:rPr>
+        <w:t>my.cnf</w:t>
+      </w:r>
+      <w:proofErr w:type="spellEnd"/>
+      <w:r>
+        <w:rPr>
+          <w:sz w:val="32"/>
+          <w:szCs w:val="32"/>
+        </w:rPr>
+        <w:t xml:space="preserve">: </w:t>
+      </w:r>
+      <w:proofErr w:type="spellStart"/>
+      <w:r>
+        <w:rPr>
+          <w:sz w:val="32"/>
+          <w:szCs w:val="32"/>
+        </w:rPr>
+        <w:t>slow_query_log</w:t>
+      </w:r>
+      <w:proofErr w:type="spellEnd"/>
+      <w:r>
+        <w:rPr>
+          <w:sz w:val="32"/>
+          <w:szCs w:val="32"/>
+        </w:rPr>
+        <w:t xml:space="preserve"> = 1, </w:t>
+      </w:r>
+      <w:proofErr w:type="spellStart"/>
+      <w:r>
+        <w:rPr>
+          <w:sz w:val="32"/>
+          <w:szCs w:val="32"/>
+        </w:rPr>
+        <w:t>long_query_time</w:t>
+      </w:r>
+      <w:proofErr w:type="spellEnd"/>
+      <w:r>
+        <w:rPr>
+          <w:sz w:val="32"/>
+          <w:szCs w:val="32"/>
+        </w:rPr>
+        <w:t xml:space="preserve"> = 2</w:t>
+      </w:r>
+    </w:p>
+    <w:p>
+      <w:pPr>
+        <w:rPr>
+          <w:sz w:val="32"/>
+          <w:szCs w:val="32"/>
+        </w:rPr>
+      </w:pPr>
+      <w:r>
+        <w:rPr>
+          <w:sz w:val="32"/>
+          <w:szCs w:val="32"/>
+        </w:rPr>
+        <w:t>5.2 Create a database and user</w:t>
+      </w:r>
+    </w:p>
+    <w:p>
+      <w:pPr>
+        <w:rPr>
+          <w:sz w:val="32"/>
+          <w:szCs w:val="32"/>
+        </w:rPr>
+      </w:pPr>
+      <w:proofErr w:type="spellStart"/>
+      <w:r>
+        <w:rPr>
+          <w:sz w:val="32"/>
+          <w:szCs w:val="32"/>
+        </w:rPr>
+        <w:t>sudo</w:t>
+      </w:r>
+      <w:proofErr w:type="spellEnd"/>
+      <w:r>
+        <w:rPr>
+          <w:sz w:val="32"/>
+          <w:szCs w:val="32"/>
+        </w:rPr>
+        <w:t xml:space="preserve"> </w:t>
+      </w:r>
+      <w:proofErr w:type="spellStart"/>
+      <w:r>
+        <w:rPr>
+          <w:sz w:val="32"/>
+          <w:szCs w:val="32"/>
+        </w:rPr>
+        <w:t>mysql</w:t>
+      </w:r>
+      <w:proofErr w:type="spellEnd"/>
+    </w:p>
+    <w:p>
+      <w:pPr>
+        <w:rPr>
+          <w:sz w:val="32"/>
+          <w:szCs w:val="32"/>
+        </w:rPr>
+      </w:pPr>
+      <w:r>
+        <w:rPr>
+          <w:sz w:val="32"/>
+          <w:szCs w:val="32"/>
+        </w:rPr>
+        <w:t xml:space="preserve">CREATE DATABASE </w:t>
+      </w:r>
+      <w:proofErr w:type="spellStart"/>
+      <w:r>
+        <w:rPr>
+          <w:sz w:val="32"/>
+          <w:szCs w:val="32"/>
+        </w:rPr>
+        <w:t>myapp</w:t>
+      </w:r>
+      <w:proofErr w:type="spellEnd"/>
+      <w:r>
+        <w:rPr>
+          <w:sz w:val="32"/>
+          <w:szCs w:val="32"/>
+        </w:rPr>
+        <w:t>;</w:t>
+      </w:r>
+    </w:p>
+    <w:p>
+      <w:pPr>
+        <w:rPr>
+          <w:sz w:val="32"/>
+          <w:szCs w:val="32"/>
+        </w:rPr>
+      </w:pPr>
+      <w:r>
+        <w:rPr>
+          <w:sz w:val="32"/>
+          <w:szCs w:val="32"/>
+        </w:rPr>
+        <w:t>CREATE USER '</w:t>
+      </w:r>
+      <w:proofErr w:type="spellStart"/>
+      <w:r>
+        <w:rPr>
+          <w:sz w:val="32"/>
+          <w:szCs w:val="32"/>
+        </w:rPr>
+        <w:t>appuser</w:t>
+      </w:r>
+      <w:proofErr w:type="spellEnd"/>
+      <w:r>
+        <w:rPr>
+          <w:sz w:val="32"/>
+          <w:szCs w:val="32"/>
+        </w:rPr>
+        <w:t>'@'localhost' IDENTIFIED BY '</w:t>
+      </w:r>
+      <w:proofErr w:type="spellStart"/>
+      <w:r>
+        <w:rPr>
+          <w:sz w:val="32"/>
+          <w:szCs w:val="32"/>
+        </w:rPr>
+        <w:t>strong_password</w:t>
+      </w:r>
+      <w:proofErr w:type="spellEnd"/>
+      <w:r>
+        <w:rPr>
+          <w:sz w:val="32"/>
+          <w:szCs w:val="32"/>
+        </w:rPr>
+        <w:t>';</w:t>
+      </w:r>
+    </w:p>
+    <w:p>
+      <w:pPr>
+        <w:rPr>
+          <w:sz w:val="32"/>
+          <w:szCs w:val="32"/>
+        </w:rPr>
+      </w:pPr>
+      <w:r>
+        <w:rPr>
+          <w:sz w:val="32"/>
+          <w:szCs w:val="32"/>
+        </w:rPr>
+        <w:t xml:space="preserve">GRANT ALL PRIVILEGES ON </w:t>
+      </w:r>
+      <w:proofErr w:type="gramStart"/>
+      <w:r>
+        <w:rPr>
+          <w:sz w:val="32"/>
+          <w:szCs w:val="32"/>
+        </w:rPr>
+        <w:t>myapp.*</w:t>
+      </w:r>
+      <w:proofErr w:type="gramEnd"/>
+      <w:r>
+        <w:rPr>
+          <w:sz w:val="32"/>
+          <w:szCs w:val="32"/>
+        </w:rPr>
+        <w:t xml:space="preserve"> TO '</w:t>
+      </w:r>
+      <w:proofErr w:type="spellStart"/>
+      <w:r>
+        <w:rPr>
+          <w:sz w:val="32"/>
+          <w:szCs w:val="32"/>
+        </w:rPr>
+        <w:t>appuser</w:t>
+      </w:r>
+      <w:proofErr w:type="spellEnd"/>
+      <w:r>
+        <w:rPr>
+          <w:sz w:val="32"/>
+          <w:szCs w:val="32"/>
+        </w:rPr>
+        <w:t>'@'localhost';</w:t>
+      </w:r>
+    </w:p>
+    <w:p>
+      <w:pPr>
+        <w:rPr>
+          <w:sz w:val="32"/>
+          <w:szCs w:val="32"/>
+        </w:rPr>
+      </w:pPr>
+      <w:r>
+        <w:rPr>
+          <w:sz w:val="32"/>
+          <w:szCs w:val="32"/>
+        </w:rPr>
+        <w:lastRenderedPageBreak/>
+        <w:t>FLUSH PRIVILEGES;</w:t>
+      </w:r>
+    </w:p>
+    <w:p>
+      <w:pPr>
+        <w:rPr>
+          <w:sz w:val="32"/>
+          <w:szCs w:val="32"/>
+        </w:rPr>
+      </w:pPr>
+      <w:r>
+        <w:rPr>
+          <w:sz w:val="32"/>
+          <w:szCs w:val="32"/>
+        </w:rPr>
+        <w:t>EXIT;</w:t>
+      </w:r>
+    </w:p>
+    <w:p>
+      <w:pPr>
+        <w:rPr>
+          <w:sz w:val="32"/>
+          <w:szCs w:val="32"/>
+        </w:rPr>
+      </w:pPr>
+      <w:r>
+        <w:rPr>
+          <w:sz w:val="32"/>
+          <w:szCs w:val="32"/>
+        </w:rPr>
+        <w:t>5.3 Allow remote connections:</w:t>
+      </w:r>
+    </w:p>
+    <w:p>
+      <w:pPr>
+        <w:rPr>
+          <w:sz w:val="32"/>
+          <w:szCs w:val="32"/>
+        </w:rPr>
+      </w:pPr>
+      <w:r>
+        <w:rPr>
+          <w:sz w:val="32"/>
+          <w:szCs w:val="32"/>
+        </w:rPr>
+        <w:t>-</w:t>
+      </w:r>
+      <w:r>
+        <w:rPr>
+          <w:sz w:val="32"/>
+          <w:szCs w:val="32"/>
+        </w:rPr>
+        <w:t>Edit /</w:t>
+      </w:r>
+      <w:proofErr w:type="spellStart"/>
+      <w:r>
+        <w:rPr>
+          <w:sz w:val="32"/>
+          <w:szCs w:val="32"/>
+        </w:rPr>
+        <w:t>etc</w:t>
+      </w:r>
+      <w:proofErr w:type="spellEnd"/>
+      <w:r>
+        <w:rPr>
+          <w:sz w:val="32"/>
+          <w:szCs w:val="32"/>
+        </w:rPr>
+        <w:t>/</w:t>
+      </w:r>
+      <w:proofErr w:type="spellStart"/>
+      <w:r>
+        <w:rPr>
+          <w:sz w:val="32"/>
+          <w:szCs w:val="32"/>
+        </w:rPr>
+        <w:t>mysql</w:t>
+      </w:r>
+      <w:proofErr w:type="spellEnd"/>
+      <w:r>
+        <w:rPr>
+          <w:sz w:val="32"/>
+          <w:szCs w:val="32"/>
+        </w:rPr>
+        <w:t>/</w:t>
+      </w:r>
+      <w:proofErr w:type="spellStart"/>
+      <w:r>
+        <w:rPr>
+          <w:sz w:val="32"/>
+          <w:szCs w:val="32"/>
+        </w:rPr>
+        <w:t>mysql.conf.d</w:t>
+      </w:r>
+      <w:proofErr w:type="spellEnd"/>
+      <w:r>
+        <w:rPr>
+          <w:sz w:val="32"/>
+          <w:szCs w:val="32"/>
+        </w:rPr>
+        <w:t>/</w:t>
+      </w:r>
+      <w:proofErr w:type="spellStart"/>
+      <w:r>
+        <w:rPr>
+          <w:sz w:val="32"/>
+          <w:szCs w:val="32"/>
+        </w:rPr>
+        <w:t>mysqld.cnf</w:t>
+      </w:r>
+      <w:proofErr w:type="spellEnd"/>
+      <w:r>
+        <w:rPr>
+          <w:sz w:val="32"/>
+          <w:szCs w:val="32"/>
+        </w:rPr>
+        <w:t>:</w:t>
+      </w:r>
+    </w:p>
+    <w:p>
+      <w:pPr>
+        <w:rPr>
+          <w:sz w:val="32"/>
+          <w:szCs w:val="32"/>
+        </w:rPr>
+      </w:pPr>
+      <w:r>
+        <w:rPr>
+          <w:sz w:val="32"/>
+          <w:szCs w:val="32"/>
+        </w:rPr>
+        <w:t>bind-address = 0.0.0.0   # or specific IP</w:t>
+      </w:r>
+    </w:p>
+    <w:p>
+      <w:pPr>
+        <w:rPr>
+          <w:sz w:val="32"/>
+          <w:szCs w:val="32"/>
+        </w:rPr>
+      </w:pPr>
+      <w:r>
+        <w:rPr>
+          <w:sz w:val="32"/>
+          <w:szCs w:val="32"/>
+        </w:rPr>
+        <w:t>-</w:t>
+      </w:r>
+      <w:r>
+        <w:rPr>
+          <w:sz w:val="32"/>
+          <w:szCs w:val="32"/>
+        </w:rPr>
+        <w:t>Restart:</w:t>
+      </w:r>
+    </w:p>
+    <w:p>
+      <w:pPr>
+        <w:rPr>
+          <w:sz w:val="32"/>
+          <w:szCs w:val="32"/>
+        </w:rPr>
+      </w:pPr>
+      <w:proofErr w:type="spellStart"/>
+      <w:r>
+        <w:rPr>
+          <w:sz w:val="32"/>
+          <w:szCs w:val="32"/>
+        </w:rPr>
+        <w:t>sudo</w:t>
+      </w:r>
+      <w:proofErr w:type="spellEnd"/>
+      <w:r>
+        <w:rPr>
+          <w:sz w:val="32"/>
+          <w:szCs w:val="32"/>
+        </w:rPr>
+        <w:t xml:space="preserve"> </w:t>
+      </w:r>
+      <w:proofErr w:type="spellStart"/>
+      <w:r>
+        <w:rPr>
+          <w:sz w:val="32"/>
+          <w:szCs w:val="32"/>
+        </w:rPr>
+        <w:t>systemctl</w:t>
+      </w:r>
+      <w:proofErr w:type="spellEnd"/>
+      <w:r>
+        <w:rPr>
+          <w:sz w:val="32"/>
+          <w:szCs w:val="32"/>
+        </w:rPr>
+        <w:t xml:space="preserve"> restart </w:t>
+      </w:r>
+      <w:proofErr w:type="spellStart"/>
+      <w:r>
+        <w:rPr>
+          <w:sz w:val="32"/>
+          <w:szCs w:val="32"/>
+        </w:rPr>
+        <w:t>mysql</w:t>
+      </w:r>
+      <w:proofErr w:type="spellEnd"/>
+    </w:p>
+    <w:p>
+      <w:pPr>
+        <w:rPr>
+          <w:sz w:val="32"/>
+          <w:szCs w:val="32"/>
+        </w:rPr>
+      </w:pPr>
+      <w:r>
+        <w:rPr>
+          <w:sz w:val="32"/>
+          <w:szCs w:val="32"/>
+        </w:rPr>
+        <w:t>5.4 Configure for production</w:t>
+      </w:r>
+      <w:r>
+        <w:rPr>
+          <w:sz w:val="32"/>
+          <w:szCs w:val="32"/>
+        </w:rPr>
+        <w:t xml:space="preserve">: </w:t>
+      </w:r>
+    </w:p>
+    <w:p>
+      <w:pPr>
+        <w:rPr>
+          <w:sz w:val="32"/>
+          <w:szCs w:val="32"/>
+        </w:rPr>
+      </w:pPr>
+      <w:proofErr w:type="spellStart"/>
+      <w:r>
+        <w:rPr>
+          <w:sz w:val="32"/>
+          <w:szCs w:val="32"/>
+        </w:rPr>
+        <w:t>sudo</w:t>
+      </w:r>
+      <w:proofErr w:type="spellEnd"/>
+      <w:r>
+        <w:rPr>
+          <w:sz w:val="32"/>
+          <w:szCs w:val="32"/>
+        </w:rPr>
+        <w:t xml:space="preserve"> nano </w:t>
+      </w:r>
+      <w:r>
+        <w:rPr>
+          <w:sz w:val="32"/>
+          <w:szCs w:val="32"/>
+        </w:rPr>
+        <w:t>/</w:t>
+      </w:r>
+      <w:proofErr w:type="spellStart"/>
+      <w:r>
+        <w:rPr>
+          <w:sz w:val="32"/>
+          <w:szCs w:val="32"/>
+        </w:rPr>
+        <w:t>etc</w:t>
+      </w:r>
+      <w:proofErr w:type="spellEnd"/>
+      <w:r>
+        <w:rPr>
+          <w:sz w:val="32"/>
+          <w:szCs w:val="32"/>
+        </w:rPr>
+        <w:t>/</w:t>
+      </w:r>
+      <w:proofErr w:type="spellStart"/>
+      <w:r>
+        <w:rPr>
+          <w:sz w:val="32"/>
+          <w:szCs w:val="32"/>
+        </w:rPr>
+        <w:t>mysql</w:t>
+      </w:r>
+      <w:proofErr w:type="spellEnd"/>
+      <w:r>
+        <w:rPr>
+          <w:sz w:val="32"/>
+          <w:szCs w:val="32"/>
+        </w:rPr>
+        <w:t>/</w:t>
+      </w:r>
+      <w:proofErr w:type="spellStart"/>
+      <w:r>
+        <w:rPr>
+          <w:sz w:val="32"/>
+          <w:szCs w:val="32"/>
+        </w:rPr>
+        <w:t>mysql.conf.d</w:t>
+      </w:r>
+      <w:proofErr w:type="spellEnd"/>
+      <w:r>
+        <w:rPr>
+          <w:sz w:val="32"/>
+          <w:szCs w:val="32"/>
+        </w:rPr>
+        <w:t>/</w:t>
+      </w:r>
+      <w:proofErr w:type="spellStart"/>
+      <w:r>
+        <w:rPr>
+          <w:sz w:val="32"/>
+          <w:szCs w:val="32"/>
+        </w:rPr>
+        <w:t>mysqld.cnf</w:t>
+      </w:r>
+      <w:proofErr w:type="spellEnd"/>
+      <w:r>
+        <w:rPr>
+          <w:sz w:val="32"/>
+          <w:szCs w:val="32"/>
+        </w:rPr>
+        <w:t xml:space="preserve"> </w:t>
+      </w:r>
+      <w:r>
+        <w:rPr>
+          <w:sz w:val="32"/>
+          <w:szCs w:val="32"/>
+        </w:rPr>
+        <w:t>Set </w:t>
+      </w:r>
+      <w:proofErr w:type="spellStart"/>
+      <w:r>
+        <w:rPr>
+          <w:sz w:val="32"/>
+          <w:szCs w:val="32"/>
+        </w:rPr>
+        <w:t>innodb_buffer_pool_size</w:t>
+      </w:r>
+      <w:proofErr w:type="spellEnd"/>
+      <w:r>
+        <w:rPr>
+          <w:sz w:val="32"/>
+          <w:szCs w:val="32"/>
+        </w:rPr>
+        <w:t> to ~50% of RAM.</w:t>
+      </w:r>
+    </w:p>
+    <w:p>
+      <w:pPr>
+        <w:numPr>
+          <w:ilvl w:val="0"/>
+          <w:numId w:val="2"/>
+        </w:numPr>
+        <w:rPr>
+          <w:sz w:val="32"/>
+          <w:szCs w:val="32"/>
+        </w:rPr>
+      </w:pPr>
+      <w:r>
+        <w:rPr>
+          <w:sz w:val="32"/>
+          <w:szCs w:val="32"/>
+        </w:rPr>
+        <w:t>Set </w:t>
+      </w:r>
+      <w:proofErr w:type="spellStart"/>
+      <w:r>
+        <w:rPr>
+          <w:sz w:val="32"/>
+          <w:szCs w:val="32"/>
+        </w:rPr>
+        <w:t>max_connections</w:t>
+      </w:r>
+      <w:proofErr w:type="spellEnd"/>
+      <w:r>
+        <w:rPr>
+          <w:sz w:val="32"/>
+          <w:szCs w:val="32"/>
+        </w:rPr>
+        <w:t> based on workload (default 151).</w:t>
+      </w:r>
+    </w:p>
+    <w:p>
+      <w:pPr>
+        <w:numPr>
+          <w:ilvl w:val="0"/>
+          <w:numId w:val="2"/>
+        </w:numPr>
+        <w:rPr>
+          <w:sz w:val="32"/>
+          <w:szCs w:val="32"/>
+        </w:rPr>
+      </w:pPr>
+      <w:r>
+        <w:rPr>
+          <w:sz w:val="32"/>
+          <w:szCs w:val="32"/>
+        </w:rPr>
+        <w:t>Set </w:t>
+      </w:r>
+      <w:proofErr w:type="spellStart"/>
+      <w:r>
+        <w:rPr>
+          <w:sz w:val="32"/>
+          <w:szCs w:val="32"/>
+        </w:rPr>
+        <w:t>slow_query_log</w:t>
+      </w:r>
+      <w:proofErr w:type="spellEnd"/>
+      <w:r>
+        <w:rPr>
+          <w:sz w:val="32"/>
+          <w:szCs w:val="32"/>
+        </w:rPr>
+        <w:t xml:space="preserve"> = 1 for performance debugging.</w:t>
+      </w:r>
+    </w:p>
+    <w:p>
+      <w:pPr>
+        <w:numPr>
+          <w:ilvl w:val="0"/>
+          <w:numId w:val="2"/>
+        </w:numPr>
+        <w:rPr>
+          <w:sz w:val="32"/>
+          <w:szCs w:val="32"/>
+        </w:rPr>
+      </w:pPr>
+      <w:r>
+        <w:rPr>
+          <w:sz w:val="32"/>
+          <w:szCs w:val="32"/>
+        </w:rPr>
+        <w:t>Set </w:t>
+      </w:r>
+      <w:proofErr w:type="spellStart"/>
+      <w:r>
+        <w:rPr>
+          <w:sz w:val="32"/>
+          <w:szCs w:val="32"/>
+        </w:rPr>
+        <w:t>log_error</w:t>
+      </w:r>
+      <w:proofErr w:type="spellEnd"/>
+      <w:r>
+        <w:rPr>
+          <w:sz w:val="32"/>
+          <w:szCs w:val="32"/>
+        </w:rPr>
+        <w:t> to a persistent location.</w:t>
+      </w:r>
+    </w:p>
+    <w:p>
+      <w:pPr>
+        <w:numPr>
+          <w:ilvl w:val="0"/>
+          <w:numId w:val="2"/>
+        </w:numPr>
+        <w:rPr>
+          <w:sz w:val="32"/>
+          <w:szCs w:val="32"/>
+        </w:rPr>
+      </w:pPr>
+      <w:r>
+        <w:rPr>
+          <w:sz w:val="32"/>
+          <w:szCs w:val="32"/>
+        </w:rPr>
+        <w:t xml:space="preserve">Backup: </w:t>
+      </w:r>
+      <w:proofErr w:type="spellStart"/>
+      <w:r>
+        <w:rPr>
+          <w:sz w:val="32"/>
+          <w:szCs w:val="32"/>
+        </w:rPr>
+        <w:t>mysqldump</w:t>
+      </w:r>
+      <w:proofErr w:type="spellEnd"/>
+      <w:r>
+        <w:rPr>
+          <w:sz w:val="32"/>
+          <w:szCs w:val="32"/>
+        </w:rPr>
+        <w:t xml:space="preserve"> + </w:t>
+      </w:r>
+      <w:proofErr w:type="spellStart"/>
+      <w:r>
+        <w:rPr>
+          <w:sz w:val="32"/>
+          <w:szCs w:val="32"/>
+        </w:rPr>
+        <w:t>cron</w:t>
+      </w:r>
+      <w:proofErr w:type="spellEnd"/>
+      <w:r>
+        <w:rPr>
+          <w:sz w:val="32"/>
+          <w:szCs w:val="32"/>
+        </w:rPr>
+        <w:t xml:space="preserve">, or </w:t>
+      </w:r>
+      <w:proofErr w:type="spellStart"/>
+      <w:r>
+        <w:rPr>
+          <w:sz w:val="32"/>
+          <w:szCs w:val="32"/>
+        </w:rPr>
+        <w:t>Percona</w:t>
+      </w:r>
+      <w:proofErr w:type="spellEnd"/>
+      <w:r>
+        <w:rPr>
+          <w:sz w:val="32"/>
+          <w:szCs w:val="32"/>
+        </w:rPr>
+        <w:t xml:space="preserve"> </w:t>
+      </w:r>
+      <w:proofErr w:type="spellStart"/>
+      <w:r>
+        <w:rPr>
+          <w:sz w:val="32"/>
+          <w:szCs w:val="32"/>
+        </w:rPr>
+        <w:t>XtraBackup</w:t>
+      </w:r>
+      <w:proofErr w:type="spellEnd"/>
+      <w:r>
+        <w:rPr>
+          <w:sz w:val="32"/>
+          <w:szCs w:val="32"/>
+        </w:rPr>
+        <w:t xml:space="preserve"> for hot backups.</w:t>
+      </w:r>
+    </w:p>
+    <w:p>
+      <w:pPr>
+        <w:rPr>
+          <w:sz w:val="32"/>
+          <w:szCs w:val="32"/>
+        </w:rPr>
+      </w:pPr>
+      <w:r>
+        <w:rPr>
+          <w:sz w:val="32"/>
+          <w:szCs w:val="32"/>
+        </w:rPr>
+        <w:t>Then restart</w:t>
+      </w:r>
+    </w:p>
+    <w:p>
+      <w:pPr>
+        <w:rPr>
+          <w:sz w:val="32"/>
+          <w:szCs w:val="32"/>
+        </w:rPr>
+      </w:pPr>
+      <w:r>
+        <w:rPr>
+          <w:sz w:val="32"/>
+          <w:szCs w:val="32"/>
+        </w:rPr>
+        <w:t xml:space="preserve">5.5. </w:t>
+      </w:r>
+      <w:proofErr w:type="spellStart"/>
+      <w:r>
+        <w:rPr>
+          <w:sz w:val="32"/>
+          <w:szCs w:val="32"/>
+        </w:rPr>
+        <w:t>Unistall</w:t>
+      </w:r>
+      <w:proofErr w:type="spellEnd"/>
+      <w:r>
+        <w:rPr>
+          <w:sz w:val="32"/>
+          <w:szCs w:val="32"/>
+        </w:rPr>
+        <w:t xml:space="preserve"> </w:t>
+      </w:r>
+      <w:r>
+        <w:rPr>
+          <w:sz w:val="32"/>
+          <w:szCs w:val="32"/>
+        </w:rPr>
+        <w:t>MySQL</w:t>
+      </w:r>
+    </w:p>
+    <w:p>
+      <w:pPr>
+        <w:rPr>
+          <w:sz w:val="32"/>
+          <w:szCs w:val="32"/>
+        </w:rPr>
+      </w:pPr>
+      <w:proofErr w:type="spellStart"/>
+      <w:r>
+        <w:rPr>
+          <w:sz w:val="32"/>
+          <w:szCs w:val="32"/>
+        </w:rPr>
+        <w:t>sudo</w:t>
+      </w:r>
+      <w:proofErr w:type="spellEnd"/>
+      <w:r>
+        <w:rPr>
+          <w:sz w:val="32"/>
+          <w:szCs w:val="32"/>
+        </w:rPr>
+        <w:t xml:space="preserve"> </w:t>
+      </w:r>
+      <w:proofErr w:type="spellStart"/>
+      <w:r>
+        <w:rPr>
+          <w:sz w:val="32"/>
+          <w:szCs w:val="32"/>
+        </w:rPr>
+        <w:t>systemctl</w:t>
+      </w:r>
+      <w:proofErr w:type="spellEnd"/>
+      <w:r>
+        <w:rPr>
+          <w:sz w:val="32"/>
+          <w:szCs w:val="32"/>
+        </w:rPr>
+        <w:t xml:space="preserve"> stop </w:t>
+      </w:r>
+      <w:proofErr w:type="spellStart"/>
+      <w:r>
+        <w:rPr>
+          <w:sz w:val="32"/>
+          <w:szCs w:val="32"/>
+        </w:rPr>
+        <w:t>mysql</w:t>
+      </w:r>
+      <w:proofErr w:type="spellEnd"/>
+    </w:p>
+    <w:p>
+      <w:pPr>
+        <w:rPr>
+          <w:sz w:val="32"/>
+          <w:szCs w:val="32"/>
+        </w:rPr>
+      </w:pPr>
+      <w:proofErr w:type="spellStart"/>
+      <w:r>
+        <w:rPr>
+          <w:sz w:val="32"/>
+          <w:szCs w:val="32"/>
+        </w:rPr>
+        <w:t>sudo</w:t>
+      </w:r>
+      <w:proofErr w:type="spellEnd"/>
+      <w:r>
+        <w:rPr>
+          <w:sz w:val="32"/>
+          <w:szCs w:val="32"/>
+        </w:rPr>
+        <w:t xml:space="preserve"> apt-get purge </w:t>
+      </w:r>
+      <w:proofErr w:type="spellStart"/>
+      <w:r>
+        <w:rPr>
+          <w:sz w:val="32"/>
+          <w:szCs w:val="32"/>
+        </w:rPr>
+        <w:t>mysql</w:t>
+      </w:r>
+      <w:proofErr w:type="spellEnd"/>
+      <w:r>
+        <w:rPr>
+          <w:sz w:val="32"/>
+          <w:szCs w:val="32"/>
+        </w:rPr>
+        <w:t xml:space="preserve">-server </w:t>
+      </w:r>
+      <w:proofErr w:type="spellStart"/>
+      <w:r>
+        <w:rPr>
+          <w:sz w:val="32"/>
+          <w:szCs w:val="32"/>
+        </w:rPr>
+        <w:t>mysql</w:t>
+      </w:r>
+      <w:proofErr w:type="spellEnd"/>
+      <w:r>
+        <w:rPr>
+          <w:sz w:val="32"/>
+          <w:szCs w:val="32"/>
+        </w:rPr>
+        <w:t xml:space="preserve">-client </w:t>
+      </w:r>
+      <w:proofErr w:type="spellStart"/>
+      <w:r>
+        <w:rPr>
+          <w:sz w:val="32"/>
+          <w:szCs w:val="32"/>
+        </w:rPr>
+        <w:t>mysql</w:t>
+      </w:r>
+      <w:proofErr w:type="spellEnd"/>
+      <w:r>
+        <w:rPr>
+          <w:sz w:val="32"/>
+          <w:szCs w:val="32"/>
+        </w:rPr>
+        <w:t xml:space="preserve">-common </w:t>
+      </w:r>
+      <w:proofErr w:type="spellStart"/>
+      <w:r>
+        <w:rPr>
+          <w:sz w:val="32"/>
+          <w:szCs w:val="32"/>
+        </w:rPr>
+        <w:t>mysql</w:t>
+      </w:r>
+      <w:proofErr w:type="spellEnd"/>
+      <w:r>
+        <w:rPr>
+          <w:sz w:val="32"/>
+          <w:szCs w:val="32"/>
+        </w:rPr>
+        <w:t xml:space="preserve">-server-core-* </w:t>
+      </w:r>
+      <w:proofErr w:type="spellStart"/>
+      <w:r>
+        <w:rPr>
+          <w:sz w:val="32"/>
+          <w:szCs w:val="32"/>
+        </w:rPr>
+        <w:t>mysql</w:t>
+      </w:r>
+      <w:proofErr w:type="spellEnd"/>
+      <w:r>
+        <w:rPr>
+          <w:sz w:val="32"/>
+          <w:szCs w:val="32"/>
+        </w:rPr>
+        <w:t>-client-core-*</w:t>
+      </w:r>
+    </w:p>
+    <w:p>
+      <w:pPr>
+        <w:rPr>
+          <w:sz w:val="32"/>
+          <w:szCs w:val="32"/>
+        </w:rPr>
+      </w:pPr>
+      <w:proofErr w:type="spellStart"/>
+      <w:r>
+        <w:rPr>
+          <w:sz w:val="32"/>
+          <w:szCs w:val="32"/>
+        </w:rPr>
+        <w:t>sudo</w:t>
+      </w:r>
+      <w:proofErr w:type="spellEnd"/>
+      <w:r>
+        <w:rPr>
+          <w:sz w:val="32"/>
+          <w:szCs w:val="32"/>
+        </w:rPr>
+        <w:t xml:space="preserve"> rm -rf /</w:t>
+      </w:r>
+      <w:proofErr w:type="spellStart"/>
+      <w:r>
+        <w:rPr>
+          <w:sz w:val="32"/>
+          <w:szCs w:val="32"/>
+        </w:rPr>
+        <w:t>etc</w:t>
+      </w:r>
+      <w:proofErr w:type="spellEnd"/>
+      <w:r>
+        <w:rPr>
+          <w:sz w:val="32"/>
+          <w:szCs w:val="32"/>
+        </w:rPr>
+        <w:t>/</w:t>
+      </w:r>
+      <w:proofErr w:type="spellStart"/>
+      <w:r>
+        <w:rPr>
+          <w:sz w:val="32"/>
+          <w:szCs w:val="32"/>
+        </w:rPr>
+        <w:t>mysql</w:t>
+      </w:r>
+      <w:proofErr w:type="spellEnd"/>
+      <w:r>
+        <w:rPr>
+          <w:sz w:val="32"/>
+          <w:szCs w:val="32"/>
+        </w:rPr>
+        <w:t xml:space="preserve"> /var/lib/</w:t>
+      </w:r>
+      <w:proofErr w:type="spellStart"/>
+      <w:r>
+        <w:rPr>
+          <w:sz w:val="32"/>
+          <w:szCs w:val="32"/>
+        </w:rPr>
+        <w:t>mysql</w:t>
+      </w:r>
+      <w:proofErr w:type="spellEnd"/>
+    </w:p>
+    <w:p>
+      <w:pPr>
+        <w:rPr>
+          <w:sz w:val="32"/>
+          <w:szCs w:val="32"/>
+        </w:rPr>
+      </w:pPr>
+      <w:proofErr w:type="spellStart"/>
+      <w:r>
+        <w:rPr>
+          <w:sz w:val="32"/>
+          <w:szCs w:val="32"/>
+        </w:rPr>
+        <w:t>sudo</w:t>
+      </w:r>
+      <w:proofErr w:type="spellEnd"/>
+      <w:r>
+        <w:rPr>
+          <w:sz w:val="32"/>
+          <w:szCs w:val="32"/>
+        </w:rPr>
+        <w:t xml:space="preserve"> apt </w:t>
+      </w:r>
+      <w:proofErr w:type="spellStart"/>
+      <w:r>
+        <w:rPr>
+          <w:sz w:val="32"/>
+          <w:szCs w:val="32"/>
+        </w:rPr>
+        <w:t>autoremove</w:t>
+      </w:r>
+      <w:proofErr w:type="spellEnd"/>
+    </w:p>
+    <w:p>
+      <w:pPr>
+        <w:rPr>
+          <w:sz w:val="32"/>
+          <w:szCs w:val="32"/>
+        </w:rPr>
+      </w:pPr>
+      <w:proofErr w:type="spellStart"/>
+      <w:r>
+        <w:rPr>
+          <w:sz w:val="32"/>
+          <w:szCs w:val="32"/>
+        </w:rPr>
+        <w:t>sudo</w:t>
+      </w:r>
+      <w:proofErr w:type="spellEnd"/>
+      <w:r>
+        <w:rPr>
+          <w:sz w:val="32"/>
+          <w:szCs w:val="32"/>
+        </w:rPr>
+        <w:t xml:space="preserve"> apt </w:t>
+      </w:r>
+      <w:proofErr w:type="spellStart"/>
+      <w:r>
+        <w:rPr>
+          <w:sz w:val="32"/>
+          <w:szCs w:val="32"/>
+        </w:rPr>
+        <w:t>autoclean</w:t>
+      </w:r>
+      <w:proofErr w:type="spellEnd"/>
+    </w:p>
+    <w:p>
+      <w:pPr>
+        <w:rPr>
+          <w:sz w:val="32"/>
+          <w:szCs w:val="32"/>
+        </w:rPr>
+      </w:pPr>
+    </w:p>
+    <w:p>
+      <w:pPr>
+        <w:rPr>
+          <w:sz w:val="32"/>
+          <w:szCs w:val="32"/>
+        </w:rPr>
+      </w:pPr>
+    </w:p>
+    <w:p>
+      <w:pPr>
+        <w:rPr>
+          <w:sz w:val="32"/>
+          <w:szCs w:val="32"/>
+        </w:rPr>
+      </w:pPr>
     </w:p>
     <w:sectPr>
       <w:pgSz w:w="12240" w:h="15840"/>
@@ -6230,8 +7348,337 @@
 </w:document>
 </file>
 
+<file path=word/comments.xml><?xml version="1.0" encoding="utf-8"?>
+<w:comments xmlns:wpc="http://schemas.microsoft.com/office/word/2010/wordprocessingCanvas" xmlns:cx="http://schemas.microsoft.com/office/drawing/2014/chartex" xmlns:cx1="http://schemas.microsoft.com/office/drawing/2015/9/8/chartex" xmlns:cx2="http://schemas.microsoft.com/office/drawing/2015/10/21/chartex" xmlns:cx3="http://schemas.microsoft.com/office/drawing/2016/5/9/chartex" xmlns:cx4="http://schemas.microsoft.com/office/drawing/2016/5/10/chartex" xmlns:cx5="http://schemas.microsoft.com/office/drawing/2016/5/11/chartex" xmlns:cx6="http://schemas.microsoft.com/office/drawing/2016/5/12/chartex" xmlns:cx7="http://schemas.microsoft.com/office/drawing/2016/5/13/chartex" xmlns:cx8="http://schemas.microsoft.com/office/drawing/2016/5/14/chartex" xmlns:mc="http://schemas.openxmlformats.org/markup-compatibility/2006" xmlns:aink="http://schemas.microsoft.com/office/drawing/2016/ink" xmlns:am3d="http://schemas.microsoft.com/office/drawing/2017/model3d" xmlns:o="urn:schemas-microsoft-com:office:office" xmlns:oel="http://schemas.microsoft.com/office/2019/extlst" xmlns:r="http://schemas.openxmlformats.org/officeDocument/2006/relationships" xmlns:m="http://schemas.openxmlformats.org/officeDocument/2006/math" xmlns:v="urn:schemas-microsoft-com:vml" xmlns:wp14="http://schemas.microsoft.com/office/word/2010/wordprocessingDrawing" xmlns:wp="http://schemas.openxmlformats.org/drawingml/2006/wordprocessingDrawing" xmlns:w10="urn:schemas-microsoft-com:office:word" xmlns:w="http://schemas.openxmlformats.org/wordprocessingml/2006/main" xmlns:w14="http://schemas.microsoft.com/office/word/2010/wordml" xmlns:w15="http://schemas.microsoft.com/office/word/2012/wordml" xmlns:w16cex="http://schemas.microsoft.com/office/word/2018/wordml/cex" xmlns:w16cid="http://schemas.microsoft.com/office/word/2016/wordml/cid" xmlns:w16="http://schemas.microsoft.com/office/word/2018/wordml" xmlns:w16du="http://schemas.microsoft.com/office/word/2023/wordml/word16du" xmlns:w16sdtdh="http://schemas.microsoft.com/office/word/2020/wordml/sdtdatahash" xmlns:w16sdtfl="http://schemas.microsoft.com/office/word/2024/wordml/sdtformatlock" xmlns:w16se="http://schemas.microsoft.com/office/word/2015/wordml/symex" xmlns:wpg="http://schemas.microsoft.com/office/word/2010/wordprocessingGroup" xmlns:wpi="http://schemas.microsoft.com/office/word/2010/wordprocessingInk" xmlns:wne="http://schemas.microsoft.com/office/word/2006/wordml" xmlns:wps="http://schemas.microsoft.com/office/word/2010/wordprocessingShape" mc:Ignorable="w14 w15 w16se w16cid w16 w16cex w16sdtdh w16sdtfl w16du wp14">
+  <w:comment w:id="0" w:author="Legotech-PC15" w:date="2026-07-17T14:01:00Z" w:initials="LP">
+    <w:p>
+      <w:pPr>
+        <w:pStyle w:val="CommentText"/>
+      </w:pPr>
+      <w:r>
+        <w:rPr>
+          <w:rStyle w:val="CommentReference"/>
+        </w:rPr>
+        <w:annotationRef/>
+      </w:r>
+      <w:proofErr w:type="spellStart"/>
+      <w:r>
+        <w:rPr>
+          <w:sz w:val="32"/>
+          <w:szCs w:val="32"/>
+        </w:rPr>
+        <w:t>sudo</w:t>
+      </w:r>
+      <w:proofErr w:type="spellEnd"/>
+      <w:r>
+        <w:rPr>
+          <w:sz w:val="32"/>
+          <w:szCs w:val="32"/>
+        </w:rPr>
+        <w:t xml:space="preserve"> </w:t>
+      </w:r>
+      <w:proofErr w:type="spellStart"/>
+      <w:r>
+        <w:rPr>
+          <w:sz w:val="32"/>
+          <w:szCs w:val="32"/>
+        </w:rPr>
+        <w:t>mysqld</w:t>
+      </w:r>
+      <w:proofErr w:type="spellEnd"/>
+      <w:r>
+        <w:rPr>
+          <w:sz w:val="32"/>
+          <w:szCs w:val="32"/>
+        </w:rPr>
+        <w:t xml:space="preserve"> --skip-grant-tables &amp;</w:t>
+      </w:r>
+    </w:p>
+  </w:comment>
+  <w:comment w:id="1" w:author="Legotech-PC15" w:date="2026-07-17T14:02:00Z" w:initials="LP">
+    <w:p>
+      <w:pPr>
+        <w:pStyle w:val="CommentText"/>
+      </w:pPr>
+      <w:r>
+        <w:rPr>
+          <w:rStyle w:val="CommentReference"/>
+        </w:rPr>
+        <w:annotationRef/>
+      </w:r>
+    </w:p>
+  </w:comment>
+</w:comments>
+</file>
+
+<file path=word/commentsExtended.xml><?xml version="1.0" encoding="utf-8"?>
+<w15:commentsEx xmlns:wpc="http://schemas.microsoft.com/office/word/2010/wordprocessingCanvas" xmlns:cx="http://schemas.microsoft.com/office/drawing/2014/chartex" xmlns:cx1="http://schemas.microsoft.com/office/drawing/2015/9/8/chartex" xmlns:cx2="http://schemas.microsoft.com/office/drawing/2015/10/21/chartex" xmlns:cx3="http://schemas.microsoft.com/office/drawing/2016/5/9/chartex" xmlns:cx4="http://schemas.microsoft.com/office/drawing/2016/5/10/chartex" xmlns:cx5="http://schemas.microsoft.com/office/drawing/2016/5/11/chartex" xmlns:cx6="http://schemas.microsoft.com/office/drawing/2016/5/12/chartex" xmlns:cx7="http://schemas.microsoft.com/office/drawing/2016/5/13/chartex" xmlns:cx8="http://schemas.microsoft.com/office/drawing/2016/5/14/chartex" xmlns:mc="http://schemas.openxmlformats.org/markup-compatibility/2006" xmlns:aink="http://schemas.microsoft.com/office/drawing/2016/ink" xmlns:am3d="http://schemas.microsoft.com/office/drawing/2017/model3d" xmlns:o="urn:schemas-microsoft-com:office:office" xmlns:oel="http://schemas.microsoft.com/office/2019/extlst" xmlns:r="http://schemas.openxmlformats.org/officeDocument/2006/relationships" xmlns:m="http://schemas.openxmlformats.org/officeDocument/2006/math" xmlns:v="urn:schemas-microsoft-com:vml" xmlns:wp14="http://schemas.microsoft.com/office/word/2010/wordprocessingDrawing" xmlns:wp="http://schemas.openxmlformats.org/drawingml/2006/wordprocessingDrawing" xmlns:w10="urn:schemas-microsoft-com:office:word" xmlns:w="http://schemas.openxmlformats.org/wordprocessingml/2006/main" xmlns:w14="http://schemas.microsoft.com/office/word/2010/wordml" xmlns:w15="http://schemas.microsoft.com/office/word/2012/wordml" xmlns:w16cex="http://schemas.microsoft.com/office/word/2018/wordml/cex" xmlns:w16cid="http://schemas.microsoft.com/office/word/2016/wordml/cid" xmlns:w16="http://schemas.microsoft.com/office/word/2018/wordml" xmlns:w16du="http://schemas.microsoft.com/office/word/2023/wordml/word16du" xmlns:w16sdtdh="http://schemas.microsoft.com/office/word/2020/wordml/sdtdatahash" xmlns:w16sdtfl="http://schemas.microsoft.com/office/word/2024/wordml/sdtformatlock" xmlns:w16se="http://schemas.microsoft.com/office/word/2015/wordml/symex" xmlns:wpg="http://schemas.microsoft.com/office/word/2010/wordprocessingGroup" xmlns:wpi="http://schemas.microsoft.com/office/word/2010/wordprocessingInk" xmlns:wne="http://schemas.microsoft.com/office/word/2006/wordml" xmlns:wps="http://schemas.microsoft.com/office/word/2010/wordprocessingShape" mc:Ignorable="w14 w15 w16se w16cid w16 w16cex w16sdtdh w16sdtfl w16du wp14">
+  <w15:commentEx w15:paraId="099A3BDE" w15:done="1"/>
+  <w15:commentEx w15:paraId="3906E728" w15:paraIdParent="099A3BDE" w15:done="1"/>
+</w15:commentsEx>
+</file>
+
+<file path=word/commentsExtensible.xml><?xml version="1.0" encoding="utf-8"?>
+<w16cex:commentsExtensible xmlns:wpc="http://schemas.microsoft.com/office/word/2010/wordprocessingCanvas" xmlns:cx="http://schemas.microsoft.com/office/drawing/2014/chartex" xmlns:cx1="http://schemas.microsoft.com/office/drawing/2015/9/8/chartex" xmlns:cx2="http://schemas.microsoft.com/office/drawing/2015/10/21/chartex" xmlns:cx3="http://schemas.microsoft.com/office/drawing/2016/5/9/chartex" xmlns:cx4="http://schemas.microsoft.com/office/drawing/2016/5/10/chartex" xmlns:cx5="http://schemas.microsoft.com/office/drawing/2016/5/11/chartex" xmlns:cx6="http://schemas.microsoft.com/office/drawing/2016/5/12/chartex" xmlns:cx7="http://schemas.microsoft.com/office/drawing/2016/5/13/chartex" xmlns:cx8="http://schemas.microsoft.com/office/drawing/2016/5/14/chartex" xmlns:cr="http://schemas.microsoft.com/office/comments/2020/reactions" xmlns:mc="http://schemas.openxmlformats.org/markup-compatibility/2006" xmlns:aink="http://schemas.microsoft.com/office/drawing/2016/ink" xmlns:am3d="http://schemas.microsoft.com/office/drawing/2017/model3d" xmlns:o="urn:schemas-microsoft-com:office:office" xmlns:oel="http://schemas.microsoft.com/office/2019/extlst" xmlns:r="http://schemas.openxmlformats.org/officeDocument/2006/relationships" xmlns:m="http://schemas.openxmlformats.org/officeDocument/2006/math" xmlns:v="urn:schemas-microsoft-com:vml" xmlns:wp14="http://schemas.microsoft.com/office/word/2010/wordprocessingDrawing" xmlns:wp="http://schemas.openxmlformats.org/drawingml/2006/wordprocessingDrawing" xmlns:w10="urn:schemas-microsoft-com:office:word" xmlns:w="http://schemas.openxmlformats.org/wordprocessingml/2006/main" xmlns:w14="http://schemas.microsoft.com/office/word/2010/wordml" xmlns:w15="http://schemas.microsoft.com/office/word/2012/wordml" xmlns:w16cex="http://schemas.microsoft.com/office/word/2018/wordml/cex" xmlns:w16cid="http://schemas.microsoft.com/office/word/2016/wordml/cid" xmlns:w16="http://schemas.microsoft.com/office/word/2018/wordml" xmlns:w16du="http://schemas.microsoft.com/office/word/2023/wordml/word16du" xmlns:w16sdtdh="http://schemas.microsoft.com/office/word/2020/wordml/sdtdatahash" xmlns:w16sdtfl="http://schemas.microsoft.com/office/word/2024/wordml/sdtformatlock" xmlns:w16se="http://schemas.microsoft.com/office/word/2015/wordml/symex" xmlns:wpg="http://schemas.microsoft.com/office/word/2010/wordprocessingGroup" xmlns:wpi="http://schemas.microsoft.com/office/word/2010/wordprocessingInk" xmlns:wne="http://schemas.microsoft.com/office/word/2006/wordml" xmlns:wps="http://schemas.microsoft.com/office/word/2010/wordprocessingShape" mc:Ignorable="w14 w15 w16se w16cid w16 w16cex w16sdtdh w16sdtfl cr w16du wp14">
+  <w16cex:commentExtensible w16cex:durableId="220D37C2" w16cex:dateUtc="2026-07-17T07:01:00Z"/>
+  <w16cex:commentExtensible w16cex:durableId="290C4247" w16cex:dateUtc="2026-07-17T07:02:00Z"/>
+</w16cex:commentsExtensible>
+</file>
+
+<file path=word/commentsIds.xml><?xml version="1.0" encoding="utf-8"?>
+<w16cid:commentsIds xmlns:wpc="http://schemas.microsoft.com/office/word/2010/wordprocessingCanvas" xmlns:cx="http://schemas.microsoft.com/office/drawing/2014/chartex" xmlns:cx1="http://schemas.microsoft.com/office/drawing/2015/9/8/chartex" xmlns:cx2="http://schemas.microsoft.com/office/drawing/2015/10/21/chartex" xmlns:cx3="http://schemas.microsoft.com/office/drawing/2016/5/9/chartex" xmlns:cx4="http://schemas.microsoft.com/office/drawing/2016/5/10/chartex" xmlns:cx5="http://schemas.microsoft.com/office/drawing/2016/5/11/chartex" xmlns:cx6="http://schemas.microsoft.com/office/drawing/2016/5/12/chartex" xmlns:cx7="http://schemas.microsoft.com/office/drawing/2016/5/13/chartex" xmlns:cx8="http://schemas.microsoft.com/office/drawing/2016/5/14/chartex" xmlns:mc="http://schemas.openxmlformats.org/markup-compatibility/2006" xmlns:aink="http://schemas.microsoft.com/office/drawing/2016/ink" xmlns:am3d="http://schemas.microsoft.com/office/drawing/2017/model3d" xmlns:o="urn:schemas-microsoft-com:office:office" xmlns:oel="http://schemas.microsoft.com/office/2019/extlst" xmlns:r="http://schemas.openxmlformats.org/officeDocument/2006/relationships" xmlns:m="http://schemas.openxmlformats.org/officeDocument/2006/math" xmlns:v="urn:schemas-microsoft-com:vml" xmlns:wp14="http://schemas.microsoft.com/office/word/2010/wordprocessingDrawing" xmlns:wp="http://schemas.openxmlformats.org/drawingml/2006/wordprocessingDrawing" xmlns:w10="urn:schemas-microsoft-com:office:word" xmlns:w="http://schemas.openxmlformats.org/wordprocessingml/2006/main" xmlns:w14="http://schemas.microsoft.com/office/word/2010/wordml" xmlns:w15="http://schemas.microsoft.com/office/word/2012/wordml" xmlns:w16cex="http://schemas.microsoft.com/office/word/2018/wordml/cex" xmlns:w16cid="http://schemas.microsoft.com/office/word/2016/wordml/cid" xmlns:w16="http://schemas.microsoft.com/office/word/2018/wordml" xmlns:w16du="http://schemas.microsoft.com/office/word/2023/wordml/word16du" xmlns:w16sdtdh="http://schemas.microsoft.com/office/word/2020/wordml/sdtdatahash" xmlns:w16sdtfl="http://schemas.microsoft.com/office/word/2024/wordml/sdtformatlock" xmlns:w16se="http://schemas.microsoft.com/office/word/2015/wordml/symex" xmlns:wpg="http://schemas.microsoft.com/office/word/2010/wordprocessingGroup" xmlns:wpi="http://schemas.microsoft.com/office/word/2010/wordprocessingInk" xmlns:wne="http://schemas.microsoft.com/office/word/2006/wordml" xmlns:wps="http://schemas.microsoft.com/office/word/2010/wordprocessingShape" mc:Ignorable="w14 w15 w16se w16cid w16 w16cex w16sdtdh w16sdtfl w16du wp14">
+  <w16cid:commentId w16cid:paraId="099A3BDE" w16cid:durableId="220D37C2"/>
+  <w16cid:commentId w16cid:paraId="3906E728" w16cid:durableId="290C4247"/>
+</w16cid:commentsIds>
+</file>
+
+<file path=word/numbering.xml><?xml version="1.0" encoding="utf-8"?>
+<w:numbering xmlns:wpc="http://schemas.microsoft.com/office/word/2010/wordprocessingCanvas" xmlns:cx="http://schemas.microsoft.com/office/drawing/2014/chartex" xmlns:cx1="http://schemas.microsoft.com/office/drawing/2015/9/8/chartex" xmlns:cx2="http://schemas.microsoft.com/office/drawing/2015/10/21/chartex" xmlns:cx3="http://schemas.microsoft.com/office/drawing/2016/5/9/chartex" xmlns:cx4="http://schemas.microsoft.com/office/drawing/2016/5/10/chartex" xmlns:cx5="http://schemas.microsoft.com/office/drawing/2016/5/11/chartex" xmlns:cx6="http://schemas.microsoft.com/office/drawing/2016/5/12/chartex" xmlns:cx7="http://schemas.microsoft.com/office/drawing/2016/5/13/chartex" xmlns:cx8="http://schemas.microsoft.com/office/drawing/2016/5/14/chartex" xmlns:mc="http://schemas.openxmlformats.org/markup-compatibility/2006" xmlns:aink="http://schemas.microsoft.com/office/drawing/2016/ink" xmlns:am3d="http://schemas.microsoft.com/office/drawing/2017/model3d" xmlns:o="urn:schemas-microsoft-com:office:office" xmlns:oel="http://schemas.microsoft.com/office/2019/extlst" xmlns:r="http://schemas.openxmlformats.org/officeDocument/2006/relationships" xmlns:m="http://schemas.openxmlformats.org/officeDocument/2006/math" xmlns:v="urn:schemas-microsoft-com:vml" xmlns:wp14="http://schemas.microsoft.com/office/word/2010/wordprocessingDrawing" xmlns:wp="http://schemas.openxmlformats.org/drawingml/2006/wordprocessingDrawing" xmlns:w10="urn:schemas-microsoft-com:office:word" xmlns:w="http://schemas.openxmlformats.org/wordprocessingml/2006/main" xmlns:w14="http://schemas.microsoft.com/office/word/2010/wordml" xmlns:w15="http://schemas.microsoft.com/office/word/2012/wordml" xmlns:w16cex="http://schemas.microsoft.com/office/word/2018/wordml/cex" xmlns:w16cid="http://schemas.microsoft.com/office/word/2016/wordml/cid" xmlns:w16="http://schemas.microsoft.com/office/word/2018/wordml" xmlns:w16du="http://schemas.microsoft.com/office/word/2023/wordml/word16du" xmlns:w16sdtdh="http://schemas.microsoft.com/office/word/2020/wordml/sdtdatahash" xmlns:w16sdtfl="http://schemas.microsoft.com/office/word/2024/wordml/sdtformatlock" xmlns:w16se="http://schemas.microsoft.com/office/word/2015/wordml/symex" xmlns:wpg="http://schemas.microsoft.com/office/word/2010/wordprocessingGroup" xmlns:wpi="http://schemas.microsoft.com/office/word/2010/wordprocessingInk" xmlns:wne="http://schemas.microsoft.com/office/word/2006/wordml" xmlns:wps="http://schemas.microsoft.com/office/word/2010/wordprocessingShape" mc:Ignorable="w14 w15 w16se w16cid w16 w16cex w16sdtdh w16sdtfl w16du wp14">
+  <w:abstractNum w:abstractNumId="0" w15:restartNumberingAfterBreak="0">
+    <w:nsid w:val="2C027CDB"/>
+    <w:multiLevelType w:val="multilevel"/>
+    <w:tmpl w:val="C5E47002"/>
+    <w:lvl w:ilvl="0">
+      <w:start w:val="1"/>
+      <w:numFmt w:val="decimal"/>
+      <w:lvlText w:val="%1."/>
+      <w:lvlJc w:val="left"/>
+      <w:pPr>
+        <w:tabs>
+          <w:tab w:val="num" w:pos="720"/>
+        </w:tabs>
+        <w:ind w:left="720" w:hanging="360"/>
+      </w:pPr>
+    </w:lvl>
+    <w:lvl w:ilvl="1" w:tentative="1">
+      <w:start w:val="1"/>
+      <w:numFmt w:val="decimal"/>
+      <w:lvlText w:val="%2."/>
+      <w:lvlJc w:val="left"/>
+      <w:pPr>
+        <w:tabs>
+          <w:tab w:val="num" w:pos="1440"/>
+        </w:tabs>
+        <w:ind w:left="1440" w:hanging="360"/>
+      </w:pPr>
+    </w:lvl>
+    <w:lvl w:ilvl="2" w:tentative="1">
+      <w:start w:val="1"/>
+      <w:numFmt w:val="decimal"/>
+      <w:lvlText w:val="%3."/>
+      <w:lvlJc w:val="left"/>
+      <w:pPr>
+        <w:tabs>
+          <w:tab w:val="num" w:pos="2160"/>
+        </w:tabs>
+        <w:ind w:left="2160" w:hanging="360"/>
+      </w:pPr>
+    </w:lvl>
+    <w:lvl w:ilvl="3" w:tentative="1">
+      <w:start w:val="1"/>
+      <w:numFmt w:val="decimal"/>
+      <w:lvlText w:val="%4."/>
+      <w:lvlJc w:val="left"/>
+      <w:pPr>
+        <w:tabs>
+          <w:tab w:val="num" w:pos="2880"/>
+        </w:tabs>
+        <w:ind w:left="2880" w:hanging="360"/>
+      </w:pPr>
+    </w:lvl>
+    <w:lvl w:ilvl="4" w:tentative="1">
+      <w:start w:val="1"/>
+      <w:numFmt w:val="decimal"/>
+      <w:lvlText w:val="%5."/>
+      <w:lvlJc w:val="left"/>
+      <w:pPr>
+        <w:tabs>
+          <w:tab w:val="num" w:pos="3600"/>
+        </w:tabs>
+        <w:ind w:left="3600" w:hanging="360"/>
+      </w:pPr>
+    </w:lvl>
+    <w:lvl w:ilvl="5" w:tentative="1">
+      <w:start w:val="1"/>
+      <w:numFmt w:val="decimal"/>
+      <w:lvlText w:val="%6."/>
+      <w:lvlJc w:val="left"/>
+      <w:pPr>
+        <w:tabs>
+          <w:tab w:val="num" w:pos="4320"/>
+        </w:tabs>
+        <w:ind w:left="4320" w:hanging="360"/>
+      </w:pPr>
+    </w:lvl>
+    <w:lvl w:ilvl="6" w:tentative="1">
+      <w:start w:val="1"/>
+      <w:numFmt w:val="decimal"/>
+      <w:lvlText w:val="%7."/>
+      <w:lvlJc w:val="left"/>
+      <w:pPr>
+        <w:tabs>
+          <w:tab w:val="num" w:pos="5040"/>
+        </w:tabs>
+        <w:ind w:left="5040" w:hanging="360"/>
+      </w:pPr>
+    </w:lvl>
+    <w:lvl w:ilvl="7" w:tentative="1">
+      <w:start w:val="1"/>
+      <w:numFmt w:val="decimal"/>
+      <w:lvlText w:val="%8."/>
+      <w:lvlJc w:val="left"/>
+      <w:pPr>
+        <w:tabs>
+          <w:tab w:val="num" w:pos="5760"/>
+        </w:tabs>
+        <w:ind w:left="5760" w:hanging="360"/>
+      </w:pPr>
+    </w:lvl>
+    <w:lvl w:ilvl="8" w:tentative="1">
+      <w:start w:val="1"/>
+      <w:numFmt w:val="decimal"/>
+      <w:lvlText w:val="%9."/>
+      <w:lvlJc w:val="left"/>
+      <w:pPr>
+        <w:tabs>
+          <w:tab w:val="num" w:pos="6480"/>
+        </w:tabs>
+        <w:ind w:left="6480" w:hanging="360"/>
+      </w:pPr>
+    </w:lvl>
+  </w:abstractNum>
+  <w:abstractNum w:abstractNumId="1" w15:restartNumberingAfterBreak="0">
+    <w:nsid w:val="6EB445C8"/>
+    <w:multiLevelType w:val="multilevel"/>
+    <w:tmpl w:val="94B8FC24"/>
+    <w:lvl w:ilvl="0">
+      <w:start w:val="1"/>
+      <w:numFmt w:val="decimal"/>
+      <w:lvlText w:val="%1."/>
+      <w:lvlJc w:val="left"/>
+      <w:pPr>
+        <w:tabs>
+          <w:tab w:val="num" w:pos="720"/>
+        </w:tabs>
+        <w:ind w:left="720" w:hanging="360"/>
+      </w:pPr>
+    </w:lvl>
+    <w:lvl w:ilvl="1" w:tentative="1">
+      <w:start w:val="1"/>
+      <w:numFmt w:val="decimal"/>
+      <w:lvlText w:val="%2."/>
+      <w:lvlJc w:val="left"/>
+      <w:pPr>
+        <w:tabs>
+          <w:tab w:val="num" w:pos="1440"/>
+        </w:tabs>
+        <w:ind w:left="1440" w:hanging="360"/>
+      </w:pPr>
+    </w:lvl>
+    <w:lvl w:ilvl="2" w:tentative="1">
+      <w:start w:val="1"/>
+      <w:numFmt w:val="decimal"/>
+      <w:lvlText w:val="%3."/>
+      <w:lvlJc w:val="left"/>
+      <w:pPr>
+        <w:tabs>
+          <w:tab w:val="num" w:pos="2160"/>
+        </w:tabs>
+        <w:ind w:left="2160" w:hanging="360"/>
+      </w:pPr>
+    </w:lvl>
+    <w:lvl w:ilvl="3" w:tentative="1">
+      <w:start w:val="1"/>
+      <w:numFmt w:val="decimal"/>
+      <w:lvlText w:val="%4."/>
+      <w:lvlJc w:val="left"/>
+      <w:pPr>
+        <w:tabs>
+          <w:tab w:val="num" w:pos="2880"/>
+        </w:tabs>
+        <w:ind w:left="2880" w:hanging="360"/>
+      </w:pPr>
+    </w:lvl>
+    <w:lvl w:ilvl="4" w:tentative="1">
+      <w:start w:val="1"/>
+      <w:numFmt w:val="decimal"/>
+      <w:lvlText w:val="%5."/>
+      <w:lvlJc w:val="left"/>
+      <w:pPr>
+        <w:tabs>
+          <w:tab w:val="num" w:pos="3600"/>
+        </w:tabs>
+        <w:ind w:left="3600" w:hanging="360"/>
+      </w:pPr>
+    </w:lvl>
+    <w:lvl w:ilvl="5" w:tentative="1">
+      <w:start w:val="1"/>
+      <w:numFmt w:val="decimal"/>
+      <w:lvlText w:val="%6."/>
+      <w:lvlJc w:val="left"/>
+      <w:pPr>
+        <w:tabs>
+          <w:tab w:val="num" w:pos="4320"/>
+        </w:tabs>
+        <w:ind w:left="4320" w:hanging="360"/>
+      </w:pPr>
+    </w:lvl>
+    <w:lvl w:ilvl="6" w:tentative="1">
+      <w:start w:val="1"/>
+      <w:numFmt w:val="decimal"/>
+      <w:lvlText w:val="%7."/>
+      <w:lvlJc w:val="left"/>
+      <w:pPr>
+        <w:tabs>
+          <w:tab w:val="num" w:pos="5040"/>
+        </w:tabs>
+        <w:ind w:left="5040" w:hanging="360"/>
+      </w:pPr>
+    </w:lvl>
+    <w:lvl w:ilvl="7" w:tentative="1">
+      <w:start w:val="1"/>
+      <w:numFmt w:val="decimal"/>
+      <w:lvlText w:val="%8."/>
+      <w:lvlJc w:val="left"/>
+      <w:pPr>
+        <w:tabs>
+          <w:tab w:val="num" w:pos="5760"/>
+        </w:tabs>
+        <w:ind w:left="5760" w:hanging="360"/>
+      </w:pPr>
+    </w:lvl>
+    <w:lvl w:ilvl="8" w:tentative="1">
+      <w:start w:val="1"/>
+      <w:numFmt w:val="decimal"/>
+      <w:lvlText w:val="%9."/>
+      <w:lvlJc w:val="left"/>
+      <w:pPr>
+        <w:tabs>
+          <w:tab w:val="num" w:pos="6480"/>
+        </w:tabs>
+        <w:ind w:left="6480" w:hanging="360"/>
+      </w:pPr>
+    </w:lvl>
+  </w:abstractNum>
+  <w:num w:numId="1" w16cid:durableId="872495787">
+    <w:abstractNumId w:val="0"/>
+  </w:num>
+  <w:num w:numId="2" w16cid:durableId="1128279998">
+    <w:abstractNumId w:val="1"/>
+  </w:num>
+</w:numbering>
+</file>
+
+<file path=word/people.xml><?xml version="1.0" encoding="utf-8"?>
+<w15:people xmlns:wpc="http://schemas.microsoft.com/office/word/2010/wordprocessingCanvas" xmlns:cx="http://schemas.microsoft.com/office/drawing/2014/chartex" xmlns:cx1="http://schemas.microsoft.com/office/drawing/2015/9/8/chartex" xmlns:cx2="http://schemas.microsoft.com/office/drawing/2015/10/21/chartex" xmlns:cx3="http://schemas.microsoft.com/office/drawing/2016/5/9/chartex" xmlns:cx4="http://schemas.microsoft.com/office/drawing/2016/5/10/chartex" xmlns:cx5="http://schemas.microsoft.com/office/drawing/2016/5/11/chartex" xmlns:cx6="http://schemas.microsoft.com/office/drawing/2016/5/12/chartex" xmlns:cx7="http://schemas.microsoft.com/office/drawing/2016/5/13/chartex" xmlns:cx8="http://schemas.microsoft.com/office/drawing/2016/5/14/chartex" xmlns:mc="http://schemas.openxmlformats.org/markup-compatibility/2006" xmlns:aink="http://schemas.microsoft.com/office/drawing/2016/ink" xmlns:am3d="http://schemas.microsoft.com/office/drawing/2017/model3d" xmlns:o="urn:schemas-microsoft-com:office:office" xmlns:oel="http://schemas.microsoft.com/office/2019/extlst" xmlns:r="http://schemas.openxmlformats.org/officeDocument/2006/relationships" xmlns:m="http://schemas.openxmlformats.org/officeDocument/2006/math" xmlns:v="urn:schemas-microsoft-com:vml" xmlns:wp14="http://schemas.microsoft.com/office/word/2010/wordprocessingDrawing" xmlns:wp="http://schemas.openxmlformats.org/drawingml/2006/wordprocessingDrawing" xmlns:w10="urn:schemas-microsoft-com:office:word" xmlns:w="http://schemas.openxmlformats.org/wordprocessingml/2006/main" xmlns:w14="http://schemas.microsoft.com/office/word/2010/wordml" xmlns:w15="http://schemas.microsoft.com/office/word/2012/wordml" xmlns:w16cex="http://schemas.microsoft.com/office/word/2018/wordml/cex" xmlns:w16cid="http://schemas.microsoft.com/office/word/2016/wordml/cid" xmlns:w16="http://schemas.microsoft.com/office/word/2018/wordml" xmlns:w16du="http://schemas.microsoft.com/office/word/2023/wordml/word16du" xmlns:w16sdtdh="http://schemas.microsoft.com/office/word/2020/wordml/sdtdatahash" xmlns:w16sdtfl="http://schemas.microsoft.com/office/word/2024/wordml/sdtformatlock" xmlns:w16se="http://schemas.microsoft.com/office/word/2015/wordml/symex" xmlns:wpg="http://schemas.microsoft.com/office/word/2010/wordprocessingGroup" xmlns:wpi="http://schemas.microsoft.com/office/word/2010/wordprocessingInk" xmlns:wne="http://schemas.microsoft.com/office/word/2006/wordml" xmlns:wps="http://schemas.microsoft.com/office/word/2010/wordprocessingShape" mc:Ignorable="w14 w15 w16se w16cid w16 w16cex w16sdtdh w16sdtfl w16du wp14">
+  <w15:person w15:author="Legotech-PC15">
+    <w15:presenceInfo w15:providerId="None" w15:userId="Legotech-PC15"/>
+  </w15:person>
+</w15:people>
+</file>
+
 <file path=word/styles.xml><?xml version="1.0" encoding="utf-8"?>
-<w:styles xmlns:mc="http://schemas.openxmlformats.org/markup-compatibility/2006" xmlns:r="http://schemas.openxmlformats.org/officeDocument/2006/relationships" xmlns:w="http://schemas.openxmlformats.org/wordprocessingml/2006/main" xmlns:w14="http://schemas.microsoft.com/office/word/2010/wordml" xmlns:w15="http://schemas.microsoft.com/office/word/2012/wordml" xmlns:w16se="http://schemas.microsoft.com/office/word/2015/wordml/symex" mc:Ignorable="w14 w15 w16se">
+<w:styles xmlns:mc="http://schemas.openxmlformats.org/markup-compatibility/2006" xmlns:r="http://schemas.openxmlformats.org/officeDocument/2006/relationships" xmlns:w="http://schemas.openxmlformats.org/wordprocessingml/2006/main" xmlns:w14="http://schemas.microsoft.com/office/word/2010/wordml" xmlns:w15="http://schemas.microsoft.com/office/word/2012/wordml" xmlns:w16cex="http://schemas.microsoft.com/office/word/2018/wordml/cex" xmlns:w16cid="http://schemas.microsoft.com/office/word/2016/wordml/cid" xmlns:w16="http://schemas.microsoft.com/office/word/2018/wordml" xmlns:w16du="http://schemas.microsoft.com/office/word/2023/wordml/word16du" xmlns:w16sdtdh="http://schemas.microsoft.com/office/word/2020/wordml/sdtdatahash" xmlns:w16sdtfl="http://schemas.microsoft.com/office/word/2024/wordml/sdtformatlock" xmlns:w16se="http://schemas.microsoft.com/office/word/2015/wordml/symex" mc:Ignorable="w14 w15 w16se w16cid w16 w16cex w16sdtdh w16sdtfl w16du">
   <w:docDefaults>
     <w:rPrDefault>
       <w:rPr>
@@ -6247,7 +7694,7 @@
       </w:pPr>
     </w:pPrDefault>
   </w:docDefaults>
-  <w:latentStyles w:defLockedState="0" w:defUIPriority="99" w:defSemiHidden="0" w:defUnhideWhenUsed="0" w:defQFormat="0" w:count="371">
+  <w:latentStyles w:defLockedState="0" w:defUIPriority="99" w:defSemiHidden="0" w:defUnhideWhenUsed="0" w:defQFormat="0" w:count="376">
     <w:lsdException w:name="Normal" w:uiPriority="0" w:qFormat="1"/>
     <w:lsdException w:name="heading 1" w:uiPriority="9" w:qFormat="1"/>
     <w:lsdException w:name="heading 2" w:semiHidden="1" w:uiPriority="9" w:unhideWhenUsed="1" w:qFormat="1"/>
@@ -6619,6 +8066,11 @@
     <w:lsdException w:name="List Table 5 Dark Accent 6" w:uiPriority="50"/>
     <w:lsdException w:name="List Table 6 Colorful Accent 6" w:uiPriority="51"/>
     <w:lsdException w:name="List Table 7 Colorful Accent 6" w:uiPriority="52"/>
+    <w:lsdException w:name="Mention" w:semiHidden="1" w:unhideWhenUsed="1"/>
+    <w:lsdException w:name="Smart Hyperlink" w:semiHidden="1" w:unhideWhenUsed="1"/>
+    <w:lsdException w:name="Hashtag" w:semiHidden="1" w:unhideWhenUsed="1"/>
+    <w:lsdException w:name="Unresolved Mention" w:semiHidden="1" w:unhideWhenUsed="1"/>
+    <w:lsdException w:name="Smart Link" w:semiHidden="1" w:unhideWhenUsed="1"/>
   </w:latentStyles>
   <w:style w:type="paragraph" w:default="1" w:styleId="Normal">
     <w:name w:val="Normal"/>
@@ -6670,7 +8122,6 @@
   <w:style w:type="character" w:default="1" w:styleId="DefaultParagraphFont">
     <w:name w:val="Default Paragraph Font"/>
     <w:uiPriority w:val="1"/>
-    <w:semiHidden/>
     <w:unhideWhenUsed/>
   </w:style>
   <w:style w:type="table" w:default="1" w:styleId="TableNormal">
@@ -6794,6 +8245,74 @@
     <w:name w:val="hljs-built_in"/>
     <w:basedOn w:val="DefaultParagraphFont"/>
     <w:rsid w:val="004D3407"/>
+  </w:style>
+  <w:style w:type="character" w:styleId="CommentReference">
+    <w:name w:val="annotation reference"/>
+    <w:basedOn w:val="DefaultParagraphFont"/>
+    <w:uiPriority w:val="99"/>
+    <w:semiHidden/>
+    <w:unhideWhenUsed/>
+    <w:rsid w:val="0003478D"/>
+    <w:rPr>
+      <w:sz w:val="16"/>
+      <w:szCs w:val="16"/>
+    </w:rPr>
+  </w:style>
+  <w:style w:type="paragraph" w:styleId="CommentText">
+    <w:name w:val="annotation text"/>
+    <w:basedOn w:val="Normal"/>
+    <w:link w:val="CommentTextChar"/>
+    <w:uiPriority w:val="99"/>
+    <w:semiHidden/>
+    <w:unhideWhenUsed/>
+    <w:rsid w:val="0003478D"/>
+    <w:pPr>
+      <w:spacing w:line="240" w:lineRule="auto"/>
+    </w:pPr>
+    <w:rPr>
+      <w:sz w:val="20"/>
+      <w:szCs w:val="20"/>
+    </w:rPr>
+  </w:style>
+  <w:style w:type="character" w:customStyle="1" w:styleId="CommentTextChar">
+    <w:name w:val="Comment Text Char"/>
+    <w:basedOn w:val="DefaultParagraphFont"/>
+    <w:link w:val="CommentText"/>
+    <w:uiPriority w:val="99"/>
+    <w:semiHidden/>
+    <w:rsid w:val="0003478D"/>
+    <w:rPr>
+      <w:sz w:val="20"/>
+      <w:szCs w:val="20"/>
+    </w:rPr>
+  </w:style>
+  <w:style w:type="paragraph" w:styleId="CommentSubject">
+    <w:name w:val="annotation subject"/>
+    <w:basedOn w:val="CommentText"/>
+    <w:next w:val="CommentText"/>
+    <w:link w:val="CommentSubjectChar"/>
+    <w:uiPriority w:val="99"/>
+    <w:semiHidden/>
+    <w:unhideWhenUsed/>
+    <w:rsid w:val="0003478D"/>
+    <w:rPr>
+      <w:b/>
+      <w:bCs/>
+    </w:rPr>
+  </w:style>
+  <w:style w:type="character" w:customStyle="1" w:styleId="CommentSubjectChar">
+    <w:name w:val="Comment Subject Char"/>
+    <w:basedOn w:val="CommentTextChar"/>
+    <w:link w:val="CommentSubject"/>
+    <w:uiPriority w:val="99"/>
+    <w:semiHidden/>
+    <w:rsid w:val="0003478D"/>
+    <w:rPr>
+      <w:b/>
+      <w:bCs/>
+      <w:sz w:val="20"/>
+      <w:szCs w:val="20"/>
+    </w:rPr>
   </w:style>
 </w:styles>
 </file>

--- a/Linux-Service.docx
+++ b/Linux-Service.docx
@@ -1215,7 +1215,22 @@
           <w:sz w:val="32"/>
           <w:szCs w:val="32"/>
         </w:rPr>
-        <w:t>sudo apt install fontconfig openjdk-21-jre</w:t>
+        <w:t>sudo apt install openjdk-21-jre</w:t>
+      </w:r>
+    </w:p>
+    <w:p>
+      <w:pPr>
+        <w:rPr>
+          <w:sz w:val="32"/>
+          <w:szCs w:val="32"/>
+        </w:rPr>
+      </w:pPr>
+      <w:r>
+        <w:rPr>
+          <w:sz w:val="32"/>
+          <w:szCs w:val="32"/>
+        </w:rPr>
+        <w:t>sudo apt install openjdk-21-jdk -y</w:t>
       </w:r>
     </w:p>
     <w:p>
@@ -1395,6 +1410,7 @@
           <w:sz w:val="21"/>
           <w:szCs w:val="21"/>
         </w:rPr>
+        <w:lastRenderedPageBreak/>
         <w:t>sudo snap install --classic certbot</w:t>
       </w:r>
     </w:p>
@@ -1440,7 +1456,6 @@
           <w:sz w:val="21"/>
           <w:szCs w:val="21"/>
         </w:rPr>
-        <w:lastRenderedPageBreak/>
         <w:t>sudo ln -s /snap/bin/certbot /usr/local/bin/certbot</w:t>
       </w:r>
     </w:p>
@@ -1977,6 +1992,7 @@
           <w:sz w:val="21"/>
           <w:szCs w:val="21"/>
         </w:rPr>
+        <w:lastRenderedPageBreak/>
         <w:t>-</w:t>
       </w:r>
       <w:r>
@@ -2037,7 +2053,6 @@
           <w:sz w:val="21"/>
           <w:szCs w:val="21"/>
         </w:rPr>
-        <w:lastRenderedPageBreak/>
         <w:t>-</w:t>
       </w:r>
       <w:r>
@@ -2641,6 +2656,7 @@
           <w:sz w:val="32"/>
           <w:szCs w:val="32"/>
         </w:rPr>
+        <w:lastRenderedPageBreak/>
         <w:t>-Default no password for root. Reset root password:</w:t>
       </w:r>
     </w:p>
@@ -2656,7 +2672,6 @@
           <w:sz w:val="32"/>
           <w:szCs w:val="32"/>
         </w:rPr>
-        <w:lastRenderedPageBreak/>
         <w:t>+</w:t>
       </w:r>
       <w:r>
@@ -3057,6 +3072,7 @@
           <w:sz w:val="32"/>
           <w:szCs w:val="32"/>
         </w:rPr>
+        <w:lastRenderedPageBreak/>
         <w:t>GRANT ALL PRIVILEGES ON myapp.* TO 'appuser'@'localhost';</w:t>
       </w:r>
     </w:p>
@@ -3072,7 +3088,6 @@
           <w:sz w:val="32"/>
           <w:szCs w:val="32"/>
         </w:rPr>
-        <w:lastRenderedPageBreak/>
         <w:t>FLUSH PRIVILEGES;</w:t>
       </w:r>
     </w:p>
@@ -3431,6 +3446,7 @@
           <w:sz w:val="32"/>
           <w:szCs w:val="32"/>
         </w:rPr>
+        <w:lastRenderedPageBreak/>
         <w:t>sudo systemctl stop mysql</w:t>
       </w:r>
     </w:p>
@@ -3446,7 +3462,6 @@
           <w:sz w:val="32"/>
           <w:szCs w:val="32"/>
         </w:rPr>
-        <w:lastRenderedPageBreak/>
         <w:t>sudo apt-get purge mysql-server mysql-client mysql-common mysql-server-core-* mysql-client-core-*</w:t>
       </w:r>
     </w:p>
